--- a/exports/ko_revised_cases_v1/KO_REVISED_CASES_REVIEW.docx
+++ b/exports/ko_revised_cases_v1/KO_REVISED_CASES_REVIEW.docx
@@ -8843,109 +8843,13 @@
         <w:pStyle w:val="Heading3"/>
       </w:pPr>
       <w:r>
-        <w:t>overall — Overall recommendation</w:t>
-      </w:r>
-    </w:p>
-    <w:p>
-      <w:r>
-        <w:t xml:space="preserve">Accept </w:t>
-      </w:r>
-      <w:sdt>
-        <w:sdtPr>
-          <w:rPr>
-            <w:rFonts w:ascii="MS Gothic" w:hAnsi="MS Gothic" w:cs="MS Gothic" w:eastAsia="MS Gothic" w:hint="eastAsia"/>
-            <w:sz w:val="28"/>
-            <w:szCs w:val="28"/>
-          </w:rPr>
-          <w:alias w:val="VAL-805 overall Accept"/>
-          <w:tag w:val="VAL-805-overall-Accept"/>
-          <w:id w:val="213"/>
-          <w15:color xmlns:w15="http://schemas.microsoft.com/office/word/2012/wordml" w15:val="2E75B6"/>
-          <w15:appearance xmlns:w15="http://schemas.microsoft.com/office/word/2012/wordml" w15:val="boundingBox"/>
-          <w14:checkbox>
-            <w14:checked w14:val="0"/>
-            <w14:checkedState w14:val="2612" w14:font="MS Gothic"/>
-            <w14:uncheckedState w14:val="2610" w14:font="MS Gothic"/>
-          </w14:checkbox>
-        </w:sdtPr>
-        <w:sdtEndPr/>
-        <w:sdtContent>
-          <w:r>
-            <w:rPr>
-              <w:rFonts w:ascii="MS Gothic" w:hAnsi="MS Gothic" w:cs="MS Gothic" w:eastAsia="MS Gothic" w:hint="eastAsia"/>
-              <w:sz w:val="28"/>
-              <w:szCs w:val="28"/>
-            </w:rPr>
-            <w:t>☐</w:t>
-          </w:r>
-        </w:sdtContent>
-      </w:sdt>
-      <w:r>
-        <w:t xml:space="preserve">Revise </w:t>
-      </w:r>
-      <w:sdt>
-        <w:sdtPr>
-          <w:rPr>
-            <w:rFonts w:ascii="MS Gothic" w:hAnsi="MS Gothic" w:cs="MS Gothic" w:eastAsia="MS Gothic" w:hint="eastAsia"/>
-            <w:sz w:val="28"/>
-            <w:szCs w:val="28"/>
-          </w:rPr>
-          <w:alias w:val="VAL-805 overall Revise"/>
-          <w:tag w:val="VAL-805-overall-Revise"/>
-          <w:id w:val="214"/>
-          <w15:color xmlns:w15="http://schemas.microsoft.com/office/word/2012/wordml" w15:val="2E75B6"/>
-          <w15:appearance xmlns:w15="http://schemas.microsoft.com/office/word/2012/wordml" w15:val="boundingBox"/>
-          <w14:checkbox>
-            <w14:checked w14:val="0"/>
-            <w14:checkedState w14:val="2612" w14:font="MS Gothic"/>
-            <w14:uncheckedState w14:val="2610" w14:font="MS Gothic"/>
-          </w14:checkbox>
-        </w:sdtPr>
-        <w:sdtEndPr/>
-        <w:sdtContent>
-          <w:r>
-            <w:rPr>
-              <w:rFonts w:ascii="MS Gothic" w:hAnsi="MS Gothic" w:cs="MS Gothic" w:eastAsia="MS Gothic" w:hint="eastAsia"/>
-              <w:sz w:val="28"/>
-              <w:szCs w:val="28"/>
-            </w:rPr>
-            <w:t>☐</w:t>
-          </w:r>
-        </w:sdtContent>
-      </w:sdt>
-      <w:r>
-        <w:t xml:space="preserve">Exclude </w:t>
-      </w:r>
-      <w:sdt>
-        <w:sdtPr>
-          <w:rPr>
-            <w:rFonts w:ascii="MS Gothic" w:hAnsi="MS Gothic" w:cs="MS Gothic" w:eastAsia="MS Gothic" w:hint="eastAsia"/>
-            <w:sz w:val="28"/>
-            <w:szCs w:val="28"/>
-          </w:rPr>
-          <w:alias w:val="VAL-805 overall Exclude"/>
-          <w:tag w:val="VAL-805-overall-Exclude"/>
-          <w:id w:val="215"/>
-          <w15:color xmlns:w15="http://schemas.microsoft.com/office/word/2012/wordml" w15:val="2E75B6"/>
-          <w15:appearance xmlns:w15="http://schemas.microsoft.com/office/word/2012/wordml" w15:val="boundingBox"/>
-          <w14:checkbox>
-            <w14:checked w14:val="0"/>
-            <w14:checkedState w14:val="2612" w14:font="MS Gothic"/>
-            <w14:uncheckedState w14:val="2610" w14:font="MS Gothic"/>
-          </w14:checkbox>
-        </w:sdtPr>
-        <w:sdtEndPr/>
-        <w:sdtContent>
-          <w:r>
-            <w:rPr>
-              <w:rFonts w:ascii="MS Gothic" w:hAnsi="MS Gothic" w:cs="MS Gothic" w:eastAsia="MS Gothic" w:hint="eastAsia"/>
-              <w:sz w:val="28"/>
-              <w:szCs w:val="28"/>
-            </w:rPr>
-            <w:t>☐</w:t>
-          </w:r>
-        </w:sdtContent>
-      </w:sdt>
+        <w:t>Case-specific question — HFrEF therapy</w:t>
+      </w:r>
+    </w:p>
+    <w:p>
+      <w:r>
+        <w:t>Which HFrEF therapies, if any, should be required versus acceptable alternatives given ejection fraction 30 percent, systolic blood pressure 110 mmHg, creatinine 0.9 mg/dL, and potassium 4.3 mmol/L?</w:t>
+      </w:r>
     </w:p>
     <w:tbl>
       <w:tblPr>
@@ -8963,9 +8867,9 @@
           <w:p/>
           <w:sdt>
             <w:sdtPr>
-              <w:alias w:val="Revision comments"/>
-              <w:tag w:val="VAL-805-overall-comment"/>
-              <w:id w:val="216"/>
+              <w:alias w:val="Required versus acceptable HFrEF therapies"/>
+              <w:tag w:val="VAL-805-hfref-therapies"/>
+              <w:id w:val="213"/>
               <w15:color xmlns:w15="http://schemas.microsoft.com/office/word/2012/wordml" w15:val="2E75B6"/>
               <w15:appearance xmlns:w15="http://schemas.microsoft.com/office/word/2012/wordml" w15:val="boundingBox"/>
             </w:sdtPr>
@@ -8993,313 +8897,15 @@
     </w:tbl>
     <w:p>
       <w:pPr>
-        <w:pStyle w:val="Heading2"/>
-      </w:pPr>
-      <w:r>
-        <w:t>CLINICIAN VALIDATION REFERENCE</w:t>
-      </w:r>
-    </w:p>
-    <w:p>
-      <w:r>
-        <w:t>Not shown to residents in the assessment study.</w:t>
-      </w:r>
-    </w:p>
-    <w:p>
-      <w:r>
-        <w:t>Complete the ratings above before using this reference.</w:t>
-      </w:r>
-    </w:p>
-    <w:p>
-      <w:pPr>
-        <w:pStyle w:val="ListBullet"/>
-      </w:pPr>
-      <w:r>
-        <w:t>continue: furosemide 40 MG Oral Tablet 40 MG oral once daily. Duration: not specified. Indication: Acute systolic (congestive) heart failure. Rationale: Congestion resolved and weight returned to the 80 kg dry weight, so the home oral 40 MG daily dose is resumed.. Monitoring: see chart.</w:t>
-      </w:r>
-    </w:p>
-    <w:p>
-      <w:pPr>
-        <w:pStyle w:val="ListBullet"/>
-      </w:pPr>
-      <w:r>
-        <w:t>continue: 24 HR metoprolol succinate 25 MG Extended Release Oral Tablet 25 MG oral once daily. Duration: not specified. Indication: Acute systolic (congestive) heart failure. Rationale: Ejection fraction is 30 percent, discharge heart rate is 69, and systolic pressure is 110 mmHg.. Monitoring: see chart.</w:t>
-      </w:r>
-    </w:p>
-    <w:p>
-      <w:pPr>
-        <w:pStyle w:val="ListBullet"/>
-      </w:pPr>
-      <w:r>
-        <w:t>continue: atorvastatin 40 MG Oral Tablet 40 MG oral once daily. Duration: not specified. Indication: Mixed hyperlipidemia. Rationale: Hyperlipidemia is a separate active problem and no statin intolerance is described.. Monitoring: see chart.</w:t>
-      </w:r>
-    </w:p>
-    <w:p>
-      <w:pPr>
-        <w:pStyle w:val="ListBullet"/>
-      </w:pPr>
-      <w:r>
-        <w:t>Acceptable alternative: start ACE inhibitor, ARB, or SGLT2 inhibitor. Ejection fraction is 30 percent and creatinine recovered to 0.9 mg/dL. The reference plan does not start one of these classes because none was a home medicine and the discharge systolic pressure is 110 mmHg. A reviewer may still accept a low-dose start.</w:t>
-      </w:r>
-    </w:p>
-    <w:p>
-      <w:pPr>
-        <w:pStyle w:val="ListBullet"/>
-      </w:pPr>
-      <w:r>
-        <w:t>Reference follow-up: Heart-failure clinic after diuresis in 7 days with cardiology.</w:t>
-      </w:r>
-    </w:p>
-    <w:p>
-      <w:pPr>
-        <w:pStyle w:val="ListBullet"/>
-      </w:pPr>
-      <w:r>
-        <w:t>Evidence for furosemide 40 MG Oral Tablet: SUFFICIENT_EVIDENCE. Intravenous furosemide 40 MG twice daily, distinct from home oral therapy. creatinine 1.7 to 0.9 mg/dL; natriuretic peptide 1120 to 369 pg/mL Visible in hospital course; weights; labs; imaging.</w:t>
-      </w:r>
-    </w:p>
-    <w:p>
-      <w:pPr>
-        <w:pStyle w:val="ListBullet"/>
-      </w:pPr>
-      <w:r>
-        <w:t>Evidence for 24 HR metoprolol succinate 25 MG Extended Release Oral Tablet: SUFFICIENT_EVIDENCE. Beta blocker was continued through diuresis. potassium 4.3 mmol/L Visible in hospital course; weights; labs; imaging.</w:t>
-      </w:r>
-    </w:p>
-    <w:p>
-      <w:pPr>
-        <w:pStyle w:val="ListBullet"/>
-      </w:pPr>
-      <w:r>
-        <w:t>Evidence for atorvastatin 40 MG Oral Tablet: SUFFICIENT_EVIDENCE. none none Visible in hospital course; weights; labs; imaging.</w:t>
-      </w:r>
-    </w:p>
-    <w:p>
-      <w:pPr>
-        <w:pStyle w:val="Heading1"/>
-      </w:pPr>
-      <w:r>
-        <w:t>CASE VAL-809</w:t>
-      </w:r>
-    </w:p>
-    <w:p>
-      <w:r>
-        <w:t>82-year-old Male with Acute and subacute infective endocarditis</w:t>
-      </w:r>
-    </w:p>
-    <w:p>
-      <w:pPr>
-        <w:pStyle w:val="Heading2"/>
-      </w:pPr>
-      <w:r>
-        <w:t>Resident-facing chart</w:t>
-      </w:r>
-    </w:p>
-    <w:p>
-      <w:r>
-        <w:t>An 82-year-old man with hypertension and hyperlipidemia is admitted with one week of fever and fatigue. He had a dental extraction three weeks earlier. A new murmur is present. Home medicines are lisinopril and atorvastatin. Outpatient creatinine last month was 0.8 mg/dL.</w:t>
-      </w:r>
-    </w:p>
-    <w:p>
-      <w:r>
-        <w:t>Diagnoses: Acute and subacute infective endocarditis; Essential (primary) hypertension; Mixed hyperlipidemia</w:t>
-      </w:r>
-    </w:p>
-    <w:p>
-      <w:r>
-        <w:t>admission: Admission note. Fever 38.6 C, heart rate 104, and a new murmur after a recent dental extraction. Blood cultures grew gram-positive cocci. Creatinine is 1.3 mg/dL, above the 0.8 mg/dL baseline.</w:t>
-      </w:r>
-    </w:p>
-    <w:p>
-      <w:r>
-        <w:t>hospital_course: Blood cultures grew Viridans group streptococcus. A transthoracic echocardiogram showed a vegetation. Ceftriaxone 2000 MG intravenously once daily was started. Later blood cultures showed no growth, and fever resolved. Acute kidney injury was attributed to the infection: creatinine 1.3 mg/dL on admission, 1.0 mg/dL on hospital day 3, and 0.8 mg/dL at discharge. Lisinopril was held while creatinine was 1.3 mg/dL. At discharge the creatinine is 0.8 mg/dL and the systolic blood pressure is 118 mmHg.</w:t>
-      </w:r>
-    </w:p>
-    <w:p>
-      <w:r>
-        <w:t>Medications (home and inpatient only):</w:t>
-      </w:r>
-    </w:p>
-    <w:p>
-      <w:pPr>
-        <w:pStyle w:val="ListBullet"/>
-      </w:pPr>
-      <w:r>
-        <w:t>home: atorvastatin 40 MG Oral Tablet 40 MG oral once daily. Indication: Mixed hyperlipidemia. Held reason: none. Notes: none.</w:t>
-      </w:r>
-    </w:p>
-    <w:p>
-      <w:pPr>
-        <w:pStyle w:val="ListBullet"/>
-      </w:pPr>
-      <w:r>
-        <w:t>home: lisinopril 10 MG Oral Tablet 10 MG oral once daily. Indication: Essential (primary) hypertension. Held reason: none. Notes: none.</w:t>
-      </w:r>
-    </w:p>
-    <w:p>
-      <w:pPr>
-        <w:pStyle w:val="ListBullet"/>
-      </w:pPr>
-      <w:r>
-        <w:t>inpatient: atorvastatin 40 MG Oral Tablet 40 MG oral once daily. Indication: Mixed hyperlipidemia. Held reason: none. Notes: none.</w:t>
-      </w:r>
-    </w:p>
-    <w:p>
-      <w:pPr>
-        <w:pStyle w:val="ListBullet"/>
-      </w:pPr>
-      <w:r>
-        <w:t>inpatient: ceftriaxone 2000 MG Injection 2000 MG intravenous once daily. Indication: Acute and subacute infective endocarditis. Held reason: none. Notes: Started during this admission..</w:t>
-      </w:r>
-    </w:p>
-    <w:p>
-      <w:pPr>
-        <w:pStyle w:val="ListBullet"/>
-      </w:pPr>
-      <w:r>
-        <w:t>inpatient: lisinopril 10 MG Oral Tablet 10 MG oral once daily. Indication: Essential (primary) hypertension. Held reason: Held while creatinine was 1.3 mg/dL.. Notes: none.</w:t>
-      </w:r>
-    </w:p>
-    <w:p>
-      <w:r>
-        <w:t>Vital signs:</w:t>
-      </w:r>
-    </w:p>
-    <w:p>
-      <w:pPr>
-        <w:pStyle w:val="ListBullet"/>
-      </w:pPr>
-      <w:r>
-        <w:t>admission: blood pressure 128/86, heart rate 104, respiratory rate 22, temperature 38.60, oxygen saturation 98.00.</w:t>
-      </w:r>
-    </w:p>
-    <w:p>
-      <w:pPr>
-        <w:pStyle w:val="ListBullet"/>
-      </w:pPr>
-      <w:r>
-        <w:t>discharge: blood pressure 118/85, heart rate 76, respiratory rate 19, temperature 36.80, oxygen saturation 96.00.</w:t>
-      </w:r>
-    </w:p>
-    <w:p>
-      <w:r>
-        <w:t>Laboratories:</w:t>
-      </w:r>
-    </w:p>
-    <w:p>
-      <w:pPr>
-        <w:pStyle w:val="ListBullet"/>
-      </w:pPr>
-      <w:r>
-        <w:t>admission: Creatinine [Mass/volume] in Serum or Plasma 1.3 mg/dL.</w:t>
-      </w:r>
-    </w:p>
-    <w:p>
-      <w:pPr>
-        <w:pStyle w:val="ListBullet"/>
-      </w:pPr>
-      <w:r>
-        <w:t>discharge: Creatinine [Mass/volume] in Serum or Plasma 0.8 mg/dL.</w:t>
-      </w:r>
-    </w:p>
-    <w:p>
-      <w:pPr>
-        <w:pStyle w:val="ListBullet"/>
-      </w:pPr>
-      <w:r>
-        <w:t>admission: Hemoglobin [Mass/volume] in Blood by Oximetry 13.1 g/dL.</w:t>
-      </w:r>
-    </w:p>
-    <w:p>
-      <w:pPr>
-        <w:pStyle w:val="ListBullet"/>
-      </w:pPr>
-      <w:r>
-        <w:t>discharge: Hemoglobin [Mass/volume] in Blood by Oximetry 12.9 g/dL.</w:t>
-      </w:r>
-    </w:p>
-    <w:p>
-      <w:pPr>
-        <w:pStyle w:val="ListBullet"/>
-      </w:pPr>
-      <w:r>
-        <w:t>hospital_day_3: Creatinine [Mass/volume] in Serum or Plasma 1.0 mg/dL.</w:t>
-      </w:r>
-    </w:p>
-    <w:p>
-      <w:r>
-        <w:t>Weights:</w:t>
-      </w:r>
-    </w:p>
-    <w:p>
-      <w:pPr>
-        <w:pStyle w:val="ListBullet"/>
-      </w:pPr>
-      <w:r>
-        <w:t>admission: 70.000 kg</w:t>
-      </w:r>
-    </w:p>
-    <w:p>
-      <w:r>
-        <w:t>Imaging, Transthoracic echocardiogram: Mobile echodensity consistent with a vegetation; ventricular function preserved.</w:t>
-      </w:r>
-    </w:p>
-    <w:p>
-      <w:r>
-        <w:t>Consult, infectious disease: Endocarditis with a vegetation and Viridans group streptococcus bacteremia after a dental extraction. Fever has resolved and follow-up cultures show no growth. Four weeks of intravenous ceftriaxone is the planned course for viridans endocarditis with a vegetation. Kidney function has returned to the 0.8 mg/dL baseline.</w:t>
-      </w:r>
-    </w:p>
-    <w:p>
-      <w:r>
-        <w:t>Microbiology: blood culture growth Viridans group streptococcus Identified from the admission blood culture after a dental extraction three weeks earlier.</w:t>
-      </w:r>
-    </w:p>
-    <w:p>
-      <w:r>
-        <w:t>Microbiology: blood culture no growth  Subsequent cultures cleared after treatment.</w:t>
-      </w:r>
-    </w:p>
-    <w:p>
-      <w:r>
-        <w:t>Monitoring: weekly complete blood count and creatinine during parenteral therapy (weekly), infectious disease.</w:t>
-      </w:r>
-    </w:p>
-    <w:p>
-      <w:r>
-        <w:t>Follow-up: Infectious-disease follow-up with parenteral-therapy laboratory monitoring in 14 days with infectious disease.</w:t>
-      </w:r>
-    </w:p>
-    <w:p>
-      <w:pPr>
-        <w:pStyle w:val="Heading2"/>
-      </w:pPr>
-      <w:r>
-        <w:t>Clinician ratings</w:t>
-      </w:r>
-    </w:p>
-    <w:p>
-      <w:r>
-        <w:t>Complete these ratings before reading the validation reference.</w:t>
-      </w:r>
-    </w:p>
-    <w:p>
-      <w:pPr>
         <w:pStyle w:val="Heading3"/>
       </w:pPr>
       <w:r>
-        <w:t>C1 — Clinical plausibility</w:t>
-      </w:r>
-    </w:p>
-    <w:p>
-      <w:r>
-        <w:t>1 = implausible; 2 = substantial revision required; 3 = plausible with minor concern; 4 = fully plausible.</w:t>
-      </w:r>
-    </w:p>
-    <w:p>
-      <w:r>
-        <w:t xml:space="preserve">presentation: </w:t>
-      </w:r>
-      <w:r>
-        <w:t xml:space="preserve"> 1 </w:t>
+        <w:t>overall — Overall recommendation</w:t>
+      </w:r>
+    </w:p>
+    <w:p>
+      <w:r>
+        <w:t xml:space="preserve">Accept </w:t>
       </w:r>
       <w:sdt>
         <w:sdtPr>
@@ -9308,9 +8914,9 @@
             <w:sz w:val="28"/>
             <w:szCs w:val="28"/>
           </w:rPr>
-          <w:alias w:val="VAL-809 C1 presentation 1"/>
-          <w:tag w:val="VAL-809-c1-presentation-1"/>
-          <w:id w:val="217"/>
+          <w:alias w:val="VAL-805 overall Accept"/>
+          <w:tag w:val="VAL-805-overall-Accept"/>
+          <w:id w:val="214"/>
           <w15:color xmlns:w15="http://schemas.microsoft.com/office/word/2012/wordml" w15:val="2E75B6"/>
           <w15:appearance xmlns:w15="http://schemas.microsoft.com/office/word/2012/wordml" w15:val="boundingBox"/>
           <w14:checkbox>
@@ -9332,7 +8938,7 @@
         </w:sdtContent>
       </w:sdt>
       <w:r>
-        <w:t xml:space="preserve"> 2 </w:t>
+        <w:t xml:space="preserve">Revise </w:t>
       </w:r>
       <w:sdt>
         <w:sdtPr>
@@ -9341,9 +8947,9 @@
             <w:sz w:val="28"/>
             <w:szCs w:val="28"/>
           </w:rPr>
-          <w:alias w:val="VAL-809 C1 presentation 2"/>
-          <w:tag w:val="VAL-809-c1-presentation-2"/>
-          <w:id w:val="218"/>
+          <w:alias w:val="VAL-805 overall Revise"/>
+          <w:tag w:val="VAL-805-overall-Revise"/>
+          <w:id w:val="215"/>
           <w15:color xmlns:w15="http://schemas.microsoft.com/office/word/2012/wordml" w15:val="2E75B6"/>
           <w15:appearance xmlns:w15="http://schemas.microsoft.com/office/word/2012/wordml" w15:val="boundingBox"/>
           <w14:checkbox>
@@ -9365,7 +8971,7 @@
         </w:sdtContent>
       </w:sdt>
       <w:r>
-        <w:t xml:space="preserve"> 3 </w:t>
+        <w:t xml:space="preserve">Exclude </w:t>
       </w:r>
       <w:sdt>
         <w:sdtPr>
@@ -9374,9 +8980,9 @@
             <w:sz w:val="28"/>
             <w:szCs w:val="28"/>
           </w:rPr>
-          <w:alias w:val="VAL-809 C1 presentation 3"/>
-          <w:tag w:val="VAL-809-c1-presentation-3"/>
-          <w:id w:val="219"/>
+          <w:alias w:val="VAL-805 overall Exclude"/>
+          <w:tag w:val="VAL-805-overall-Exclude"/>
+          <w:id w:val="216"/>
           <w15:color xmlns:w15="http://schemas.microsoft.com/office/word/2012/wordml" w15:val="2E75B6"/>
           <w15:appearance xmlns:w15="http://schemas.microsoft.com/office/word/2012/wordml" w15:val="boundingBox"/>
           <w14:checkbox>
@@ -9397,1211 +9003,6 @@
           </w:r>
         </w:sdtContent>
       </w:sdt>
-      <w:r>
-        <w:t xml:space="preserve"> 4 </w:t>
-      </w:r>
-      <w:sdt>
-        <w:sdtPr>
-          <w:rPr>
-            <w:rFonts w:ascii="MS Gothic" w:hAnsi="MS Gothic" w:cs="MS Gothic" w:eastAsia="MS Gothic" w:hint="eastAsia"/>
-            <w:sz w:val="28"/>
-            <w:szCs w:val="28"/>
-          </w:rPr>
-          <w:alias w:val="VAL-809 C1 presentation 4"/>
-          <w:tag w:val="VAL-809-c1-presentation-4"/>
-          <w:id w:val="220"/>
-          <w15:color xmlns:w15="http://schemas.microsoft.com/office/word/2012/wordml" w15:val="2E75B6"/>
-          <w15:appearance xmlns:w15="http://schemas.microsoft.com/office/word/2012/wordml" w15:val="boundingBox"/>
-          <w14:checkbox>
-            <w14:checked w14:val="0"/>
-            <w14:checkedState w14:val="2612" w14:font="MS Gothic"/>
-            <w14:uncheckedState w14:val="2610" w14:font="MS Gothic"/>
-          </w14:checkbox>
-        </w:sdtPr>
-        <w:sdtEndPr/>
-        <w:sdtContent>
-          <w:r>
-            <w:rPr>
-              <w:rFonts w:ascii="MS Gothic" w:hAnsi="MS Gothic" w:cs="MS Gothic" w:eastAsia="MS Gothic" w:hint="eastAsia"/>
-              <w:sz w:val="28"/>
-              <w:szCs w:val="28"/>
-            </w:rPr>
-            <w:t>☐</w:t>
-          </w:r>
-        </w:sdtContent>
-      </w:sdt>
-    </w:p>
-    <w:p>
-      <w:r>
-        <w:t xml:space="preserve">diagnosis: </w:t>
-      </w:r>
-      <w:r>
-        <w:t xml:space="preserve"> 1 </w:t>
-      </w:r>
-      <w:sdt>
-        <w:sdtPr>
-          <w:rPr>
-            <w:rFonts w:ascii="MS Gothic" w:hAnsi="MS Gothic" w:cs="MS Gothic" w:eastAsia="MS Gothic" w:hint="eastAsia"/>
-            <w:sz w:val="28"/>
-            <w:szCs w:val="28"/>
-          </w:rPr>
-          <w:alias w:val="VAL-809 C1 diagnosis 1"/>
-          <w:tag w:val="VAL-809-c1-diagnosis-1"/>
-          <w:id w:val="221"/>
-          <w15:color xmlns:w15="http://schemas.microsoft.com/office/word/2012/wordml" w15:val="2E75B6"/>
-          <w15:appearance xmlns:w15="http://schemas.microsoft.com/office/word/2012/wordml" w15:val="boundingBox"/>
-          <w14:checkbox>
-            <w14:checked w14:val="0"/>
-            <w14:checkedState w14:val="2612" w14:font="MS Gothic"/>
-            <w14:uncheckedState w14:val="2610" w14:font="MS Gothic"/>
-          </w14:checkbox>
-        </w:sdtPr>
-        <w:sdtEndPr/>
-        <w:sdtContent>
-          <w:r>
-            <w:rPr>
-              <w:rFonts w:ascii="MS Gothic" w:hAnsi="MS Gothic" w:cs="MS Gothic" w:eastAsia="MS Gothic" w:hint="eastAsia"/>
-              <w:sz w:val="28"/>
-              <w:szCs w:val="28"/>
-            </w:rPr>
-            <w:t>☐</w:t>
-          </w:r>
-        </w:sdtContent>
-      </w:sdt>
-      <w:r>
-        <w:t xml:space="preserve"> 2 </w:t>
-      </w:r>
-      <w:sdt>
-        <w:sdtPr>
-          <w:rPr>
-            <w:rFonts w:ascii="MS Gothic" w:hAnsi="MS Gothic" w:cs="MS Gothic" w:eastAsia="MS Gothic" w:hint="eastAsia"/>
-            <w:sz w:val="28"/>
-            <w:szCs w:val="28"/>
-          </w:rPr>
-          <w:alias w:val="VAL-809 C1 diagnosis 2"/>
-          <w:tag w:val="VAL-809-c1-diagnosis-2"/>
-          <w:id w:val="222"/>
-          <w15:color xmlns:w15="http://schemas.microsoft.com/office/word/2012/wordml" w15:val="2E75B6"/>
-          <w15:appearance xmlns:w15="http://schemas.microsoft.com/office/word/2012/wordml" w15:val="boundingBox"/>
-          <w14:checkbox>
-            <w14:checked w14:val="0"/>
-            <w14:checkedState w14:val="2612" w14:font="MS Gothic"/>
-            <w14:uncheckedState w14:val="2610" w14:font="MS Gothic"/>
-          </w14:checkbox>
-        </w:sdtPr>
-        <w:sdtEndPr/>
-        <w:sdtContent>
-          <w:r>
-            <w:rPr>
-              <w:rFonts w:ascii="MS Gothic" w:hAnsi="MS Gothic" w:cs="MS Gothic" w:eastAsia="MS Gothic" w:hint="eastAsia"/>
-              <w:sz w:val="28"/>
-              <w:szCs w:val="28"/>
-            </w:rPr>
-            <w:t>☐</w:t>
-          </w:r>
-        </w:sdtContent>
-      </w:sdt>
-      <w:r>
-        <w:t xml:space="preserve"> 3 </w:t>
-      </w:r>
-      <w:sdt>
-        <w:sdtPr>
-          <w:rPr>
-            <w:rFonts w:ascii="MS Gothic" w:hAnsi="MS Gothic" w:cs="MS Gothic" w:eastAsia="MS Gothic" w:hint="eastAsia"/>
-            <w:sz w:val="28"/>
-            <w:szCs w:val="28"/>
-          </w:rPr>
-          <w:alias w:val="VAL-809 C1 diagnosis 3"/>
-          <w:tag w:val="VAL-809-c1-diagnosis-3"/>
-          <w:id w:val="223"/>
-          <w15:color xmlns:w15="http://schemas.microsoft.com/office/word/2012/wordml" w15:val="2E75B6"/>
-          <w15:appearance xmlns:w15="http://schemas.microsoft.com/office/word/2012/wordml" w15:val="boundingBox"/>
-          <w14:checkbox>
-            <w14:checked w14:val="0"/>
-            <w14:checkedState w14:val="2612" w14:font="MS Gothic"/>
-            <w14:uncheckedState w14:val="2610" w14:font="MS Gothic"/>
-          </w14:checkbox>
-        </w:sdtPr>
-        <w:sdtEndPr/>
-        <w:sdtContent>
-          <w:r>
-            <w:rPr>
-              <w:rFonts w:ascii="MS Gothic" w:hAnsi="MS Gothic" w:cs="MS Gothic" w:eastAsia="MS Gothic" w:hint="eastAsia"/>
-              <w:sz w:val="28"/>
-              <w:szCs w:val="28"/>
-            </w:rPr>
-            <w:t>☐</w:t>
-          </w:r>
-        </w:sdtContent>
-      </w:sdt>
-      <w:r>
-        <w:t xml:space="preserve"> 4 </w:t>
-      </w:r>
-      <w:sdt>
-        <w:sdtPr>
-          <w:rPr>
-            <w:rFonts w:ascii="MS Gothic" w:hAnsi="MS Gothic" w:cs="MS Gothic" w:eastAsia="MS Gothic" w:hint="eastAsia"/>
-            <w:sz w:val="28"/>
-            <w:szCs w:val="28"/>
-          </w:rPr>
-          <w:alias w:val="VAL-809 C1 diagnosis 4"/>
-          <w:tag w:val="VAL-809-c1-diagnosis-4"/>
-          <w:id w:val="224"/>
-          <w15:color xmlns:w15="http://schemas.microsoft.com/office/word/2012/wordml" w15:val="2E75B6"/>
-          <w15:appearance xmlns:w15="http://schemas.microsoft.com/office/word/2012/wordml" w15:val="boundingBox"/>
-          <w14:checkbox>
-            <w14:checked w14:val="0"/>
-            <w14:checkedState w14:val="2612" w14:font="MS Gothic"/>
-            <w14:uncheckedState w14:val="2610" w14:font="MS Gothic"/>
-          </w14:checkbox>
-        </w:sdtPr>
-        <w:sdtEndPr/>
-        <w:sdtContent>
-          <w:r>
-            <w:rPr>
-              <w:rFonts w:ascii="MS Gothic" w:hAnsi="MS Gothic" w:cs="MS Gothic" w:eastAsia="MS Gothic" w:hint="eastAsia"/>
-              <w:sz w:val="28"/>
-              <w:szCs w:val="28"/>
-            </w:rPr>
-            <w:t>☐</w:t>
-          </w:r>
-        </w:sdtContent>
-      </w:sdt>
-    </w:p>
-    <w:p>
-      <w:r>
-        <w:t xml:space="preserve">hospital course: </w:t>
-      </w:r>
-      <w:r>
-        <w:t xml:space="preserve"> 1 </w:t>
-      </w:r>
-      <w:sdt>
-        <w:sdtPr>
-          <w:rPr>
-            <w:rFonts w:ascii="MS Gothic" w:hAnsi="MS Gothic" w:cs="MS Gothic" w:eastAsia="MS Gothic" w:hint="eastAsia"/>
-            <w:sz w:val="28"/>
-            <w:szCs w:val="28"/>
-          </w:rPr>
-          <w:alias w:val="VAL-809 C1 hospital course 1"/>
-          <w:tag w:val="VAL-809-c1-hospital course-1"/>
-          <w:id w:val="225"/>
-          <w15:color xmlns:w15="http://schemas.microsoft.com/office/word/2012/wordml" w15:val="2E75B6"/>
-          <w15:appearance xmlns:w15="http://schemas.microsoft.com/office/word/2012/wordml" w15:val="boundingBox"/>
-          <w14:checkbox>
-            <w14:checked w14:val="0"/>
-            <w14:checkedState w14:val="2612" w14:font="MS Gothic"/>
-            <w14:uncheckedState w14:val="2610" w14:font="MS Gothic"/>
-          </w14:checkbox>
-        </w:sdtPr>
-        <w:sdtEndPr/>
-        <w:sdtContent>
-          <w:r>
-            <w:rPr>
-              <w:rFonts w:ascii="MS Gothic" w:hAnsi="MS Gothic" w:cs="MS Gothic" w:eastAsia="MS Gothic" w:hint="eastAsia"/>
-              <w:sz w:val="28"/>
-              <w:szCs w:val="28"/>
-            </w:rPr>
-            <w:t>☐</w:t>
-          </w:r>
-        </w:sdtContent>
-      </w:sdt>
-      <w:r>
-        <w:t xml:space="preserve"> 2 </w:t>
-      </w:r>
-      <w:sdt>
-        <w:sdtPr>
-          <w:rPr>
-            <w:rFonts w:ascii="MS Gothic" w:hAnsi="MS Gothic" w:cs="MS Gothic" w:eastAsia="MS Gothic" w:hint="eastAsia"/>
-            <w:sz w:val="28"/>
-            <w:szCs w:val="28"/>
-          </w:rPr>
-          <w:alias w:val="VAL-809 C1 hospital course 2"/>
-          <w:tag w:val="VAL-809-c1-hospital course-2"/>
-          <w:id w:val="226"/>
-          <w15:color xmlns:w15="http://schemas.microsoft.com/office/word/2012/wordml" w15:val="2E75B6"/>
-          <w15:appearance xmlns:w15="http://schemas.microsoft.com/office/word/2012/wordml" w15:val="boundingBox"/>
-          <w14:checkbox>
-            <w14:checked w14:val="0"/>
-            <w14:checkedState w14:val="2612" w14:font="MS Gothic"/>
-            <w14:uncheckedState w14:val="2610" w14:font="MS Gothic"/>
-          </w14:checkbox>
-        </w:sdtPr>
-        <w:sdtEndPr/>
-        <w:sdtContent>
-          <w:r>
-            <w:rPr>
-              <w:rFonts w:ascii="MS Gothic" w:hAnsi="MS Gothic" w:cs="MS Gothic" w:eastAsia="MS Gothic" w:hint="eastAsia"/>
-              <w:sz w:val="28"/>
-              <w:szCs w:val="28"/>
-            </w:rPr>
-            <w:t>☐</w:t>
-          </w:r>
-        </w:sdtContent>
-      </w:sdt>
-      <w:r>
-        <w:t xml:space="preserve"> 3 </w:t>
-      </w:r>
-      <w:sdt>
-        <w:sdtPr>
-          <w:rPr>
-            <w:rFonts w:ascii="MS Gothic" w:hAnsi="MS Gothic" w:cs="MS Gothic" w:eastAsia="MS Gothic" w:hint="eastAsia"/>
-            <w:sz w:val="28"/>
-            <w:szCs w:val="28"/>
-          </w:rPr>
-          <w:alias w:val="VAL-809 C1 hospital course 3"/>
-          <w:tag w:val="VAL-809-c1-hospital course-3"/>
-          <w:id w:val="227"/>
-          <w15:color xmlns:w15="http://schemas.microsoft.com/office/word/2012/wordml" w15:val="2E75B6"/>
-          <w15:appearance xmlns:w15="http://schemas.microsoft.com/office/word/2012/wordml" w15:val="boundingBox"/>
-          <w14:checkbox>
-            <w14:checked w14:val="0"/>
-            <w14:checkedState w14:val="2612" w14:font="MS Gothic"/>
-            <w14:uncheckedState w14:val="2610" w14:font="MS Gothic"/>
-          </w14:checkbox>
-        </w:sdtPr>
-        <w:sdtEndPr/>
-        <w:sdtContent>
-          <w:r>
-            <w:rPr>
-              <w:rFonts w:ascii="MS Gothic" w:hAnsi="MS Gothic" w:cs="MS Gothic" w:eastAsia="MS Gothic" w:hint="eastAsia"/>
-              <w:sz w:val="28"/>
-              <w:szCs w:val="28"/>
-            </w:rPr>
-            <w:t>☐</w:t>
-          </w:r>
-        </w:sdtContent>
-      </w:sdt>
-      <w:r>
-        <w:t xml:space="preserve"> 4 </w:t>
-      </w:r>
-      <w:sdt>
-        <w:sdtPr>
-          <w:rPr>
-            <w:rFonts w:ascii="MS Gothic" w:hAnsi="MS Gothic" w:cs="MS Gothic" w:eastAsia="MS Gothic" w:hint="eastAsia"/>
-            <w:sz w:val="28"/>
-            <w:szCs w:val="28"/>
-          </w:rPr>
-          <w:alias w:val="VAL-809 C1 hospital course 4"/>
-          <w:tag w:val="VAL-809-c1-hospital course-4"/>
-          <w:id w:val="228"/>
-          <w15:color xmlns:w15="http://schemas.microsoft.com/office/word/2012/wordml" w15:val="2E75B6"/>
-          <w15:appearance xmlns:w15="http://schemas.microsoft.com/office/word/2012/wordml" w15:val="boundingBox"/>
-          <w14:checkbox>
-            <w14:checked w14:val="0"/>
-            <w14:checkedState w14:val="2612" w14:font="MS Gothic"/>
-            <w14:uncheckedState w14:val="2610" w14:font="MS Gothic"/>
-          </w14:checkbox>
-        </w:sdtPr>
-        <w:sdtEndPr/>
-        <w:sdtContent>
-          <w:r>
-            <w:rPr>
-              <w:rFonts w:ascii="MS Gothic" w:hAnsi="MS Gothic" w:cs="MS Gothic" w:eastAsia="MS Gothic" w:hint="eastAsia"/>
-              <w:sz w:val="28"/>
-              <w:szCs w:val="28"/>
-            </w:rPr>
-            <w:t>☐</w:t>
-          </w:r>
-        </w:sdtContent>
-      </w:sdt>
-    </w:p>
-    <w:p>
-      <w:r>
-        <w:t xml:space="preserve">laboratory findings: </w:t>
-      </w:r>
-      <w:r>
-        <w:t xml:space="preserve"> 1 </w:t>
-      </w:r>
-      <w:sdt>
-        <w:sdtPr>
-          <w:rPr>
-            <w:rFonts w:ascii="MS Gothic" w:hAnsi="MS Gothic" w:cs="MS Gothic" w:eastAsia="MS Gothic" w:hint="eastAsia"/>
-            <w:sz w:val="28"/>
-            <w:szCs w:val="28"/>
-          </w:rPr>
-          <w:alias w:val="VAL-809 C1 laboratory findings 1"/>
-          <w:tag w:val="VAL-809-c1-laboratory findings-1"/>
-          <w:id w:val="229"/>
-          <w15:color xmlns:w15="http://schemas.microsoft.com/office/word/2012/wordml" w15:val="2E75B6"/>
-          <w15:appearance xmlns:w15="http://schemas.microsoft.com/office/word/2012/wordml" w15:val="boundingBox"/>
-          <w14:checkbox>
-            <w14:checked w14:val="0"/>
-            <w14:checkedState w14:val="2612" w14:font="MS Gothic"/>
-            <w14:uncheckedState w14:val="2610" w14:font="MS Gothic"/>
-          </w14:checkbox>
-        </w:sdtPr>
-        <w:sdtEndPr/>
-        <w:sdtContent>
-          <w:r>
-            <w:rPr>
-              <w:rFonts w:ascii="MS Gothic" w:hAnsi="MS Gothic" w:cs="MS Gothic" w:eastAsia="MS Gothic" w:hint="eastAsia"/>
-              <w:sz w:val="28"/>
-              <w:szCs w:val="28"/>
-            </w:rPr>
-            <w:t>☐</w:t>
-          </w:r>
-        </w:sdtContent>
-      </w:sdt>
-      <w:r>
-        <w:t xml:space="preserve"> 2 </w:t>
-      </w:r>
-      <w:sdt>
-        <w:sdtPr>
-          <w:rPr>
-            <w:rFonts w:ascii="MS Gothic" w:hAnsi="MS Gothic" w:cs="MS Gothic" w:eastAsia="MS Gothic" w:hint="eastAsia"/>
-            <w:sz w:val="28"/>
-            <w:szCs w:val="28"/>
-          </w:rPr>
-          <w:alias w:val="VAL-809 C1 laboratory findings 2"/>
-          <w:tag w:val="VAL-809-c1-laboratory findings-2"/>
-          <w:id w:val="230"/>
-          <w15:color xmlns:w15="http://schemas.microsoft.com/office/word/2012/wordml" w15:val="2E75B6"/>
-          <w15:appearance xmlns:w15="http://schemas.microsoft.com/office/word/2012/wordml" w15:val="boundingBox"/>
-          <w14:checkbox>
-            <w14:checked w14:val="0"/>
-            <w14:checkedState w14:val="2612" w14:font="MS Gothic"/>
-            <w14:uncheckedState w14:val="2610" w14:font="MS Gothic"/>
-          </w14:checkbox>
-        </w:sdtPr>
-        <w:sdtEndPr/>
-        <w:sdtContent>
-          <w:r>
-            <w:rPr>
-              <w:rFonts w:ascii="MS Gothic" w:hAnsi="MS Gothic" w:cs="MS Gothic" w:eastAsia="MS Gothic" w:hint="eastAsia"/>
-              <w:sz w:val="28"/>
-              <w:szCs w:val="28"/>
-            </w:rPr>
-            <w:t>☐</w:t>
-          </w:r>
-        </w:sdtContent>
-      </w:sdt>
-      <w:r>
-        <w:t xml:space="preserve"> 3 </w:t>
-      </w:r>
-      <w:sdt>
-        <w:sdtPr>
-          <w:rPr>
-            <w:rFonts w:ascii="MS Gothic" w:hAnsi="MS Gothic" w:cs="MS Gothic" w:eastAsia="MS Gothic" w:hint="eastAsia"/>
-            <w:sz w:val="28"/>
-            <w:szCs w:val="28"/>
-          </w:rPr>
-          <w:alias w:val="VAL-809 C1 laboratory findings 3"/>
-          <w:tag w:val="VAL-809-c1-laboratory findings-3"/>
-          <w:id w:val="231"/>
-          <w15:color xmlns:w15="http://schemas.microsoft.com/office/word/2012/wordml" w15:val="2E75B6"/>
-          <w15:appearance xmlns:w15="http://schemas.microsoft.com/office/word/2012/wordml" w15:val="boundingBox"/>
-          <w14:checkbox>
-            <w14:checked w14:val="0"/>
-            <w14:checkedState w14:val="2612" w14:font="MS Gothic"/>
-            <w14:uncheckedState w14:val="2610" w14:font="MS Gothic"/>
-          </w14:checkbox>
-        </w:sdtPr>
-        <w:sdtEndPr/>
-        <w:sdtContent>
-          <w:r>
-            <w:rPr>
-              <w:rFonts w:ascii="MS Gothic" w:hAnsi="MS Gothic" w:cs="MS Gothic" w:eastAsia="MS Gothic" w:hint="eastAsia"/>
-              <w:sz w:val="28"/>
-              <w:szCs w:val="28"/>
-            </w:rPr>
-            <w:t>☐</w:t>
-          </w:r>
-        </w:sdtContent>
-      </w:sdt>
-      <w:r>
-        <w:t xml:space="preserve"> 4 </w:t>
-      </w:r>
-      <w:sdt>
-        <w:sdtPr>
-          <w:rPr>
-            <w:rFonts w:ascii="MS Gothic" w:hAnsi="MS Gothic" w:cs="MS Gothic" w:eastAsia="MS Gothic" w:hint="eastAsia"/>
-            <w:sz w:val="28"/>
-            <w:szCs w:val="28"/>
-          </w:rPr>
-          <w:alias w:val="VAL-809 C1 laboratory findings 4"/>
-          <w:tag w:val="VAL-809-c1-laboratory findings-4"/>
-          <w:id w:val="232"/>
-          <w15:color xmlns:w15="http://schemas.microsoft.com/office/word/2012/wordml" w15:val="2E75B6"/>
-          <w15:appearance xmlns:w15="http://schemas.microsoft.com/office/word/2012/wordml" w15:val="boundingBox"/>
-          <w14:checkbox>
-            <w14:checked w14:val="0"/>
-            <w14:checkedState w14:val="2612" w14:font="MS Gothic"/>
-            <w14:uncheckedState w14:val="2610" w14:font="MS Gothic"/>
-          </w14:checkbox>
-        </w:sdtPr>
-        <w:sdtEndPr/>
-        <w:sdtContent>
-          <w:r>
-            <w:rPr>
-              <w:rFonts w:ascii="MS Gothic" w:hAnsi="MS Gothic" w:cs="MS Gothic" w:eastAsia="MS Gothic" w:hint="eastAsia"/>
-              <w:sz w:val="28"/>
-              <w:szCs w:val="28"/>
-            </w:rPr>
-            <w:t>☐</w:t>
-          </w:r>
-        </w:sdtContent>
-      </w:sdt>
-    </w:p>
-    <w:p>
-      <w:r>
-        <w:t xml:space="preserve">vital signs: </w:t>
-      </w:r>
-      <w:r>
-        <w:t xml:space="preserve"> 1 </w:t>
-      </w:r>
-      <w:sdt>
-        <w:sdtPr>
-          <w:rPr>
-            <w:rFonts w:ascii="MS Gothic" w:hAnsi="MS Gothic" w:cs="MS Gothic" w:eastAsia="MS Gothic" w:hint="eastAsia"/>
-            <w:sz w:val="28"/>
-            <w:szCs w:val="28"/>
-          </w:rPr>
-          <w:alias w:val="VAL-809 C1 vital signs 1"/>
-          <w:tag w:val="VAL-809-c1-vital signs-1"/>
-          <w:id w:val="233"/>
-          <w15:color xmlns:w15="http://schemas.microsoft.com/office/word/2012/wordml" w15:val="2E75B6"/>
-          <w15:appearance xmlns:w15="http://schemas.microsoft.com/office/word/2012/wordml" w15:val="boundingBox"/>
-          <w14:checkbox>
-            <w14:checked w14:val="0"/>
-            <w14:checkedState w14:val="2612" w14:font="MS Gothic"/>
-            <w14:uncheckedState w14:val="2610" w14:font="MS Gothic"/>
-          </w14:checkbox>
-        </w:sdtPr>
-        <w:sdtEndPr/>
-        <w:sdtContent>
-          <w:r>
-            <w:rPr>
-              <w:rFonts w:ascii="MS Gothic" w:hAnsi="MS Gothic" w:cs="MS Gothic" w:eastAsia="MS Gothic" w:hint="eastAsia"/>
-              <w:sz w:val="28"/>
-              <w:szCs w:val="28"/>
-            </w:rPr>
-            <w:t>☐</w:t>
-          </w:r>
-        </w:sdtContent>
-      </w:sdt>
-      <w:r>
-        <w:t xml:space="preserve"> 2 </w:t>
-      </w:r>
-      <w:sdt>
-        <w:sdtPr>
-          <w:rPr>
-            <w:rFonts w:ascii="MS Gothic" w:hAnsi="MS Gothic" w:cs="MS Gothic" w:eastAsia="MS Gothic" w:hint="eastAsia"/>
-            <w:sz w:val="28"/>
-            <w:szCs w:val="28"/>
-          </w:rPr>
-          <w:alias w:val="VAL-809 C1 vital signs 2"/>
-          <w:tag w:val="VAL-809-c1-vital signs-2"/>
-          <w:id w:val="234"/>
-          <w15:color xmlns:w15="http://schemas.microsoft.com/office/word/2012/wordml" w15:val="2E75B6"/>
-          <w15:appearance xmlns:w15="http://schemas.microsoft.com/office/word/2012/wordml" w15:val="boundingBox"/>
-          <w14:checkbox>
-            <w14:checked w14:val="0"/>
-            <w14:checkedState w14:val="2612" w14:font="MS Gothic"/>
-            <w14:uncheckedState w14:val="2610" w14:font="MS Gothic"/>
-          </w14:checkbox>
-        </w:sdtPr>
-        <w:sdtEndPr/>
-        <w:sdtContent>
-          <w:r>
-            <w:rPr>
-              <w:rFonts w:ascii="MS Gothic" w:hAnsi="MS Gothic" w:cs="MS Gothic" w:eastAsia="MS Gothic" w:hint="eastAsia"/>
-              <w:sz w:val="28"/>
-              <w:szCs w:val="28"/>
-            </w:rPr>
-            <w:t>☐</w:t>
-          </w:r>
-        </w:sdtContent>
-      </w:sdt>
-      <w:r>
-        <w:t xml:space="preserve"> 3 </w:t>
-      </w:r>
-      <w:sdt>
-        <w:sdtPr>
-          <w:rPr>
-            <w:rFonts w:ascii="MS Gothic" w:hAnsi="MS Gothic" w:cs="MS Gothic" w:eastAsia="MS Gothic" w:hint="eastAsia"/>
-            <w:sz w:val="28"/>
-            <w:szCs w:val="28"/>
-          </w:rPr>
-          <w:alias w:val="VAL-809 C1 vital signs 3"/>
-          <w:tag w:val="VAL-809-c1-vital signs-3"/>
-          <w:id w:val="235"/>
-          <w15:color xmlns:w15="http://schemas.microsoft.com/office/word/2012/wordml" w15:val="2E75B6"/>
-          <w15:appearance xmlns:w15="http://schemas.microsoft.com/office/word/2012/wordml" w15:val="boundingBox"/>
-          <w14:checkbox>
-            <w14:checked w14:val="0"/>
-            <w14:checkedState w14:val="2612" w14:font="MS Gothic"/>
-            <w14:uncheckedState w14:val="2610" w14:font="MS Gothic"/>
-          </w14:checkbox>
-        </w:sdtPr>
-        <w:sdtEndPr/>
-        <w:sdtContent>
-          <w:r>
-            <w:rPr>
-              <w:rFonts w:ascii="MS Gothic" w:hAnsi="MS Gothic" w:cs="MS Gothic" w:eastAsia="MS Gothic" w:hint="eastAsia"/>
-              <w:sz w:val="28"/>
-              <w:szCs w:val="28"/>
-            </w:rPr>
-            <w:t>☐</w:t>
-          </w:r>
-        </w:sdtContent>
-      </w:sdt>
-      <w:r>
-        <w:t xml:space="preserve"> 4 </w:t>
-      </w:r>
-      <w:sdt>
-        <w:sdtPr>
-          <w:rPr>
-            <w:rFonts w:ascii="MS Gothic" w:hAnsi="MS Gothic" w:cs="MS Gothic" w:eastAsia="MS Gothic" w:hint="eastAsia"/>
-            <w:sz w:val="28"/>
-            <w:szCs w:val="28"/>
-          </w:rPr>
-          <w:alias w:val="VAL-809 C1 vital signs 4"/>
-          <w:tag w:val="VAL-809-c1-vital signs-4"/>
-          <w:id w:val="236"/>
-          <w15:color xmlns:w15="http://schemas.microsoft.com/office/word/2012/wordml" w15:val="2E75B6"/>
-          <w15:appearance xmlns:w15="http://schemas.microsoft.com/office/word/2012/wordml" w15:val="boundingBox"/>
-          <w14:checkbox>
-            <w14:checked w14:val="0"/>
-            <w14:checkedState w14:val="2612" w14:font="MS Gothic"/>
-            <w14:uncheckedState w14:val="2610" w14:font="MS Gothic"/>
-          </w14:checkbox>
-        </w:sdtPr>
-        <w:sdtEndPr/>
-        <w:sdtContent>
-          <w:r>
-            <w:rPr>
-              <w:rFonts w:ascii="MS Gothic" w:hAnsi="MS Gothic" w:cs="MS Gothic" w:eastAsia="MS Gothic" w:hint="eastAsia"/>
-              <w:sz w:val="28"/>
-              <w:szCs w:val="28"/>
-            </w:rPr>
-            <w:t>☐</w:t>
-          </w:r>
-        </w:sdtContent>
-      </w:sdt>
-    </w:p>
-    <w:p>
-      <w:r>
-        <w:t xml:space="preserve">medication history: </w:t>
-      </w:r>
-      <w:r>
-        <w:t xml:space="preserve"> 1 </w:t>
-      </w:r>
-      <w:sdt>
-        <w:sdtPr>
-          <w:rPr>
-            <w:rFonts w:ascii="MS Gothic" w:hAnsi="MS Gothic" w:cs="MS Gothic" w:eastAsia="MS Gothic" w:hint="eastAsia"/>
-            <w:sz w:val="28"/>
-            <w:szCs w:val="28"/>
-          </w:rPr>
-          <w:alias w:val="VAL-809 C1 medication history 1"/>
-          <w:tag w:val="VAL-809-c1-medication history-1"/>
-          <w:id w:val="237"/>
-          <w15:color xmlns:w15="http://schemas.microsoft.com/office/word/2012/wordml" w15:val="2E75B6"/>
-          <w15:appearance xmlns:w15="http://schemas.microsoft.com/office/word/2012/wordml" w15:val="boundingBox"/>
-          <w14:checkbox>
-            <w14:checked w14:val="0"/>
-            <w14:checkedState w14:val="2612" w14:font="MS Gothic"/>
-            <w14:uncheckedState w14:val="2610" w14:font="MS Gothic"/>
-          </w14:checkbox>
-        </w:sdtPr>
-        <w:sdtEndPr/>
-        <w:sdtContent>
-          <w:r>
-            <w:rPr>
-              <w:rFonts w:ascii="MS Gothic" w:hAnsi="MS Gothic" w:cs="MS Gothic" w:eastAsia="MS Gothic" w:hint="eastAsia"/>
-              <w:sz w:val="28"/>
-              <w:szCs w:val="28"/>
-            </w:rPr>
-            <w:t>☐</w:t>
-          </w:r>
-        </w:sdtContent>
-      </w:sdt>
-      <w:r>
-        <w:t xml:space="preserve"> 2 </w:t>
-      </w:r>
-      <w:sdt>
-        <w:sdtPr>
-          <w:rPr>
-            <w:rFonts w:ascii="MS Gothic" w:hAnsi="MS Gothic" w:cs="MS Gothic" w:eastAsia="MS Gothic" w:hint="eastAsia"/>
-            <w:sz w:val="28"/>
-            <w:szCs w:val="28"/>
-          </w:rPr>
-          <w:alias w:val="VAL-809 C1 medication history 2"/>
-          <w:tag w:val="VAL-809-c1-medication history-2"/>
-          <w:id w:val="238"/>
-          <w15:color xmlns:w15="http://schemas.microsoft.com/office/word/2012/wordml" w15:val="2E75B6"/>
-          <w15:appearance xmlns:w15="http://schemas.microsoft.com/office/word/2012/wordml" w15:val="boundingBox"/>
-          <w14:checkbox>
-            <w14:checked w14:val="0"/>
-            <w14:checkedState w14:val="2612" w14:font="MS Gothic"/>
-            <w14:uncheckedState w14:val="2610" w14:font="MS Gothic"/>
-          </w14:checkbox>
-        </w:sdtPr>
-        <w:sdtEndPr/>
-        <w:sdtContent>
-          <w:r>
-            <w:rPr>
-              <w:rFonts w:ascii="MS Gothic" w:hAnsi="MS Gothic" w:cs="MS Gothic" w:eastAsia="MS Gothic" w:hint="eastAsia"/>
-              <w:sz w:val="28"/>
-              <w:szCs w:val="28"/>
-            </w:rPr>
-            <w:t>☐</w:t>
-          </w:r>
-        </w:sdtContent>
-      </w:sdt>
-      <w:r>
-        <w:t xml:space="preserve"> 3 </w:t>
-      </w:r>
-      <w:sdt>
-        <w:sdtPr>
-          <w:rPr>
-            <w:rFonts w:ascii="MS Gothic" w:hAnsi="MS Gothic" w:cs="MS Gothic" w:eastAsia="MS Gothic" w:hint="eastAsia"/>
-            <w:sz w:val="28"/>
-            <w:szCs w:val="28"/>
-          </w:rPr>
-          <w:alias w:val="VAL-809 C1 medication history 3"/>
-          <w:tag w:val="VAL-809-c1-medication history-3"/>
-          <w:id w:val="239"/>
-          <w15:color xmlns:w15="http://schemas.microsoft.com/office/word/2012/wordml" w15:val="2E75B6"/>
-          <w15:appearance xmlns:w15="http://schemas.microsoft.com/office/word/2012/wordml" w15:val="boundingBox"/>
-          <w14:checkbox>
-            <w14:checked w14:val="0"/>
-            <w14:checkedState w14:val="2612" w14:font="MS Gothic"/>
-            <w14:uncheckedState w14:val="2610" w14:font="MS Gothic"/>
-          </w14:checkbox>
-        </w:sdtPr>
-        <w:sdtEndPr/>
-        <w:sdtContent>
-          <w:r>
-            <w:rPr>
-              <w:rFonts w:ascii="MS Gothic" w:hAnsi="MS Gothic" w:cs="MS Gothic" w:eastAsia="MS Gothic" w:hint="eastAsia"/>
-              <w:sz w:val="28"/>
-              <w:szCs w:val="28"/>
-            </w:rPr>
-            <w:t>☐</w:t>
-          </w:r>
-        </w:sdtContent>
-      </w:sdt>
-      <w:r>
-        <w:t xml:space="preserve"> 4 </w:t>
-      </w:r>
-      <w:sdt>
-        <w:sdtPr>
-          <w:rPr>
-            <w:rFonts w:ascii="MS Gothic" w:hAnsi="MS Gothic" w:cs="MS Gothic" w:eastAsia="MS Gothic" w:hint="eastAsia"/>
-            <w:sz w:val="28"/>
-            <w:szCs w:val="28"/>
-          </w:rPr>
-          <w:alias w:val="VAL-809 C1 medication history 4"/>
-          <w:tag w:val="VAL-809-c1-medication history-4"/>
-          <w:id w:val="240"/>
-          <w15:color xmlns:w15="http://schemas.microsoft.com/office/word/2012/wordml" w15:val="2E75B6"/>
-          <w15:appearance xmlns:w15="http://schemas.microsoft.com/office/word/2012/wordml" w15:val="boundingBox"/>
-          <w14:checkbox>
-            <w14:checked w14:val="0"/>
-            <w14:checkedState w14:val="2612" w14:font="MS Gothic"/>
-            <w14:uncheckedState w14:val="2610" w14:font="MS Gothic"/>
-          </w14:checkbox>
-        </w:sdtPr>
-        <w:sdtEndPr/>
-        <w:sdtContent>
-          <w:r>
-            <w:rPr>
-              <w:rFonts w:ascii="MS Gothic" w:hAnsi="MS Gothic" w:cs="MS Gothic" w:eastAsia="MS Gothic" w:hint="eastAsia"/>
-              <w:sz w:val="28"/>
-              <w:szCs w:val="28"/>
-            </w:rPr>
-            <w:t>☐</w:t>
-          </w:r>
-        </w:sdtContent>
-      </w:sdt>
-    </w:p>
-    <w:p>
-      <w:r>
-        <w:t xml:space="preserve">inpatient treatment: </w:t>
-      </w:r>
-      <w:r>
-        <w:t xml:space="preserve"> 1 </w:t>
-      </w:r>
-      <w:sdt>
-        <w:sdtPr>
-          <w:rPr>
-            <w:rFonts w:ascii="MS Gothic" w:hAnsi="MS Gothic" w:cs="MS Gothic" w:eastAsia="MS Gothic" w:hint="eastAsia"/>
-            <w:sz w:val="28"/>
-            <w:szCs w:val="28"/>
-          </w:rPr>
-          <w:alias w:val="VAL-809 C1 inpatient treatment 1"/>
-          <w:tag w:val="VAL-809-c1-inpatient treatment-1"/>
-          <w:id w:val="241"/>
-          <w15:color xmlns:w15="http://schemas.microsoft.com/office/word/2012/wordml" w15:val="2E75B6"/>
-          <w15:appearance xmlns:w15="http://schemas.microsoft.com/office/word/2012/wordml" w15:val="boundingBox"/>
-          <w14:checkbox>
-            <w14:checked w14:val="0"/>
-            <w14:checkedState w14:val="2612" w14:font="MS Gothic"/>
-            <w14:uncheckedState w14:val="2610" w14:font="MS Gothic"/>
-          </w14:checkbox>
-        </w:sdtPr>
-        <w:sdtEndPr/>
-        <w:sdtContent>
-          <w:r>
-            <w:rPr>
-              <w:rFonts w:ascii="MS Gothic" w:hAnsi="MS Gothic" w:cs="MS Gothic" w:eastAsia="MS Gothic" w:hint="eastAsia"/>
-              <w:sz w:val="28"/>
-              <w:szCs w:val="28"/>
-            </w:rPr>
-            <w:t>☐</w:t>
-          </w:r>
-        </w:sdtContent>
-      </w:sdt>
-      <w:r>
-        <w:t xml:space="preserve"> 2 </w:t>
-      </w:r>
-      <w:sdt>
-        <w:sdtPr>
-          <w:rPr>
-            <w:rFonts w:ascii="MS Gothic" w:hAnsi="MS Gothic" w:cs="MS Gothic" w:eastAsia="MS Gothic" w:hint="eastAsia"/>
-            <w:sz w:val="28"/>
-            <w:szCs w:val="28"/>
-          </w:rPr>
-          <w:alias w:val="VAL-809 C1 inpatient treatment 2"/>
-          <w:tag w:val="VAL-809-c1-inpatient treatment-2"/>
-          <w:id w:val="242"/>
-          <w15:color xmlns:w15="http://schemas.microsoft.com/office/word/2012/wordml" w15:val="2E75B6"/>
-          <w15:appearance xmlns:w15="http://schemas.microsoft.com/office/word/2012/wordml" w15:val="boundingBox"/>
-          <w14:checkbox>
-            <w14:checked w14:val="0"/>
-            <w14:checkedState w14:val="2612" w14:font="MS Gothic"/>
-            <w14:uncheckedState w14:val="2610" w14:font="MS Gothic"/>
-          </w14:checkbox>
-        </w:sdtPr>
-        <w:sdtEndPr/>
-        <w:sdtContent>
-          <w:r>
-            <w:rPr>
-              <w:rFonts w:ascii="MS Gothic" w:hAnsi="MS Gothic" w:cs="MS Gothic" w:eastAsia="MS Gothic" w:hint="eastAsia"/>
-              <w:sz w:val="28"/>
-              <w:szCs w:val="28"/>
-            </w:rPr>
-            <w:t>☐</w:t>
-          </w:r>
-        </w:sdtContent>
-      </w:sdt>
-      <w:r>
-        <w:t xml:space="preserve"> 3 </w:t>
-      </w:r>
-      <w:sdt>
-        <w:sdtPr>
-          <w:rPr>
-            <w:rFonts w:ascii="MS Gothic" w:hAnsi="MS Gothic" w:cs="MS Gothic" w:eastAsia="MS Gothic" w:hint="eastAsia"/>
-            <w:sz w:val="28"/>
-            <w:szCs w:val="28"/>
-          </w:rPr>
-          <w:alias w:val="VAL-809 C1 inpatient treatment 3"/>
-          <w:tag w:val="VAL-809-c1-inpatient treatment-3"/>
-          <w:id w:val="243"/>
-          <w15:color xmlns:w15="http://schemas.microsoft.com/office/word/2012/wordml" w15:val="2E75B6"/>
-          <w15:appearance xmlns:w15="http://schemas.microsoft.com/office/word/2012/wordml" w15:val="boundingBox"/>
-          <w14:checkbox>
-            <w14:checked w14:val="0"/>
-            <w14:checkedState w14:val="2612" w14:font="MS Gothic"/>
-            <w14:uncheckedState w14:val="2610" w14:font="MS Gothic"/>
-          </w14:checkbox>
-        </w:sdtPr>
-        <w:sdtEndPr/>
-        <w:sdtContent>
-          <w:r>
-            <w:rPr>
-              <w:rFonts w:ascii="MS Gothic" w:hAnsi="MS Gothic" w:cs="MS Gothic" w:eastAsia="MS Gothic" w:hint="eastAsia"/>
-              <w:sz w:val="28"/>
-              <w:szCs w:val="28"/>
-            </w:rPr>
-            <w:t>☐</w:t>
-          </w:r>
-        </w:sdtContent>
-      </w:sdt>
-      <w:r>
-        <w:t xml:space="preserve"> 4 </w:t>
-      </w:r>
-      <w:sdt>
-        <w:sdtPr>
-          <w:rPr>
-            <w:rFonts w:ascii="MS Gothic" w:hAnsi="MS Gothic" w:cs="MS Gothic" w:eastAsia="MS Gothic" w:hint="eastAsia"/>
-            <w:sz w:val="28"/>
-            <w:szCs w:val="28"/>
-          </w:rPr>
-          <w:alias w:val="VAL-809 C1 inpatient treatment 4"/>
-          <w:tag w:val="VAL-809-c1-inpatient treatment-4"/>
-          <w:id w:val="244"/>
-          <w15:color xmlns:w15="http://schemas.microsoft.com/office/word/2012/wordml" w15:val="2E75B6"/>
-          <w15:appearance xmlns:w15="http://schemas.microsoft.com/office/word/2012/wordml" w15:val="boundingBox"/>
-          <w14:checkbox>
-            <w14:checked w14:val="0"/>
-            <w14:checkedState w14:val="2612" w14:font="MS Gothic"/>
-            <w14:uncheckedState w14:val="2610" w14:font="MS Gothic"/>
-          </w14:checkbox>
-        </w:sdtPr>
-        <w:sdtEndPr/>
-        <w:sdtContent>
-          <w:r>
-            <w:rPr>
-              <w:rFonts w:ascii="MS Gothic" w:hAnsi="MS Gothic" w:cs="MS Gothic" w:eastAsia="MS Gothic" w:hint="eastAsia"/>
-              <w:sz w:val="28"/>
-              <w:szCs w:val="28"/>
-            </w:rPr>
-            <w:t>☐</w:t>
-          </w:r>
-        </w:sdtContent>
-      </w:sdt>
-    </w:p>
-    <w:p>
-      <w:r>
-        <w:t xml:space="preserve">discharge context: </w:t>
-      </w:r>
-      <w:r>
-        <w:t xml:space="preserve"> 1 </w:t>
-      </w:r>
-      <w:sdt>
-        <w:sdtPr>
-          <w:rPr>
-            <w:rFonts w:ascii="MS Gothic" w:hAnsi="MS Gothic" w:cs="MS Gothic" w:eastAsia="MS Gothic" w:hint="eastAsia"/>
-            <w:sz w:val="28"/>
-            <w:szCs w:val="28"/>
-          </w:rPr>
-          <w:alias w:val="VAL-809 C1 discharge context 1"/>
-          <w:tag w:val="VAL-809-c1-discharge context-1"/>
-          <w:id w:val="245"/>
-          <w15:color xmlns:w15="http://schemas.microsoft.com/office/word/2012/wordml" w15:val="2E75B6"/>
-          <w15:appearance xmlns:w15="http://schemas.microsoft.com/office/word/2012/wordml" w15:val="boundingBox"/>
-          <w14:checkbox>
-            <w14:checked w14:val="0"/>
-            <w14:checkedState w14:val="2612" w14:font="MS Gothic"/>
-            <w14:uncheckedState w14:val="2610" w14:font="MS Gothic"/>
-          </w14:checkbox>
-        </w:sdtPr>
-        <w:sdtEndPr/>
-        <w:sdtContent>
-          <w:r>
-            <w:rPr>
-              <w:rFonts w:ascii="MS Gothic" w:hAnsi="MS Gothic" w:cs="MS Gothic" w:eastAsia="MS Gothic" w:hint="eastAsia"/>
-              <w:sz w:val="28"/>
-              <w:szCs w:val="28"/>
-            </w:rPr>
-            <w:t>☐</w:t>
-          </w:r>
-        </w:sdtContent>
-      </w:sdt>
-      <w:r>
-        <w:t xml:space="preserve"> 2 </w:t>
-      </w:r>
-      <w:sdt>
-        <w:sdtPr>
-          <w:rPr>
-            <w:rFonts w:ascii="MS Gothic" w:hAnsi="MS Gothic" w:cs="MS Gothic" w:eastAsia="MS Gothic" w:hint="eastAsia"/>
-            <w:sz w:val="28"/>
-            <w:szCs w:val="28"/>
-          </w:rPr>
-          <w:alias w:val="VAL-809 C1 discharge context 2"/>
-          <w:tag w:val="VAL-809-c1-discharge context-2"/>
-          <w:id w:val="246"/>
-          <w15:color xmlns:w15="http://schemas.microsoft.com/office/word/2012/wordml" w15:val="2E75B6"/>
-          <w15:appearance xmlns:w15="http://schemas.microsoft.com/office/word/2012/wordml" w15:val="boundingBox"/>
-          <w14:checkbox>
-            <w14:checked w14:val="0"/>
-            <w14:checkedState w14:val="2612" w14:font="MS Gothic"/>
-            <w14:uncheckedState w14:val="2610" w14:font="MS Gothic"/>
-          </w14:checkbox>
-        </w:sdtPr>
-        <w:sdtEndPr/>
-        <w:sdtContent>
-          <w:r>
-            <w:rPr>
-              <w:rFonts w:ascii="MS Gothic" w:hAnsi="MS Gothic" w:cs="MS Gothic" w:eastAsia="MS Gothic" w:hint="eastAsia"/>
-              <w:sz w:val="28"/>
-              <w:szCs w:val="28"/>
-            </w:rPr>
-            <w:t>☐</w:t>
-          </w:r>
-        </w:sdtContent>
-      </w:sdt>
-      <w:r>
-        <w:t xml:space="preserve"> 3 </w:t>
-      </w:r>
-      <w:sdt>
-        <w:sdtPr>
-          <w:rPr>
-            <w:rFonts w:ascii="MS Gothic" w:hAnsi="MS Gothic" w:cs="MS Gothic" w:eastAsia="MS Gothic" w:hint="eastAsia"/>
-            <w:sz w:val="28"/>
-            <w:szCs w:val="28"/>
-          </w:rPr>
-          <w:alias w:val="VAL-809 C1 discharge context 3"/>
-          <w:tag w:val="VAL-809-c1-discharge context-3"/>
-          <w:id w:val="247"/>
-          <w15:color xmlns:w15="http://schemas.microsoft.com/office/word/2012/wordml" w15:val="2E75B6"/>
-          <w15:appearance xmlns:w15="http://schemas.microsoft.com/office/word/2012/wordml" w15:val="boundingBox"/>
-          <w14:checkbox>
-            <w14:checked w14:val="0"/>
-            <w14:checkedState w14:val="2612" w14:font="MS Gothic"/>
-            <w14:uncheckedState w14:val="2610" w14:font="MS Gothic"/>
-          </w14:checkbox>
-        </w:sdtPr>
-        <w:sdtEndPr/>
-        <w:sdtContent>
-          <w:r>
-            <w:rPr>
-              <w:rFonts w:ascii="MS Gothic" w:hAnsi="MS Gothic" w:cs="MS Gothic" w:eastAsia="MS Gothic" w:hint="eastAsia"/>
-              <w:sz w:val="28"/>
-              <w:szCs w:val="28"/>
-            </w:rPr>
-            <w:t>☐</w:t>
-          </w:r>
-        </w:sdtContent>
-      </w:sdt>
-      <w:r>
-        <w:t xml:space="preserve"> 4 </w:t>
-      </w:r>
-      <w:sdt>
-        <w:sdtPr>
-          <w:rPr>
-            <w:rFonts w:ascii="MS Gothic" w:hAnsi="MS Gothic" w:cs="MS Gothic" w:eastAsia="MS Gothic" w:hint="eastAsia"/>
-            <w:sz w:val="28"/>
-            <w:szCs w:val="28"/>
-          </w:rPr>
-          <w:alias w:val="VAL-809 C1 discharge context 4"/>
-          <w:tag w:val="VAL-809-c1-discharge context-4"/>
-          <w:id w:val="248"/>
-          <w15:color xmlns:w15="http://schemas.microsoft.com/office/word/2012/wordml" w15:val="2E75B6"/>
-          <w15:appearance xmlns:w15="http://schemas.microsoft.com/office/word/2012/wordml" w15:val="boundingBox"/>
-          <w14:checkbox>
-            <w14:checked w14:val="0"/>
-            <w14:checkedState w14:val="2612" w14:font="MS Gothic"/>
-            <w14:uncheckedState w14:val="2610" w14:font="MS Gothic"/>
-          </w14:checkbox>
-        </w:sdtPr>
-        <w:sdtEndPr/>
-        <w:sdtContent>
-          <w:r>
-            <w:rPr>
-              <w:rFonts w:ascii="MS Gothic" w:hAnsi="MS Gothic" w:cs="MS Gothic" w:eastAsia="MS Gothic" w:hint="eastAsia"/>
-              <w:sz w:val="28"/>
-              <w:szCs w:val="28"/>
-            </w:rPr>
-            <w:t>☐</w:t>
-          </w:r>
-        </w:sdtContent>
-      </w:sdt>
-    </w:p>
-    <w:p>
-      <w:r>
-        <w:t xml:space="preserve">overall consistency: </w:t>
-      </w:r>
-      <w:r>
-        <w:t xml:space="preserve"> 1 </w:t>
-      </w:r>
-      <w:sdt>
-        <w:sdtPr>
-          <w:rPr>
-            <w:rFonts w:ascii="MS Gothic" w:hAnsi="MS Gothic" w:cs="MS Gothic" w:eastAsia="MS Gothic" w:hint="eastAsia"/>
-            <w:sz w:val="28"/>
-            <w:szCs w:val="28"/>
-          </w:rPr>
-          <w:alias w:val="VAL-809 C1 overall consistency 1"/>
-          <w:tag w:val="VAL-809-c1-overall consistency-1"/>
-          <w:id w:val="249"/>
-          <w15:color xmlns:w15="http://schemas.microsoft.com/office/word/2012/wordml" w15:val="2E75B6"/>
-          <w15:appearance xmlns:w15="http://schemas.microsoft.com/office/word/2012/wordml" w15:val="boundingBox"/>
-          <w14:checkbox>
-            <w14:checked w14:val="0"/>
-            <w14:checkedState w14:val="2612" w14:font="MS Gothic"/>
-            <w14:uncheckedState w14:val="2610" w14:font="MS Gothic"/>
-          </w14:checkbox>
-        </w:sdtPr>
-        <w:sdtEndPr/>
-        <w:sdtContent>
-          <w:r>
-            <w:rPr>
-              <w:rFonts w:ascii="MS Gothic" w:hAnsi="MS Gothic" w:cs="MS Gothic" w:eastAsia="MS Gothic" w:hint="eastAsia"/>
-              <w:sz w:val="28"/>
-              <w:szCs w:val="28"/>
-            </w:rPr>
-            <w:t>☐</w:t>
-          </w:r>
-        </w:sdtContent>
-      </w:sdt>
-      <w:r>
-        <w:t xml:space="preserve"> 2 </w:t>
-      </w:r>
-      <w:sdt>
-        <w:sdtPr>
-          <w:rPr>
-            <w:rFonts w:ascii="MS Gothic" w:hAnsi="MS Gothic" w:cs="MS Gothic" w:eastAsia="MS Gothic" w:hint="eastAsia"/>
-            <w:sz w:val="28"/>
-            <w:szCs w:val="28"/>
-          </w:rPr>
-          <w:alias w:val="VAL-809 C1 overall consistency 2"/>
-          <w:tag w:val="VAL-809-c1-overall consistency-2"/>
-          <w:id w:val="250"/>
-          <w15:color xmlns:w15="http://schemas.microsoft.com/office/word/2012/wordml" w15:val="2E75B6"/>
-          <w15:appearance xmlns:w15="http://schemas.microsoft.com/office/word/2012/wordml" w15:val="boundingBox"/>
-          <w14:checkbox>
-            <w14:checked w14:val="0"/>
-            <w14:checkedState w14:val="2612" w14:font="MS Gothic"/>
-            <w14:uncheckedState w14:val="2610" w14:font="MS Gothic"/>
-          </w14:checkbox>
-        </w:sdtPr>
-        <w:sdtEndPr/>
-        <w:sdtContent>
-          <w:r>
-            <w:rPr>
-              <w:rFonts w:ascii="MS Gothic" w:hAnsi="MS Gothic" w:cs="MS Gothic" w:eastAsia="MS Gothic" w:hint="eastAsia"/>
-              <w:sz w:val="28"/>
-              <w:szCs w:val="28"/>
-            </w:rPr>
-            <w:t>☐</w:t>
-          </w:r>
-        </w:sdtContent>
-      </w:sdt>
-      <w:r>
-        <w:t xml:space="preserve"> 3 </w:t>
-      </w:r>
-      <w:sdt>
-        <w:sdtPr>
-          <w:rPr>
-            <w:rFonts w:ascii="MS Gothic" w:hAnsi="MS Gothic" w:cs="MS Gothic" w:eastAsia="MS Gothic" w:hint="eastAsia"/>
-            <w:sz w:val="28"/>
-            <w:szCs w:val="28"/>
-          </w:rPr>
-          <w:alias w:val="VAL-809 C1 overall consistency 3"/>
-          <w:tag w:val="VAL-809-c1-overall consistency-3"/>
-          <w:id w:val="251"/>
-          <w15:color xmlns:w15="http://schemas.microsoft.com/office/word/2012/wordml" w15:val="2E75B6"/>
-          <w15:appearance xmlns:w15="http://schemas.microsoft.com/office/word/2012/wordml" w15:val="boundingBox"/>
-          <w14:checkbox>
-            <w14:checked w14:val="0"/>
-            <w14:checkedState w14:val="2612" w14:font="MS Gothic"/>
-            <w14:uncheckedState w14:val="2610" w14:font="MS Gothic"/>
-          </w14:checkbox>
-        </w:sdtPr>
-        <w:sdtEndPr/>
-        <w:sdtContent>
-          <w:r>
-            <w:rPr>
-              <w:rFonts w:ascii="MS Gothic" w:hAnsi="MS Gothic" w:cs="MS Gothic" w:eastAsia="MS Gothic" w:hint="eastAsia"/>
-              <w:sz w:val="28"/>
-              <w:szCs w:val="28"/>
-            </w:rPr>
-            <w:t>☐</w:t>
-          </w:r>
-        </w:sdtContent>
-      </w:sdt>
-      <w:r>
-        <w:t xml:space="preserve"> 4 </w:t>
-      </w:r>
-      <w:sdt>
-        <w:sdtPr>
-          <w:rPr>
-            <w:rFonts w:ascii="MS Gothic" w:hAnsi="MS Gothic" w:cs="MS Gothic" w:eastAsia="MS Gothic" w:hint="eastAsia"/>
-            <w:sz w:val="28"/>
-            <w:szCs w:val="28"/>
-          </w:rPr>
-          <w:alias w:val="VAL-809 C1 overall consistency 4"/>
-          <w:tag w:val="VAL-809-c1-overall consistency-4"/>
-          <w:id w:val="252"/>
-          <w15:color xmlns:w15="http://schemas.microsoft.com/office/word/2012/wordml" w15:val="2E75B6"/>
-          <w15:appearance xmlns:w15="http://schemas.microsoft.com/office/word/2012/wordml" w15:val="boundingBox"/>
-          <w14:checkbox>
-            <w14:checked w14:val="0"/>
-            <w14:checkedState w14:val="2612" w14:font="MS Gothic"/>
-            <w14:uncheckedState w14:val="2610" w14:font="MS Gothic"/>
-          </w14:checkbox>
-        </w:sdtPr>
-        <w:sdtEndPr/>
-        <w:sdtContent>
-          <w:r>
-            <w:rPr>
-              <w:rFonts w:ascii="MS Gothic" w:hAnsi="MS Gothic" w:cs="MS Gothic" w:eastAsia="MS Gothic" w:hint="eastAsia"/>
-              <w:sz w:val="28"/>
-              <w:szCs w:val="28"/>
-            </w:rPr>
-            <w:t>☐</w:t>
-          </w:r>
-        </w:sdtContent>
-      </w:sdt>
-    </w:p>
-    <w:p>
-      <w:pPr>
-        <w:pStyle w:val="Heading3"/>
-      </w:pPr>
-      <w:r>
-        <w:t>C2 — Decision sufficiency</w:t>
-      </w:r>
-    </w:p>
-    <w:p>
-      <w:r>
-        <w:t xml:space="preserve">Pass </w:t>
-      </w:r>
-      <w:sdt>
-        <w:sdtPr>
-          <w:rPr>
-            <w:rFonts w:ascii="MS Gothic" w:hAnsi="MS Gothic" w:cs="MS Gothic" w:eastAsia="MS Gothic" w:hint="eastAsia"/>
-            <w:sz w:val="28"/>
-            <w:szCs w:val="28"/>
-          </w:rPr>
-          <w:alias w:val="VAL-809 C2 Pass"/>
-          <w:tag w:val="VAL-809-C2-Pass"/>
-          <w:id w:val="253"/>
-          <w15:color xmlns:w15="http://schemas.microsoft.com/office/word/2012/wordml" w15:val="2E75B6"/>
-          <w15:appearance xmlns:w15="http://schemas.microsoft.com/office/word/2012/wordml" w15:val="boundingBox"/>
-          <w14:checkbox>
-            <w14:checked w14:val="0"/>
-            <w14:checkedState w14:val="2612" w14:font="MS Gothic"/>
-            <w14:uncheckedState w14:val="2610" w14:font="MS Gothic"/>
-          </w14:checkbox>
-        </w:sdtPr>
-        <w:sdtEndPr/>
-        <w:sdtContent>
-          <w:r>
-            <w:rPr>
-              <w:rFonts w:ascii="MS Gothic" w:hAnsi="MS Gothic" w:cs="MS Gothic" w:eastAsia="MS Gothic" w:hint="eastAsia"/>
-              <w:sz w:val="28"/>
-              <w:szCs w:val="28"/>
-            </w:rPr>
-            <w:t>☐</w:t>
-          </w:r>
-        </w:sdtContent>
-      </w:sdt>
-      <w:r>
-        <w:t xml:space="preserve">Fail </w:t>
-      </w:r>
-      <w:sdt>
-        <w:sdtPr>
-          <w:rPr>
-            <w:rFonts w:ascii="MS Gothic" w:hAnsi="MS Gothic" w:cs="MS Gothic" w:eastAsia="MS Gothic" w:hint="eastAsia"/>
-            <w:sz w:val="28"/>
-            <w:szCs w:val="28"/>
-          </w:rPr>
-          <w:alias w:val="VAL-809 C2 Fail"/>
-          <w:tag w:val="VAL-809-C2-Fail"/>
-          <w:id w:val="254"/>
-          <w15:color xmlns:w15="http://schemas.microsoft.com/office/word/2012/wordml" w15:val="2E75B6"/>
-          <w15:appearance xmlns:w15="http://schemas.microsoft.com/office/word/2012/wordml" w15:val="boundingBox"/>
-          <w14:checkbox>
-            <w14:checked w14:val="0"/>
-            <w14:checkedState w14:val="2612" w14:font="MS Gothic"/>
-            <w14:uncheckedState w14:val="2610" w14:font="MS Gothic"/>
-          </w14:checkbox>
-        </w:sdtPr>
-        <w:sdtEndPr/>
-        <w:sdtContent>
-          <w:r>
-            <w:rPr>
-              <w:rFonts w:ascii="MS Gothic" w:hAnsi="MS Gothic" w:cs="MS Gothic" w:eastAsia="MS Gothic" w:hint="eastAsia"/>
-              <w:sz w:val="28"/>
-              <w:szCs w:val="28"/>
-            </w:rPr>
-            <w:t>☐</w:t>
-          </w:r>
-        </w:sdtContent>
-      </w:sdt>
     </w:p>
     <w:tbl>
       <w:tblPr>
@@ -10619,9 +9020,9 @@
           <w:p/>
           <w:sdt>
             <w:sdtPr>
-              <w:alias w:val="C2 comment if Fail"/>
-              <w:tag w:val="VAL-809-c2-comment"/>
-              <w:id w:val="255"/>
+              <w:alias w:val="Revision comments"/>
+              <w:tag w:val="VAL-805-overall-comment"/>
+              <w:id w:val="217"/>
               <w15:color xmlns:w15="http://schemas.microsoft.com/office/word/2012/wordml" w15:val="2E75B6"/>
               <w15:appearance xmlns:w15="http://schemas.microsoft.com/office/word/2012/wordml" w15:val="boundingBox"/>
             </w:sdtPr>
@@ -10649,15 +9050,313 @@
     </w:tbl>
     <w:p>
       <w:pPr>
+        <w:pStyle w:val="Heading2"/>
+      </w:pPr>
+      <w:r>
+        <w:t>CLINICIAN VALIDATION REFERENCE</w:t>
+      </w:r>
+    </w:p>
+    <w:p>
+      <w:r>
+        <w:t>Not shown to residents in the assessment study.</w:t>
+      </w:r>
+    </w:p>
+    <w:p>
+      <w:r>
+        <w:t>Complete the ratings above before using this reference.</w:t>
+      </w:r>
+    </w:p>
+    <w:p>
+      <w:pPr>
+        <w:pStyle w:val="ListBullet"/>
+      </w:pPr>
+      <w:r>
+        <w:t>continue: furosemide 40 MG Oral Tablet 40 MG oral once daily. Duration: not specified. Indication: Acute systolic (congestive) heart failure. Rationale: Congestion resolved and weight returned to the 80 kg dry weight, so the home oral 40 MG daily dose is resumed.. Monitoring: see chart.</w:t>
+      </w:r>
+    </w:p>
+    <w:p>
+      <w:pPr>
+        <w:pStyle w:val="ListBullet"/>
+      </w:pPr>
+      <w:r>
+        <w:t>continue: 24 HR metoprolol succinate 25 MG Extended Release Oral Tablet 25 MG oral once daily. Duration: not specified. Indication: Acute systolic (congestive) heart failure. Rationale: Ejection fraction is 30 percent, discharge heart rate is 69, and systolic pressure is 110 mmHg.. Monitoring: see chart.</w:t>
+      </w:r>
+    </w:p>
+    <w:p>
+      <w:pPr>
+        <w:pStyle w:val="ListBullet"/>
+      </w:pPr>
+      <w:r>
+        <w:t>continue: atorvastatin 40 MG Oral Tablet 40 MG oral once daily. Duration: not specified. Indication: Mixed hyperlipidemia. Rationale: Hyperlipidemia is a separate active problem and no statin intolerance is described.. Monitoring: see chart.</w:t>
+      </w:r>
+    </w:p>
+    <w:p>
+      <w:pPr>
+        <w:pStyle w:val="ListBullet"/>
+      </w:pPr>
+      <w:r>
+        <w:t>Acceptable alternative: start ACE inhibitor, ARB, or SGLT2 inhibitor. Ejection fraction is 30 percent and creatinine recovered to 0.9 mg/dL. The reference plan does not start one of these classes because none was a home medicine and the discharge systolic pressure is 110 mmHg. A reviewer may still accept a low-dose start.</w:t>
+      </w:r>
+    </w:p>
+    <w:p>
+      <w:pPr>
+        <w:pStyle w:val="ListBullet"/>
+      </w:pPr>
+      <w:r>
+        <w:t>Reference follow-up: Heart-failure clinic after diuresis in 7 days with cardiology.</w:t>
+      </w:r>
+    </w:p>
+    <w:p>
+      <w:pPr>
+        <w:pStyle w:val="ListBullet"/>
+      </w:pPr>
+      <w:r>
+        <w:t>Evidence for furosemide 40 MG Oral Tablet: SUFFICIENT_EVIDENCE. Intravenous furosemide 40 MG twice daily, distinct from home oral therapy. creatinine 1.7 to 0.9 mg/dL; natriuretic peptide 1120 to 369 pg/mL Visible in hospital course; weights; labs; imaging.</w:t>
+      </w:r>
+    </w:p>
+    <w:p>
+      <w:pPr>
+        <w:pStyle w:val="ListBullet"/>
+      </w:pPr>
+      <w:r>
+        <w:t>Evidence for 24 HR metoprolol succinate 25 MG Extended Release Oral Tablet: SUFFICIENT_EVIDENCE. Beta blocker was continued through diuresis. potassium 4.3 mmol/L Visible in hospital course; weights; labs; imaging.</w:t>
+      </w:r>
+    </w:p>
+    <w:p>
+      <w:pPr>
+        <w:pStyle w:val="ListBullet"/>
+      </w:pPr>
+      <w:r>
+        <w:t>Evidence for atorvastatin 40 MG Oral Tablet: SUFFICIENT_EVIDENCE. none none Visible in hospital course; weights; labs; imaging.</w:t>
+      </w:r>
+    </w:p>
+    <w:p>
+      <w:pPr>
+        <w:pStyle w:val="Heading1"/>
+      </w:pPr>
+      <w:r>
+        <w:t>CASE VAL-809</w:t>
+      </w:r>
+    </w:p>
+    <w:p>
+      <w:r>
+        <w:t>82-year-old Male with Acute and subacute infective endocarditis</w:t>
+      </w:r>
+    </w:p>
+    <w:p>
+      <w:pPr>
+        <w:pStyle w:val="Heading2"/>
+      </w:pPr>
+      <w:r>
+        <w:t>Resident-facing chart</w:t>
+      </w:r>
+    </w:p>
+    <w:p>
+      <w:r>
+        <w:t>An 82-year-old man with hypertension and hyperlipidemia is admitted with one week of fever and fatigue. He had a dental extraction three weeks earlier. A new murmur is present. Home medicines are lisinopril and atorvastatin. Outpatient creatinine last month was 0.8 mg/dL.</w:t>
+      </w:r>
+    </w:p>
+    <w:p>
+      <w:r>
+        <w:t>Diagnoses: Acute and subacute infective endocarditis; Essential (primary) hypertension; Mixed hyperlipidemia</w:t>
+      </w:r>
+    </w:p>
+    <w:p>
+      <w:r>
+        <w:t>admission: Admission note. Fever 38.6 C, heart rate 104, and a new murmur after a recent dental extraction. Blood cultures grew gram-positive cocci. Creatinine is 1.3 mg/dL, above the 0.8 mg/dL baseline.</w:t>
+      </w:r>
+    </w:p>
+    <w:p>
+      <w:r>
+        <w:t>hospital_course: Blood cultures grew Viridans group streptococcus. A transthoracic echocardiogram showed a vegetation. Ceftriaxone 2000 MG intravenously once daily was started. Later blood cultures showed no growth, and fever resolved. Acute kidney injury was attributed to the infection: creatinine 1.3 mg/dL on admission, 1.0 mg/dL on hospital day 3, and 0.8 mg/dL at discharge. Lisinopril was held while creatinine was 1.3 mg/dL. At discharge the creatinine is 0.8 mg/dL and the systolic blood pressure is 118 mmHg.</w:t>
+      </w:r>
+    </w:p>
+    <w:p>
+      <w:r>
+        <w:t>Medications (home and inpatient only):</w:t>
+      </w:r>
+    </w:p>
+    <w:p>
+      <w:pPr>
+        <w:pStyle w:val="ListBullet"/>
+      </w:pPr>
+      <w:r>
+        <w:t>home: atorvastatin 40 MG Oral Tablet 40 MG oral once daily. Indication: Mixed hyperlipidemia. Held reason: none. Notes: none.</w:t>
+      </w:r>
+    </w:p>
+    <w:p>
+      <w:pPr>
+        <w:pStyle w:val="ListBullet"/>
+      </w:pPr>
+      <w:r>
+        <w:t>home: lisinopril 10 MG Oral Tablet 10 MG oral once daily. Indication: Essential (primary) hypertension. Held reason: none. Notes: none.</w:t>
+      </w:r>
+    </w:p>
+    <w:p>
+      <w:pPr>
+        <w:pStyle w:val="ListBullet"/>
+      </w:pPr>
+      <w:r>
+        <w:t>inpatient: atorvastatin 40 MG Oral Tablet 40 MG oral once daily. Indication: Mixed hyperlipidemia. Held reason: none. Notes: none.</w:t>
+      </w:r>
+    </w:p>
+    <w:p>
+      <w:pPr>
+        <w:pStyle w:val="ListBullet"/>
+      </w:pPr>
+      <w:r>
+        <w:t>inpatient: ceftriaxone 2000 MG Injection 2000 MG intravenous once daily. Indication: Acute and subacute infective endocarditis. Held reason: none. Notes: Started during this admission..</w:t>
+      </w:r>
+    </w:p>
+    <w:p>
+      <w:pPr>
+        <w:pStyle w:val="ListBullet"/>
+      </w:pPr>
+      <w:r>
+        <w:t>inpatient: lisinopril 10 MG Oral Tablet 10 MG oral once daily. Indication: Essential (primary) hypertension. Held reason: Held while creatinine was 1.3 mg/dL.. Notes: none.</w:t>
+      </w:r>
+    </w:p>
+    <w:p>
+      <w:r>
+        <w:t>Vital signs:</w:t>
+      </w:r>
+    </w:p>
+    <w:p>
+      <w:pPr>
+        <w:pStyle w:val="ListBullet"/>
+      </w:pPr>
+      <w:r>
+        <w:t>admission: blood pressure 128/86, heart rate 104, respiratory rate 22, temperature 38.60, oxygen saturation 98.00.</w:t>
+      </w:r>
+    </w:p>
+    <w:p>
+      <w:pPr>
+        <w:pStyle w:val="ListBullet"/>
+      </w:pPr>
+      <w:r>
+        <w:t>discharge: blood pressure 118/85, heart rate 76, respiratory rate 19, temperature 36.80, oxygen saturation 96.00.</w:t>
+      </w:r>
+    </w:p>
+    <w:p>
+      <w:r>
+        <w:t>Laboratories:</w:t>
+      </w:r>
+    </w:p>
+    <w:p>
+      <w:pPr>
+        <w:pStyle w:val="ListBullet"/>
+      </w:pPr>
+      <w:r>
+        <w:t>admission: Creatinine [Mass/volume] in Serum or Plasma 1.3 mg/dL.</w:t>
+      </w:r>
+    </w:p>
+    <w:p>
+      <w:pPr>
+        <w:pStyle w:val="ListBullet"/>
+      </w:pPr>
+      <w:r>
+        <w:t>discharge: Creatinine [Mass/volume] in Serum or Plasma 0.8 mg/dL.</w:t>
+      </w:r>
+    </w:p>
+    <w:p>
+      <w:pPr>
+        <w:pStyle w:val="ListBullet"/>
+      </w:pPr>
+      <w:r>
+        <w:t>admission: Hemoglobin [Mass/volume] in Blood by Oximetry 13.1 g/dL.</w:t>
+      </w:r>
+    </w:p>
+    <w:p>
+      <w:pPr>
+        <w:pStyle w:val="ListBullet"/>
+      </w:pPr>
+      <w:r>
+        <w:t>discharge: Hemoglobin [Mass/volume] in Blood by Oximetry 12.9 g/dL.</w:t>
+      </w:r>
+    </w:p>
+    <w:p>
+      <w:pPr>
+        <w:pStyle w:val="ListBullet"/>
+      </w:pPr>
+      <w:r>
+        <w:t>hospital_day_3: Creatinine [Mass/volume] in Serum or Plasma 1.0 mg/dL.</w:t>
+      </w:r>
+    </w:p>
+    <w:p>
+      <w:r>
+        <w:t>Weights:</w:t>
+      </w:r>
+    </w:p>
+    <w:p>
+      <w:pPr>
+        <w:pStyle w:val="ListBullet"/>
+      </w:pPr>
+      <w:r>
+        <w:t>admission: 70.000 kg</w:t>
+      </w:r>
+    </w:p>
+    <w:p>
+      <w:r>
+        <w:t>Imaging, Transthoracic echocardiogram: Mobile echodensity consistent with a vegetation; ventricular function preserved.</w:t>
+      </w:r>
+    </w:p>
+    <w:p>
+      <w:r>
+        <w:t>Consult, infectious disease: Endocarditis with a vegetation and Viridans group streptococcus bacteremia after a dental extraction. Fever has resolved and follow-up cultures show no growth. Four weeks of intravenous ceftriaxone is the planned course for viridans endocarditis with a vegetation. Kidney function has returned to the 0.8 mg/dL baseline.</w:t>
+      </w:r>
+    </w:p>
+    <w:p>
+      <w:r>
+        <w:t>Microbiology: blood culture growth Viridans group streptococcus Identified from the admission blood culture after a dental extraction three weeks earlier.</w:t>
+      </w:r>
+    </w:p>
+    <w:p>
+      <w:r>
+        <w:t>Microbiology: blood culture no growth  Subsequent cultures cleared after treatment.</w:t>
+      </w:r>
+    </w:p>
+    <w:p>
+      <w:r>
+        <w:t>Monitoring: weekly complete blood count and creatinine during parenteral therapy (weekly), infectious disease.</w:t>
+      </w:r>
+    </w:p>
+    <w:p>
+      <w:r>
+        <w:t>Follow-up: Infectious-disease follow-up with parenteral-therapy laboratory monitoring in 14 days with infectious disease.</w:t>
+      </w:r>
+    </w:p>
+    <w:p>
+      <w:pPr>
+        <w:pStyle w:val="Heading2"/>
+      </w:pPr>
+      <w:r>
+        <w:t>Clinician ratings</w:t>
+      </w:r>
+    </w:p>
+    <w:p>
+      <w:r>
+        <w:t>Complete these ratings before reading the validation reference.</w:t>
+      </w:r>
+    </w:p>
+    <w:p>
+      <w:pPr>
         <w:pStyle w:val="Heading3"/>
       </w:pPr>
       <w:r>
-        <w:t>C3 — Reference-plan validity</w:t>
-      </w:r>
-    </w:p>
-    <w:p>
-      <w:r>
-        <w:t xml:space="preserve">Pass </w:t>
+        <w:t>C1 — Clinical plausibility</w:t>
+      </w:r>
+    </w:p>
+    <w:p>
+      <w:r>
+        <w:t>1 = implausible; 2 = substantial revision required; 3 = plausible with minor concern; 4 = fully plausible.</w:t>
+      </w:r>
+    </w:p>
+    <w:p>
+      <w:r>
+        <w:t xml:space="preserve">presentation: </w:t>
+      </w:r>
+      <w:r>
+        <w:t xml:space="preserve"> 1 </w:t>
       </w:r>
       <w:sdt>
         <w:sdtPr>
@@ -10666,9 +9365,9 @@
             <w:sz w:val="28"/>
             <w:szCs w:val="28"/>
           </w:rPr>
-          <w:alias w:val="VAL-809 C3 Pass"/>
-          <w:tag w:val="VAL-809-C3-Pass"/>
-          <w:id w:val="256"/>
+          <w:alias w:val="VAL-809 C1 presentation 1"/>
+          <w:tag w:val="VAL-809-c1-presentation-1"/>
+          <w:id w:val="218"/>
           <w15:color xmlns:w15="http://schemas.microsoft.com/office/word/2012/wordml" w15:val="2E75B6"/>
           <w15:appearance xmlns:w15="http://schemas.microsoft.com/office/word/2012/wordml" w15:val="boundingBox"/>
           <w14:checkbox>
@@ -10690,7 +9389,7 @@
         </w:sdtContent>
       </w:sdt>
       <w:r>
-        <w:t xml:space="preserve">Fail </w:t>
+        <w:t xml:space="preserve"> 2 </w:t>
       </w:r>
       <w:sdt>
         <w:sdtPr>
@@ -10699,9 +9398,9 @@
             <w:sz w:val="28"/>
             <w:szCs w:val="28"/>
           </w:rPr>
-          <w:alias w:val="VAL-809 C3 Fail"/>
-          <w:tag w:val="VAL-809-C3-Fail"/>
-          <w:id w:val="257"/>
+          <w:alias w:val="VAL-809 C1 presentation 2"/>
+          <w:tag w:val="VAL-809-c1-presentation-2"/>
+          <w:id w:val="219"/>
           <w15:color xmlns:w15="http://schemas.microsoft.com/office/word/2012/wordml" w15:val="2E75B6"/>
           <w15:appearance xmlns:w15="http://schemas.microsoft.com/office/word/2012/wordml" w15:val="boundingBox"/>
           <w14:checkbox>
@@ -10722,11 +9421,1244 @@
           </w:r>
         </w:sdtContent>
       </w:sdt>
-    </w:p>
-    <w:p>
-      <w:r>
-        <w:t>Disputed medication, if any:</w:t>
-      </w:r>
+      <w:r>
+        <w:t xml:space="preserve"> 3 </w:t>
+      </w:r>
+      <w:sdt>
+        <w:sdtPr>
+          <w:rPr>
+            <w:rFonts w:ascii="MS Gothic" w:hAnsi="MS Gothic" w:cs="MS Gothic" w:eastAsia="MS Gothic" w:hint="eastAsia"/>
+            <w:sz w:val="28"/>
+            <w:szCs w:val="28"/>
+          </w:rPr>
+          <w:alias w:val="VAL-809 C1 presentation 3"/>
+          <w:tag w:val="VAL-809-c1-presentation-3"/>
+          <w:id w:val="220"/>
+          <w15:color xmlns:w15="http://schemas.microsoft.com/office/word/2012/wordml" w15:val="2E75B6"/>
+          <w15:appearance xmlns:w15="http://schemas.microsoft.com/office/word/2012/wordml" w15:val="boundingBox"/>
+          <w14:checkbox>
+            <w14:checked w14:val="0"/>
+            <w14:checkedState w14:val="2612" w14:font="MS Gothic"/>
+            <w14:uncheckedState w14:val="2610" w14:font="MS Gothic"/>
+          </w14:checkbox>
+        </w:sdtPr>
+        <w:sdtEndPr/>
+        <w:sdtContent>
+          <w:r>
+            <w:rPr>
+              <w:rFonts w:ascii="MS Gothic" w:hAnsi="MS Gothic" w:cs="MS Gothic" w:eastAsia="MS Gothic" w:hint="eastAsia"/>
+              <w:sz w:val="28"/>
+              <w:szCs w:val="28"/>
+            </w:rPr>
+            <w:t>☐</w:t>
+          </w:r>
+        </w:sdtContent>
+      </w:sdt>
+      <w:r>
+        <w:t xml:space="preserve"> 4 </w:t>
+      </w:r>
+      <w:sdt>
+        <w:sdtPr>
+          <w:rPr>
+            <w:rFonts w:ascii="MS Gothic" w:hAnsi="MS Gothic" w:cs="MS Gothic" w:eastAsia="MS Gothic" w:hint="eastAsia"/>
+            <w:sz w:val="28"/>
+            <w:szCs w:val="28"/>
+          </w:rPr>
+          <w:alias w:val="VAL-809 C1 presentation 4"/>
+          <w:tag w:val="VAL-809-c1-presentation-4"/>
+          <w:id w:val="221"/>
+          <w15:color xmlns:w15="http://schemas.microsoft.com/office/word/2012/wordml" w15:val="2E75B6"/>
+          <w15:appearance xmlns:w15="http://schemas.microsoft.com/office/word/2012/wordml" w15:val="boundingBox"/>
+          <w14:checkbox>
+            <w14:checked w14:val="0"/>
+            <w14:checkedState w14:val="2612" w14:font="MS Gothic"/>
+            <w14:uncheckedState w14:val="2610" w14:font="MS Gothic"/>
+          </w14:checkbox>
+        </w:sdtPr>
+        <w:sdtEndPr/>
+        <w:sdtContent>
+          <w:r>
+            <w:rPr>
+              <w:rFonts w:ascii="MS Gothic" w:hAnsi="MS Gothic" w:cs="MS Gothic" w:eastAsia="MS Gothic" w:hint="eastAsia"/>
+              <w:sz w:val="28"/>
+              <w:szCs w:val="28"/>
+            </w:rPr>
+            <w:t>☐</w:t>
+          </w:r>
+        </w:sdtContent>
+      </w:sdt>
+    </w:p>
+    <w:p>
+      <w:r>
+        <w:t xml:space="preserve">diagnosis: </w:t>
+      </w:r>
+      <w:r>
+        <w:t xml:space="preserve"> 1 </w:t>
+      </w:r>
+      <w:sdt>
+        <w:sdtPr>
+          <w:rPr>
+            <w:rFonts w:ascii="MS Gothic" w:hAnsi="MS Gothic" w:cs="MS Gothic" w:eastAsia="MS Gothic" w:hint="eastAsia"/>
+            <w:sz w:val="28"/>
+            <w:szCs w:val="28"/>
+          </w:rPr>
+          <w:alias w:val="VAL-809 C1 diagnosis 1"/>
+          <w:tag w:val="VAL-809-c1-diagnosis-1"/>
+          <w:id w:val="222"/>
+          <w15:color xmlns:w15="http://schemas.microsoft.com/office/word/2012/wordml" w15:val="2E75B6"/>
+          <w15:appearance xmlns:w15="http://schemas.microsoft.com/office/word/2012/wordml" w15:val="boundingBox"/>
+          <w14:checkbox>
+            <w14:checked w14:val="0"/>
+            <w14:checkedState w14:val="2612" w14:font="MS Gothic"/>
+            <w14:uncheckedState w14:val="2610" w14:font="MS Gothic"/>
+          </w14:checkbox>
+        </w:sdtPr>
+        <w:sdtEndPr/>
+        <w:sdtContent>
+          <w:r>
+            <w:rPr>
+              <w:rFonts w:ascii="MS Gothic" w:hAnsi="MS Gothic" w:cs="MS Gothic" w:eastAsia="MS Gothic" w:hint="eastAsia"/>
+              <w:sz w:val="28"/>
+              <w:szCs w:val="28"/>
+            </w:rPr>
+            <w:t>☐</w:t>
+          </w:r>
+        </w:sdtContent>
+      </w:sdt>
+      <w:r>
+        <w:t xml:space="preserve"> 2 </w:t>
+      </w:r>
+      <w:sdt>
+        <w:sdtPr>
+          <w:rPr>
+            <w:rFonts w:ascii="MS Gothic" w:hAnsi="MS Gothic" w:cs="MS Gothic" w:eastAsia="MS Gothic" w:hint="eastAsia"/>
+            <w:sz w:val="28"/>
+            <w:szCs w:val="28"/>
+          </w:rPr>
+          <w:alias w:val="VAL-809 C1 diagnosis 2"/>
+          <w:tag w:val="VAL-809-c1-diagnosis-2"/>
+          <w:id w:val="223"/>
+          <w15:color xmlns:w15="http://schemas.microsoft.com/office/word/2012/wordml" w15:val="2E75B6"/>
+          <w15:appearance xmlns:w15="http://schemas.microsoft.com/office/word/2012/wordml" w15:val="boundingBox"/>
+          <w14:checkbox>
+            <w14:checked w14:val="0"/>
+            <w14:checkedState w14:val="2612" w14:font="MS Gothic"/>
+            <w14:uncheckedState w14:val="2610" w14:font="MS Gothic"/>
+          </w14:checkbox>
+        </w:sdtPr>
+        <w:sdtEndPr/>
+        <w:sdtContent>
+          <w:r>
+            <w:rPr>
+              <w:rFonts w:ascii="MS Gothic" w:hAnsi="MS Gothic" w:cs="MS Gothic" w:eastAsia="MS Gothic" w:hint="eastAsia"/>
+              <w:sz w:val="28"/>
+              <w:szCs w:val="28"/>
+            </w:rPr>
+            <w:t>☐</w:t>
+          </w:r>
+        </w:sdtContent>
+      </w:sdt>
+      <w:r>
+        <w:t xml:space="preserve"> 3 </w:t>
+      </w:r>
+      <w:sdt>
+        <w:sdtPr>
+          <w:rPr>
+            <w:rFonts w:ascii="MS Gothic" w:hAnsi="MS Gothic" w:cs="MS Gothic" w:eastAsia="MS Gothic" w:hint="eastAsia"/>
+            <w:sz w:val="28"/>
+            <w:szCs w:val="28"/>
+          </w:rPr>
+          <w:alias w:val="VAL-809 C1 diagnosis 3"/>
+          <w:tag w:val="VAL-809-c1-diagnosis-3"/>
+          <w:id w:val="224"/>
+          <w15:color xmlns:w15="http://schemas.microsoft.com/office/word/2012/wordml" w15:val="2E75B6"/>
+          <w15:appearance xmlns:w15="http://schemas.microsoft.com/office/word/2012/wordml" w15:val="boundingBox"/>
+          <w14:checkbox>
+            <w14:checked w14:val="0"/>
+            <w14:checkedState w14:val="2612" w14:font="MS Gothic"/>
+            <w14:uncheckedState w14:val="2610" w14:font="MS Gothic"/>
+          </w14:checkbox>
+        </w:sdtPr>
+        <w:sdtEndPr/>
+        <w:sdtContent>
+          <w:r>
+            <w:rPr>
+              <w:rFonts w:ascii="MS Gothic" w:hAnsi="MS Gothic" w:cs="MS Gothic" w:eastAsia="MS Gothic" w:hint="eastAsia"/>
+              <w:sz w:val="28"/>
+              <w:szCs w:val="28"/>
+            </w:rPr>
+            <w:t>☐</w:t>
+          </w:r>
+        </w:sdtContent>
+      </w:sdt>
+      <w:r>
+        <w:t xml:space="preserve"> 4 </w:t>
+      </w:r>
+      <w:sdt>
+        <w:sdtPr>
+          <w:rPr>
+            <w:rFonts w:ascii="MS Gothic" w:hAnsi="MS Gothic" w:cs="MS Gothic" w:eastAsia="MS Gothic" w:hint="eastAsia"/>
+            <w:sz w:val="28"/>
+            <w:szCs w:val="28"/>
+          </w:rPr>
+          <w:alias w:val="VAL-809 C1 diagnosis 4"/>
+          <w:tag w:val="VAL-809-c1-diagnosis-4"/>
+          <w:id w:val="225"/>
+          <w15:color xmlns:w15="http://schemas.microsoft.com/office/word/2012/wordml" w15:val="2E75B6"/>
+          <w15:appearance xmlns:w15="http://schemas.microsoft.com/office/word/2012/wordml" w15:val="boundingBox"/>
+          <w14:checkbox>
+            <w14:checked w14:val="0"/>
+            <w14:checkedState w14:val="2612" w14:font="MS Gothic"/>
+            <w14:uncheckedState w14:val="2610" w14:font="MS Gothic"/>
+          </w14:checkbox>
+        </w:sdtPr>
+        <w:sdtEndPr/>
+        <w:sdtContent>
+          <w:r>
+            <w:rPr>
+              <w:rFonts w:ascii="MS Gothic" w:hAnsi="MS Gothic" w:cs="MS Gothic" w:eastAsia="MS Gothic" w:hint="eastAsia"/>
+              <w:sz w:val="28"/>
+              <w:szCs w:val="28"/>
+            </w:rPr>
+            <w:t>☐</w:t>
+          </w:r>
+        </w:sdtContent>
+      </w:sdt>
+    </w:p>
+    <w:p>
+      <w:r>
+        <w:t xml:space="preserve">hospital course: </w:t>
+      </w:r>
+      <w:r>
+        <w:t xml:space="preserve"> 1 </w:t>
+      </w:r>
+      <w:sdt>
+        <w:sdtPr>
+          <w:rPr>
+            <w:rFonts w:ascii="MS Gothic" w:hAnsi="MS Gothic" w:cs="MS Gothic" w:eastAsia="MS Gothic" w:hint="eastAsia"/>
+            <w:sz w:val="28"/>
+            <w:szCs w:val="28"/>
+          </w:rPr>
+          <w:alias w:val="VAL-809 C1 hospital course 1"/>
+          <w:tag w:val="VAL-809-c1-hospital course-1"/>
+          <w:id w:val="226"/>
+          <w15:color xmlns:w15="http://schemas.microsoft.com/office/word/2012/wordml" w15:val="2E75B6"/>
+          <w15:appearance xmlns:w15="http://schemas.microsoft.com/office/word/2012/wordml" w15:val="boundingBox"/>
+          <w14:checkbox>
+            <w14:checked w14:val="0"/>
+            <w14:checkedState w14:val="2612" w14:font="MS Gothic"/>
+            <w14:uncheckedState w14:val="2610" w14:font="MS Gothic"/>
+          </w14:checkbox>
+        </w:sdtPr>
+        <w:sdtEndPr/>
+        <w:sdtContent>
+          <w:r>
+            <w:rPr>
+              <w:rFonts w:ascii="MS Gothic" w:hAnsi="MS Gothic" w:cs="MS Gothic" w:eastAsia="MS Gothic" w:hint="eastAsia"/>
+              <w:sz w:val="28"/>
+              <w:szCs w:val="28"/>
+            </w:rPr>
+            <w:t>☐</w:t>
+          </w:r>
+        </w:sdtContent>
+      </w:sdt>
+      <w:r>
+        <w:t xml:space="preserve"> 2 </w:t>
+      </w:r>
+      <w:sdt>
+        <w:sdtPr>
+          <w:rPr>
+            <w:rFonts w:ascii="MS Gothic" w:hAnsi="MS Gothic" w:cs="MS Gothic" w:eastAsia="MS Gothic" w:hint="eastAsia"/>
+            <w:sz w:val="28"/>
+            <w:szCs w:val="28"/>
+          </w:rPr>
+          <w:alias w:val="VAL-809 C1 hospital course 2"/>
+          <w:tag w:val="VAL-809-c1-hospital course-2"/>
+          <w:id w:val="227"/>
+          <w15:color xmlns:w15="http://schemas.microsoft.com/office/word/2012/wordml" w15:val="2E75B6"/>
+          <w15:appearance xmlns:w15="http://schemas.microsoft.com/office/word/2012/wordml" w15:val="boundingBox"/>
+          <w14:checkbox>
+            <w14:checked w14:val="0"/>
+            <w14:checkedState w14:val="2612" w14:font="MS Gothic"/>
+            <w14:uncheckedState w14:val="2610" w14:font="MS Gothic"/>
+          </w14:checkbox>
+        </w:sdtPr>
+        <w:sdtEndPr/>
+        <w:sdtContent>
+          <w:r>
+            <w:rPr>
+              <w:rFonts w:ascii="MS Gothic" w:hAnsi="MS Gothic" w:cs="MS Gothic" w:eastAsia="MS Gothic" w:hint="eastAsia"/>
+              <w:sz w:val="28"/>
+              <w:szCs w:val="28"/>
+            </w:rPr>
+            <w:t>☐</w:t>
+          </w:r>
+        </w:sdtContent>
+      </w:sdt>
+      <w:r>
+        <w:t xml:space="preserve"> 3 </w:t>
+      </w:r>
+      <w:sdt>
+        <w:sdtPr>
+          <w:rPr>
+            <w:rFonts w:ascii="MS Gothic" w:hAnsi="MS Gothic" w:cs="MS Gothic" w:eastAsia="MS Gothic" w:hint="eastAsia"/>
+            <w:sz w:val="28"/>
+            <w:szCs w:val="28"/>
+          </w:rPr>
+          <w:alias w:val="VAL-809 C1 hospital course 3"/>
+          <w:tag w:val="VAL-809-c1-hospital course-3"/>
+          <w:id w:val="228"/>
+          <w15:color xmlns:w15="http://schemas.microsoft.com/office/word/2012/wordml" w15:val="2E75B6"/>
+          <w15:appearance xmlns:w15="http://schemas.microsoft.com/office/word/2012/wordml" w15:val="boundingBox"/>
+          <w14:checkbox>
+            <w14:checked w14:val="0"/>
+            <w14:checkedState w14:val="2612" w14:font="MS Gothic"/>
+            <w14:uncheckedState w14:val="2610" w14:font="MS Gothic"/>
+          </w14:checkbox>
+        </w:sdtPr>
+        <w:sdtEndPr/>
+        <w:sdtContent>
+          <w:r>
+            <w:rPr>
+              <w:rFonts w:ascii="MS Gothic" w:hAnsi="MS Gothic" w:cs="MS Gothic" w:eastAsia="MS Gothic" w:hint="eastAsia"/>
+              <w:sz w:val="28"/>
+              <w:szCs w:val="28"/>
+            </w:rPr>
+            <w:t>☐</w:t>
+          </w:r>
+        </w:sdtContent>
+      </w:sdt>
+      <w:r>
+        <w:t xml:space="preserve"> 4 </w:t>
+      </w:r>
+      <w:sdt>
+        <w:sdtPr>
+          <w:rPr>
+            <w:rFonts w:ascii="MS Gothic" w:hAnsi="MS Gothic" w:cs="MS Gothic" w:eastAsia="MS Gothic" w:hint="eastAsia"/>
+            <w:sz w:val="28"/>
+            <w:szCs w:val="28"/>
+          </w:rPr>
+          <w:alias w:val="VAL-809 C1 hospital course 4"/>
+          <w:tag w:val="VAL-809-c1-hospital course-4"/>
+          <w:id w:val="229"/>
+          <w15:color xmlns:w15="http://schemas.microsoft.com/office/word/2012/wordml" w15:val="2E75B6"/>
+          <w15:appearance xmlns:w15="http://schemas.microsoft.com/office/word/2012/wordml" w15:val="boundingBox"/>
+          <w14:checkbox>
+            <w14:checked w14:val="0"/>
+            <w14:checkedState w14:val="2612" w14:font="MS Gothic"/>
+            <w14:uncheckedState w14:val="2610" w14:font="MS Gothic"/>
+          </w14:checkbox>
+        </w:sdtPr>
+        <w:sdtEndPr/>
+        <w:sdtContent>
+          <w:r>
+            <w:rPr>
+              <w:rFonts w:ascii="MS Gothic" w:hAnsi="MS Gothic" w:cs="MS Gothic" w:eastAsia="MS Gothic" w:hint="eastAsia"/>
+              <w:sz w:val="28"/>
+              <w:szCs w:val="28"/>
+            </w:rPr>
+            <w:t>☐</w:t>
+          </w:r>
+        </w:sdtContent>
+      </w:sdt>
+    </w:p>
+    <w:p>
+      <w:r>
+        <w:t xml:space="preserve">laboratory findings: </w:t>
+      </w:r>
+      <w:r>
+        <w:t xml:space="preserve"> 1 </w:t>
+      </w:r>
+      <w:sdt>
+        <w:sdtPr>
+          <w:rPr>
+            <w:rFonts w:ascii="MS Gothic" w:hAnsi="MS Gothic" w:cs="MS Gothic" w:eastAsia="MS Gothic" w:hint="eastAsia"/>
+            <w:sz w:val="28"/>
+            <w:szCs w:val="28"/>
+          </w:rPr>
+          <w:alias w:val="VAL-809 C1 laboratory findings 1"/>
+          <w:tag w:val="VAL-809-c1-laboratory findings-1"/>
+          <w:id w:val="230"/>
+          <w15:color xmlns:w15="http://schemas.microsoft.com/office/word/2012/wordml" w15:val="2E75B6"/>
+          <w15:appearance xmlns:w15="http://schemas.microsoft.com/office/word/2012/wordml" w15:val="boundingBox"/>
+          <w14:checkbox>
+            <w14:checked w14:val="0"/>
+            <w14:checkedState w14:val="2612" w14:font="MS Gothic"/>
+            <w14:uncheckedState w14:val="2610" w14:font="MS Gothic"/>
+          </w14:checkbox>
+        </w:sdtPr>
+        <w:sdtEndPr/>
+        <w:sdtContent>
+          <w:r>
+            <w:rPr>
+              <w:rFonts w:ascii="MS Gothic" w:hAnsi="MS Gothic" w:cs="MS Gothic" w:eastAsia="MS Gothic" w:hint="eastAsia"/>
+              <w:sz w:val="28"/>
+              <w:szCs w:val="28"/>
+            </w:rPr>
+            <w:t>☐</w:t>
+          </w:r>
+        </w:sdtContent>
+      </w:sdt>
+      <w:r>
+        <w:t xml:space="preserve"> 2 </w:t>
+      </w:r>
+      <w:sdt>
+        <w:sdtPr>
+          <w:rPr>
+            <w:rFonts w:ascii="MS Gothic" w:hAnsi="MS Gothic" w:cs="MS Gothic" w:eastAsia="MS Gothic" w:hint="eastAsia"/>
+            <w:sz w:val="28"/>
+            <w:szCs w:val="28"/>
+          </w:rPr>
+          <w:alias w:val="VAL-809 C1 laboratory findings 2"/>
+          <w:tag w:val="VAL-809-c1-laboratory findings-2"/>
+          <w:id w:val="231"/>
+          <w15:color xmlns:w15="http://schemas.microsoft.com/office/word/2012/wordml" w15:val="2E75B6"/>
+          <w15:appearance xmlns:w15="http://schemas.microsoft.com/office/word/2012/wordml" w15:val="boundingBox"/>
+          <w14:checkbox>
+            <w14:checked w14:val="0"/>
+            <w14:checkedState w14:val="2612" w14:font="MS Gothic"/>
+            <w14:uncheckedState w14:val="2610" w14:font="MS Gothic"/>
+          </w14:checkbox>
+        </w:sdtPr>
+        <w:sdtEndPr/>
+        <w:sdtContent>
+          <w:r>
+            <w:rPr>
+              <w:rFonts w:ascii="MS Gothic" w:hAnsi="MS Gothic" w:cs="MS Gothic" w:eastAsia="MS Gothic" w:hint="eastAsia"/>
+              <w:sz w:val="28"/>
+              <w:szCs w:val="28"/>
+            </w:rPr>
+            <w:t>☐</w:t>
+          </w:r>
+        </w:sdtContent>
+      </w:sdt>
+      <w:r>
+        <w:t xml:space="preserve"> 3 </w:t>
+      </w:r>
+      <w:sdt>
+        <w:sdtPr>
+          <w:rPr>
+            <w:rFonts w:ascii="MS Gothic" w:hAnsi="MS Gothic" w:cs="MS Gothic" w:eastAsia="MS Gothic" w:hint="eastAsia"/>
+            <w:sz w:val="28"/>
+            <w:szCs w:val="28"/>
+          </w:rPr>
+          <w:alias w:val="VAL-809 C1 laboratory findings 3"/>
+          <w:tag w:val="VAL-809-c1-laboratory findings-3"/>
+          <w:id w:val="232"/>
+          <w15:color xmlns:w15="http://schemas.microsoft.com/office/word/2012/wordml" w15:val="2E75B6"/>
+          <w15:appearance xmlns:w15="http://schemas.microsoft.com/office/word/2012/wordml" w15:val="boundingBox"/>
+          <w14:checkbox>
+            <w14:checked w14:val="0"/>
+            <w14:checkedState w14:val="2612" w14:font="MS Gothic"/>
+            <w14:uncheckedState w14:val="2610" w14:font="MS Gothic"/>
+          </w14:checkbox>
+        </w:sdtPr>
+        <w:sdtEndPr/>
+        <w:sdtContent>
+          <w:r>
+            <w:rPr>
+              <w:rFonts w:ascii="MS Gothic" w:hAnsi="MS Gothic" w:cs="MS Gothic" w:eastAsia="MS Gothic" w:hint="eastAsia"/>
+              <w:sz w:val="28"/>
+              <w:szCs w:val="28"/>
+            </w:rPr>
+            <w:t>☐</w:t>
+          </w:r>
+        </w:sdtContent>
+      </w:sdt>
+      <w:r>
+        <w:t xml:space="preserve"> 4 </w:t>
+      </w:r>
+      <w:sdt>
+        <w:sdtPr>
+          <w:rPr>
+            <w:rFonts w:ascii="MS Gothic" w:hAnsi="MS Gothic" w:cs="MS Gothic" w:eastAsia="MS Gothic" w:hint="eastAsia"/>
+            <w:sz w:val="28"/>
+            <w:szCs w:val="28"/>
+          </w:rPr>
+          <w:alias w:val="VAL-809 C1 laboratory findings 4"/>
+          <w:tag w:val="VAL-809-c1-laboratory findings-4"/>
+          <w:id w:val="233"/>
+          <w15:color xmlns:w15="http://schemas.microsoft.com/office/word/2012/wordml" w15:val="2E75B6"/>
+          <w15:appearance xmlns:w15="http://schemas.microsoft.com/office/word/2012/wordml" w15:val="boundingBox"/>
+          <w14:checkbox>
+            <w14:checked w14:val="0"/>
+            <w14:checkedState w14:val="2612" w14:font="MS Gothic"/>
+            <w14:uncheckedState w14:val="2610" w14:font="MS Gothic"/>
+          </w14:checkbox>
+        </w:sdtPr>
+        <w:sdtEndPr/>
+        <w:sdtContent>
+          <w:r>
+            <w:rPr>
+              <w:rFonts w:ascii="MS Gothic" w:hAnsi="MS Gothic" w:cs="MS Gothic" w:eastAsia="MS Gothic" w:hint="eastAsia"/>
+              <w:sz w:val="28"/>
+              <w:szCs w:val="28"/>
+            </w:rPr>
+            <w:t>☐</w:t>
+          </w:r>
+        </w:sdtContent>
+      </w:sdt>
+    </w:p>
+    <w:p>
+      <w:r>
+        <w:t xml:space="preserve">vital signs: </w:t>
+      </w:r>
+      <w:r>
+        <w:t xml:space="preserve"> 1 </w:t>
+      </w:r>
+      <w:sdt>
+        <w:sdtPr>
+          <w:rPr>
+            <w:rFonts w:ascii="MS Gothic" w:hAnsi="MS Gothic" w:cs="MS Gothic" w:eastAsia="MS Gothic" w:hint="eastAsia"/>
+            <w:sz w:val="28"/>
+            <w:szCs w:val="28"/>
+          </w:rPr>
+          <w:alias w:val="VAL-809 C1 vital signs 1"/>
+          <w:tag w:val="VAL-809-c1-vital signs-1"/>
+          <w:id w:val="234"/>
+          <w15:color xmlns:w15="http://schemas.microsoft.com/office/word/2012/wordml" w15:val="2E75B6"/>
+          <w15:appearance xmlns:w15="http://schemas.microsoft.com/office/word/2012/wordml" w15:val="boundingBox"/>
+          <w14:checkbox>
+            <w14:checked w14:val="0"/>
+            <w14:checkedState w14:val="2612" w14:font="MS Gothic"/>
+            <w14:uncheckedState w14:val="2610" w14:font="MS Gothic"/>
+          </w14:checkbox>
+        </w:sdtPr>
+        <w:sdtEndPr/>
+        <w:sdtContent>
+          <w:r>
+            <w:rPr>
+              <w:rFonts w:ascii="MS Gothic" w:hAnsi="MS Gothic" w:cs="MS Gothic" w:eastAsia="MS Gothic" w:hint="eastAsia"/>
+              <w:sz w:val="28"/>
+              <w:szCs w:val="28"/>
+            </w:rPr>
+            <w:t>☐</w:t>
+          </w:r>
+        </w:sdtContent>
+      </w:sdt>
+      <w:r>
+        <w:t xml:space="preserve"> 2 </w:t>
+      </w:r>
+      <w:sdt>
+        <w:sdtPr>
+          <w:rPr>
+            <w:rFonts w:ascii="MS Gothic" w:hAnsi="MS Gothic" w:cs="MS Gothic" w:eastAsia="MS Gothic" w:hint="eastAsia"/>
+            <w:sz w:val="28"/>
+            <w:szCs w:val="28"/>
+          </w:rPr>
+          <w:alias w:val="VAL-809 C1 vital signs 2"/>
+          <w:tag w:val="VAL-809-c1-vital signs-2"/>
+          <w:id w:val="235"/>
+          <w15:color xmlns:w15="http://schemas.microsoft.com/office/word/2012/wordml" w15:val="2E75B6"/>
+          <w15:appearance xmlns:w15="http://schemas.microsoft.com/office/word/2012/wordml" w15:val="boundingBox"/>
+          <w14:checkbox>
+            <w14:checked w14:val="0"/>
+            <w14:checkedState w14:val="2612" w14:font="MS Gothic"/>
+            <w14:uncheckedState w14:val="2610" w14:font="MS Gothic"/>
+          </w14:checkbox>
+        </w:sdtPr>
+        <w:sdtEndPr/>
+        <w:sdtContent>
+          <w:r>
+            <w:rPr>
+              <w:rFonts w:ascii="MS Gothic" w:hAnsi="MS Gothic" w:cs="MS Gothic" w:eastAsia="MS Gothic" w:hint="eastAsia"/>
+              <w:sz w:val="28"/>
+              <w:szCs w:val="28"/>
+            </w:rPr>
+            <w:t>☐</w:t>
+          </w:r>
+        </w:sdtContent>
+      </w:sdt>
+      <w:r>
+        <w:t xml:space="preserve"> 3 </w:t>
+      </w:r>
+      <w:sdt>
+        <w:sdtPr>
+          <w:rPr>
+            <w:rFonts w:ascii="MS Gothic" w:hAnsi="MS Gothic" w:cs="MS Gothic" w:eastAsia="MS Gothic" w:hint="eastAsia"/>
+            <w:sz w:val="28"/>
+            <w:szCs w:val="28"/>
+          </w:rPr>
+          <w:alias w:val="VAL-809 C1 vital signs 3"/>
+          <w:tag w:val="VAL-809-c1-vital signs-3"/>
+          <w:id w:val="236"/>
+          <w15:color xmlns:w15="http://schemas.microsoft.com/office/word/2012/wordml" w15:val="2E75B6"/>
+          <w15:appearance xmlns:w15="http://schemas.microsoft.com/office/word/2012/wordml" w15:val="boundingBox"/>
+          <w14:checkbox>
+            <w14:checked w14:val="0"/>
+            <w14:checkedState w14:val="2612" w14:font="MS Gothic"/>
+            <w14:uncheckedState w14:val="2610" w14:font="MS Gothic"/>
+          </w14:checkbox>
+        </w:sdtPr>
+        <w:sdtEndPr/>
+        <w:sdtContent>
+          <w:r>
+            <w:rPr>
+              <w:rFonts w:ascii="MS Gothic" w:hAnsi="MS Gothic" w:cs="MS Gothic" w:eastAsia="MS Gothic" w:hint="eastAsia"/>
+              <w:sz w:val="28"/>
+              <w:szCs w:val="28"/>
+            </w:rPr>
+            <w:t>☐</w:t>
+          </w:r>
+        </w:sdtContent>
+      </w:sdt>
+      <w:r>
+        <w:t xml:space="preserve"> 4 </w:t>
+      </w:r>
+      <w:sdt>
+        <w:sdtPr>
+          <w:rPr>
+            <w:rFonts w:ascii="MS Gothic" w:hAnsi="MS Gothic" w:cs="MS Gothic" w:eastAsia="MS Gothic" w:hint="eastAsia"/>
+            <w:sz w:val="28"/>
+            <w:szCs w:val="28"/>
+          </w:rPr>
+          <w:alias w:val="VAL-809 C1 vital signs 4"/>
+          <w:tag w:val="VAL-809-c1-vital signs-4"/>
+          <w:id w:val="237"/>
+          <w15:color xmlns:w15="http://schemas.microsoft.com/office/word/2012/wordml" w15:val="2E75B6"/>
+          <w15:appearance xmlns:w15="http://schemas.microsoft.com/office/word/2012/wordml" w15:val="boundingBox"/>
+          <w14:checkbox>
+            <w14:checked w14:val="0"/>
+            <w14:checkedState w14:val="2612" w14:font="MS Gothic"/>
+            <w14:uncheckedState w14:val="2610" w14:font="MS Gothic"/>
+          </w14:checkbox>
+        </w:sdtPr>
+        <w:sdtEndPr/>
+        <w:sdtContent>
+          <w:r>
+            <w:rPr>
+              <w:rFonts w:ascii="MS Gothic" w:hAnsi="MS Gothic" w:cs="MS Gothic" w:eastAsia="MS Gothic" w:hint="eastAsia"/>
+              <w:sz w:val="28"/>
+              <w:szCs w:val="28"/>
+            </w:rPr>
+            <w:t>☐</w:t>
+          </w:r>
+        </w:sdtContent>
+      </w:sdt>
+    </w:p>
+    <w:p>
+      <w:r>
+        <w:t xml:space="preserve">medication history: </w:t>
+      </w:r>
+      <w:r>
+        <w:t xml:space="preserve"> 1 </w:t>
+      </w:r>
+      <w:sdt>
+        <w:sdtPr>
+          <w:rPr>
+            <w:rFonts w:ascii="MS Gothic" w:hAnsi="MS Gothic" w:cs="MS Gothic" w:eastAsia="MS Gothic" w:hint="eastAsia"/>
+            <w:sz w:val="28"/>
+            <w:szCs w:val="28"/>
+          </w:rPr>
+          <w:alias w:val="VAL-809 C1 medication history 1"/>
+          <w:tag w:val="VAL-809-c1-medication history-1"/>
+          <w:id w:val="238"/>
+          <w15:color xmlns:w15="http://schemas.microsoft.com/office/word/2012/wordml" w15:val="2E75B6"/>
+          <w15:appearance xmlns:w15="http://schemas.microsoft.com/office/word/2012/wordml" w15:val="boundingBox"/>
+          <w14:checkbox>
+            <w14:checked w14:val="0"/>
+            <w14:checkedState w14:val="2612" w14:font="MS Gothic"/>
+            <w14:uncheckedState w14:val="2610" w14:font="MS Gothic"/>
+          </w14:checkbox>
+        </w:sdtPr>
+        <w:sdtEndPr/>
+        <w:sdtContent>
+          <w:r>
+            <w:rPr>
+              <w:rFonts w:ascii="MS Gothic" w:hAnsi="MS Gothic" w:cs="MS Gothic" w:eastAsia="MS Gothic" w:hint="eastAsia"/>
+              <w:sz w:val="28"/>
+              <w:szCs w:val="28"/>
+            </w:rPr>
+            <w:t>☐</w:t>
+          </w:r>
+        </w:sdtContent>
+      </w:sdt>
+      <w:r>
+        <w:t xml:space="preserve"> 2 </w:t>
+      </w:r>
+      <w:sdt>
+        <w:sdtPr>
+          <w:rPr>
+            <w:rFonts w:ascii="MS Gothic" w:hAnsi="MS Gothic" w:cs="MS Gothic" w:eastAsia="MS Gothic" w:hint="eastAsia"/>
+            <w:sz w:val="28"/>
+            <w:szCs w:val="28"/>
+          </w:rPr>
+          <w:alias w:val="VAL-809 C1 medication history 2"/>
+          <w:tag w:val="VAL-809-c1-medication history-2"/>
+          <w:id w:val="239"/>
+          <w15:color xmlns:w15="http://schemas.microsoft.com/office/word/2012/wordml" w15:val="2E75B6"/>
+          <w15:appearance xmlns:w15="http://schemas.microsoft.com/office/word/2012/wordml" w15:val="boundingBox"/>
+          <w14:checkbox>
+            <w14:checked w14:val="0"/>
+            <w14:checkedState w14:val="2612" w14:font="MS Gothic"/>
+            <w14:uncheckedState w14:val="2610" w14:font="MS Gothic"/>
+          </w14:checkbox>
+        </w:sdtPr>
+        <w:sdtEndPr/>
+        <w:sdtContent>
+          <w:r>
+            <w:rPr>
+              <w:rFonts w:ascii="MS Gothic" w:hAnsi="MS Gothic" w:cs="MS Gothic" w:eastAsia="MS Gothic" w:hint="eastAsia"/>
+              <w:sz w:val="28"/>
+              <w:szCs w:val="28"/>
+            </w:rPr>
+            <w:t>☐</w:t>
+          </w:r>
+        </w:sdtContent>
+      </w:sdt>
+      <w:r>
+        <w:t xml:space="preserve"> 3 </w:t>
+      </w:r>
+      <w:sdt>
+        <w:sdtPr>
+          <w:rPr>
+            <w:rFonts w:ascii="MS Gothic" w:hAnsi="MS Gothic" w:cs="MS Gothic" w:eastAsia="MS Gothic" w:hint="eastAsia"/>
+            <w:sz w:val="28"/>
+            <w:szCs w:val="28"/>
+          </w:rPr>
+          <w:alias w:val="VAL-809 C1 medication history 3"/>
+          <w:tag w:val="VAL-809-c1-medication history-3"/>
+          <w:id w:val="240"/>
+          <w15:color xmlns:w15="http://schemas.microsoft.com/office/word/2012/wordml" w15:val="2E75B6"/>
+          <w15:appearance xmlns:w15="http://schemas.microsoft.com/office/word/2012/wordml" w15:val="boundingBox"/>
+          <w14:checkbox>
+            <w14:checked w14:val="0"/>
+            <w14:checkedState w14:val="2612" w14:font="MS Gothic"/>
+            <w14:uncheckedState w14:val="2610" w14:font="MS Gothic"/>
+          </w14:checkbox>
+        </w:sdtPr>
+        <w:sdtEndPr/>
+        <w:sdtContent>
+          <w:r>
+            <w:rPr>
+              <w:rFonts w:ascii="MS Gothic" w:hAnsi="MS Gothic" w:cs="MS Gothic" w:eastAsia="MS Gothic" w:hint="eastAsia"/>
+              <w:sz w:val="28"/>
+              <w:szCs w:val="28"/>
+            </w:rPr>
+            <w:t>☐</w:t>
+          </w:r>
+        </w:sdtContent>
+      </w:sdt>
+      <w:r>
+        <w:t xml:space="preserve"> 4 </w:t>
+      </w:r>
+      <w:sdt>
+        <w:sdtPr>
+          <w:rPr>
+            <w:rFonts w:ascii="MS Gothic" w:hAnsi="MS Gothic" w:cs="MS Gothic" w:eastAsia="MS Gothic" w:hint="eastAsia"/>
+            <w:sz w:val="28"/>
+            <w:szCs w:val="28"/>
+          </w:rPr>
+          <w:alias w:val="VAL-809 C1 medication history 4"/>
+          <w:tag w:val="VAL-809-c1-medication history-4"/>
+          <w:id w:val="241"/>
+          <w15:color xmlns:w15="http://schemas.microsoft.com/office/word/2012/wordml" w15:val="2E75B6"/>
+          <w15:appearance xmlns:w15="http://schemas.microsoft.com/office/word/2012/wordml" w15:val="boundingBox"/>
+          <w14:checkbox>
+            <w14:checked w14:val="0"/>
+            <w14:checkedState w14:val="2612" w14:font="MS Gothic"/>
+            <w14:uncheckedState w14:val="2610" w14:font="MS Gothic"/>
+          </w14:checkbox>
+        </w:sdtPr>
+        <w:sdtEndPr/>
+        <w:sdtContent>
+          <w:r>
+            <w:rPr>
+              <w:rFonts w:ascii="MS Gothic" w:hAnsi="MS Gothic" w:cs="MS Gothic" w:eastAsia="MS Gothic" w:hint="eastAsia"/>
+              <w:sz w:val="28"/>
+              <w:szCs w:val="28"/>
+            </w:rPr>
+            <w:t>☐</w:t>
+          </w:r>
+        </w:sdtContent>
+      </w:sdt>
+    </w:p>
+    <w:p>
+      <w:r>
+        <w:t xml:space="preserve">inpatient treatment: </w:t>
+      </w:r>
+      <w:r>
+        <w:t xml:space="preserve"> 1 </w:t>
+      </w:r>
+      <w:sdt>
+        <w:sdtPr>
+          <w:rPr>
+            <w:rFonts w:ascii="MS Gothic" w:hAnsi="MS Gothic" w:cs="MS Gothic" w:eastAsia="MS Gothic" w:hint="eastAsia"/>
+            <w:sz w:val="28"/>
+            <w:szCs w:val="28"/>
+          </w:rPr>
+          <w:alias w:val="VAL-809 C1 inpatient treatment 1"/>
+          <w:tag w:val="VAL-809-c1-inpatient treatment-1"/>
+          <w:id w:val="242"/>
+          <w15:color xmlns:w15="http://schemas.microsoft.com/office/word/2012/wordml" w15:val="2E75B6"/>
+          <w15:appearance xmlns:w15="http://schemas.microsoft.com/office/word/2012/wordml" w15:val="boundingBox"/>
+          <w14:checkbox>
+            <w14:checked w14:val="0"/>
+            <w14:checkedState w14:val="2612" w14:font="MS Gothic"/>
+            <w14:uncheckedState w14:val="2610" w14:font="MS Gothic"/>
+          </w14:checkbox>
+        </w:sdtPr>
+        <w:sdtEndPr/>
+        <w:sdtContent>
+          <w:r>
+            <w:rPr>
+              <w:rFonts w:ascii="MS Gothic" w:hAnsi="MS Gothic" w:cs="MS Gothic" w:eastAsia="MS Gothic" w:hint="eastAsia"/>
+              <w:sz w:val="28"/>
+              <w:szCs w:val="28"/>
+            </w:rPr>
+            <w:t>☐</w:t>
+          </w:r>
+        </w:sdtContent>
+      </w:sdt>
+      <w:r>
+        <w:t xml:space="preserve"> 2 </w:t>
+      </w:r>
+      <w:sdt>
+        <w:sdtPr>
+          <w:rPr>
+            <w:rFonts w:ascii="MS Gothic" w:hAnsi="MS Gothic" w:cs="MS Gothic" w:eastAsia="MS Gothic" w:hint="eastAsia"/>
+            <w:sz w:val="28"/>
+            <w:szCs w:val="28"/>
+          </w:rPr>
+          <w:alias w:val="VAL-809 C1 inpatient treatment 2"/>
+          <w:tag w:val="VAL-809-c1-inpatient treatment-2"/>
+          <w:id w:val="243"/>
+          <w15:color xmlns:w15="http://schemas.microsoft.com/office/word/2012/wordml" w15:val="2E75B6"/>
+          <w15:appearance xmlns:w15="http://schemas.microsoft.com/office/word/2012/wordml" w15:val="boundingBox"/>
+          <w14:checkbox>
+            <w14:checked w14:val="0"/>
+            <w14:checkedState w14:val="2612" w14:font="MS Gothic"/>
+            <w14:uncheckedState w14:val="2610" w14:font="MS Gothic"/>
+          </w14:checkbox>
+        </w:sdtPr>
+        <w:sdtEndPr/>
+        <w:sdtContent>
+          <w:r>
+            <w:rPr>
+              <w:rFonts w:ascii="MS Gothic" w:hAnsi="MS Gothic" w:cs="MS Gothic" w:eastAsia="MS Gothic" w:hint="eastAsia"/>
+              <w:sz w:val="28"/>
+              <w:szCs w:val="28"/>
+            </w:rPr>
+            <w:t>☐</w:t>
+          </w:r>
+        </w:sdtContent>
+      </w:sdt>
+      <w:r>
+        <w:t xml:space="preserve"> 3 </w:t>
+      </w:r>
+      <w:sdt>
+        <w:sdtPr>
+          <w:rPr>
+            <w:rFonts w:ascii="MS Gothic" w:hAnsi="MS Gothic" w:cs="MS Gothic" w:eastAsia="MS Gothic" w:hint="eastAsia"/>
+            <w:sz w:val="28"/>
+            <w:szCs w:val="28"/>
+          </w:rPr>
+          <w:alias w:val="VAL-809 C1 inpatient treatment 3"/>
+          <w:tag w:val="VAL-809-c1-inpatient treatment-3"/>
+          <w:id w:val="244"/>
+          <w15:color xmlns:w15="http://schemas.microsoft.com/office/word/2012/wordml" w15:val="2E75B6"/>
+          <w15:appearance xmlns:w15="http://schemas.microsoft.com/office/word/2012/wordml" w15:val="boundingBox"/>
+          <w14:checkbox>
+            <w14:checked w14:val="0"/>
+            <w14:checkedState w14:val="2612" w14:font="MS Gothic"/>
+            <w14:uncheckedState w14:val="2610" w14:font="MS Gothic"/>
+          </w14:checkbox>
+        </w:sdtPr>
+        <w:sdtEndPr/>
+        <w:sdtContent>
+          <w:r>
+            <w:rPr>
+              <w:rFonts w:ascii="MS Gothic" w:hAnsi="MS Gothic" w:cs="MS Gothic" w:eastAsia="MS Gothic" w:hint="eastAsia"/>
+              <w:sz w:val="28"/>
+              <w:szCs w:val="28"/>
+            </w:rPr>
+            <w:t>☐</w:t>
+          </w:r>
+        </w:sdtContent>
+      </w:sdt>
+      <w:r>
+        <w:t xml:space="preserve"> 4 </w:t>
+      </w:r>
+      <w:sdt>
+        <w:sdtPr>
+          <w:rPr>
+            <w:rFonts w:ascii="MS Gothic" w:hAnsi="MS Gothic" w:cs="MS Gothic" w:eastAsia="MS Gothic" w:hint="eastAsia"/>
+            <w:sz w:val="28"/>
+            <w:szCs w:val="28"/>
+          </w:rPr>
+          <w:alias w:val="VAL-809 C1 inpatient treatment 4"/>
+          <w:tag w:val="VAL-809-c1-inpatient treatment-4"/>
+          <w:id w:val="245"/>
+          <w15:color xmlns:w15="http://schemas.microsoft.com/office/word/2012/wordml" w15:val="2E75B6"/>
+          <w15:appearance xmlns:w15="http://schemas.microsoft.com/office/word/2012/wordml" w15:val="boundingBox"/>
+          <w14:checkbox>
+            <w14:checked w14:val="0"/>
+            <w14:checkedState w14:val="2612" w14:font="MS Gothic"/>
+            <w14:uncheckedState w14:val="2610" w14:font="MS Gothic"/>
+          </w14:checkbox>
+        </w:sdtPr>
+        <w:sdtEndPr/>
+        <w:sdtContent>
+          <w:r>
+            <w:rPr>
+              <w:rFonts w:ascii="MS Gothic" w:hAnsi="MS Gothic" w:cs="MS Gothic" w:eastAsia="MS Gothic" w:hint="eastAsia"/>
+              <w:sz w:val="28"/>
+              <w:szCs w:val="28"/>
+            </w:rPr>
+            <w:t>☐</w:t>
+          </w:r>
+        </w:sdtContent>
+      </w:sdt>
+    </w:p>
+    <w:p>
+      <w:r>
+        <w:t xml:space="preserve">discharge context: </w:t>
+      </w:r>
+      <w:r>
+        <w:t xml:space="preserve"> 1 </w:t>
+      </w:r>
+      <w:sdt>
+        <w:sdtPr>
+          <w:rPr>
+            <w:rFonts w:ascii="MS Gothic" w:hAnsi="MS Gothic" w:cs="MS Gothic" w:eastAsia="MS Gothic" w:hint="eastAsia"/>
+            <w:sz w:val="28"/>
+            <w:szCs w:val="28"/>
+          </w:rPr>
+          <w:alias w:val="VAL-809 C1 discharge context 1"/>
+          <w:tag w:val="VAL-809-c1-discharge context-1"/>
+          <w:id w:val="246"/>
+          <w15:color xmlns:w15="http://schemas.microsoft.com/office/word/2012/wordml" w15:val="2E75B6"/>
+          <w15:appearance xmlns:w15="http://schemas.microsoft.com/office/word/2012/wordml" w15:val="boundingBox"/>
+          <w14:checkbox>
+            <w14:checked w14:val="0"/>
+            <w14:checkedState w14:val="2612" w14:font="MS Gothic"/>
+            <w14:uncheckedState w14:val="2610" w14:font="MS Gothic"/>
+          </w14:checkbox>
+        </w:sdtPr>
+        <w:sdtEndPr/>
+        <w:sdtContent>
+          <w:r>
+            <w:rPr>
+              <w:rFonts w:ascii="MS Gothic" w:hAnsi="MS Gothic" w:cs="MS Gothic" w:eastAsia="MS Gothic" w:hint="eastAsia"/>
+              <w:sz w:val="28"/>
+              <w:szCs w:val="28"/>
+            </w:rPr>
+            <w:t>☐</w:t>
+          </w:r>
+        </w:sdtContent>
+      </w:sdt>
+      <w:r>
+        <w:t xml:space="preserve"> 2 </w:t>
+      </w:r>
+      <w:sdt>
+        <w:sdtPr>
+          <w:rPr>
+            <w:rFonts w:ascii="MS Gothic" w:hAnsi="MS Gothic" w:cs="MS Gothic" w:eastAsia="MS Gothic" w:hint="eastAsia"/>
+            <w:sz w:val="28"/>
+            <w:szCs w:val="28"/>
+          </w:rPr>
+          <w:alias w:val="VAL-809 C1 discharge context 2"/>
+          <w:tag w:val="VAL-809-c1-discharge context-2"/>
+          <w:id w:val="247"/>
+          <w15:color xmlns:w15="http://schemas.microsoft.com/office/word/2012/wordml" w15:val="2E75B6"/>
+          <w15:appearance xmlns:w15="http://schemas.microsoft.com/office/word/2012/wordml" w15:val="boundingBox"/>
+          <w14:checkbox>
+            <w14:checked w14:val="0"/>
+            <w14:checkedState w14:val="2612" w14:font="MS Gothic"/>
+            <w14:uncheckedState w14:val="2610" w14:font="MS Gothic"/>
+          </w14:checkbox>
+        </w:sdtPr>
+        <w:sdtEndPr/>
+        <w:sdtContent>
+          <w:r>
+            <w:rPr>
+              <w:rFonts w:ascii="MS Gothic" w:hAnsi="MS Gothic" w:cs="MS Gothic" w:eastAsia="MS Gothic" w:hint="eastAsia"/>
+              <w:sz w:val="28"/>
+              <w:szCs w:val="28"/>
+            </w:rPr>
+            <w:t>☐</w:t>
+          </w:r>
+        </w:sdtContent>
+      </w:sdt>
+      <w:r>
+        <w:t xml:space="preserve"> 3 </w:t>
+      </w:r>
+      <w:sdt>
+        <w:sdtPr>
+          <w:rPr>
+            <w:rFonts w:ascii="MS Gothic" w:hAnsi="MS Gothic" w:cs="MS Gothic" w:eastAsia="MS Gothic" w:hint="eastAsia"/>
+            <w:sz w:val="28"/>
+            <w:szCs w:val="28"/>
+          </w:rPr>
+          <w:alias w:val="VAL-809 C1 discharge context 3"/>
+          <w:tag w:val="VAL-809-c1-discharge context-3"/>
+          <w:id w:val="248"/>
+          <w15:color xmlns:w15="http://schemas.microsoft.com/office/word/2012/wordml" w15:val="2E75B6"/>
+          <w15:appearance xmlns:w15="http://schemas.microsoft.com/office/word/2012/wordml" w15:val="boundingBox"/>
+          <w14:checkbox>
+            <w14:checked w14:val="0"/>
+            <w14:checkedState w14:val="2612" w14:font="MS Gothic"/>
+            <w14:uncheckedState w14:val="2610" w14:font="MS Gothic"/>
+          </w14:checkbox>
+        </w:sdtPr>
+        <w:sdtEndPr/>
+        <w:sdtContent>
+          <w:r>
+            <w:rPr>
+              <w:rFonts w:ascii="MS Gothic" w:hAnsi="MS Gothic" w:cs="MS Gothic" w:eastAsia="MS Gothic" w:hint="eastAsia"/>
+              <w:sz w:val="28"/>
+              <w:szCs w:val="28"/>
+            </w:rPr>
+            <w:t>☐</w:t>
+          </w:r>
+        </w:sdtContent>
+      </w:sdt>
+      <w:r>
+        <w:t xml:space="preserve"> 4 </w:t>
+      </w:r>
+      <w:sdt>
+        <w:sdtPr>
+          <w:rPr>
+            <w:rFonts w:ascii="MS Gothic" w:hAnsi="MS Gothic" w:cs="MS Gothic" w:eastAsia="MS Gothic" w:hint="eastAsia"/>
+            <w:sz w:val="28"/>
+            <w:szCs w:val="28"/>
+          </w:rPr>
+          <w:alias w:val="VAL-809 C1 discharge context 4"/>
+          <w:tag w:val="VAL-809-c1-discharge context-4"/>
+          <w:id w:val="249"/>
+          <w15:color xmlns:w15="http://schemas.microsoft.com/office/word/2012/wordml" w15:val="2E75B6"/>
+          <w15:appearance xmlns:w15="http://schemas.microsoft.com/office/word/2012/wordml" w15:val="boundingBox"/>
+          <w14:checkbox>
+            <w14:checked w14:val="0"/>
+            <w14:checkedState w14:val="2612" w14:font="MS Gothic"/>
+            <w14:uncheckedState w14:val="2610" w14:font="MS Gothic"/>
+          </w14:checkbox>
+        </w:sdtPr>
+        <w:sdtEndPr/>
+        <w:sdtContent>
+          <w:r>
+            <w:rPr>
+              <w:rFonts w:ascii="MS Gothic" w:hAnsi="MS Gothic" w:cs="MS Gothic" w:eastAsia="MS Gothic" w:hint="eastAsia"/>
+              <w:sz w:val="28"/>
+              <w:szCs w:val="28"/>
+            </w:rPr>
+            <w:t>☐</w:t>
+          </w:r>
+        </w:sdtContent>
+      </w:sdt>
+    </w:p>
+    <w:p>
+      <w:r>
+        <w:t xml:space="preserve">overall consistency: </w:t>
+      </w:r>
+      <w:r>
+        <w:t xml:space="preserve"> 1 </w:t>
+      </w:r>
+      <w:sdt>
+        <w:sdtPr>
+          <w:rPr>
+            <w:rFonts w:ascii="MS Gothic" w:hAnsi="MS Gothic" w:cs="MS Gothic" w:eastAsia="MS Gothic" w:hint="eastAsia"/>
+            <w:sz w:val="28"/>
+            <w:szCs w:val="28"/>
+          </w:rPr>
+          <w:alias w:val="VAL-809 C1 overall consistency 1"/>
+          <w:tag w:val="VAL-809-c1-overall consistency-1"/>
+          <w:id w:val="250"/>
+          <w15:color xmlns:w15="http://schemas.microsoft.com/office/word/2012/wordml" w15:val="2E75B6"/>
+          <w15:appearance xmlns:w15="http://schemas.microsoft.com/office/word/2012/wordml" w15:val="boundingBox"/>
+          <w14:checkbox>
+            <w14:checked w14:val="0"/>
+            <w14:checkedState w14:val="2612" w14:font="MS Gothic"/>
+            <w14:uncheckedState w14:val="2610" w14:font="MS Gothic"/>
+          </w14:checkbox>
+        </w:sdtPr>
+        <w:sdtEndPr/>
+        <w:sdtContent>
+          <w:r>
+            <w:rPr>
+              <w:rFonts w:ascii="MS Gothic" w:hAnsi="MS Gothic" w:cs="MS Gothic" w:eastAsia="MS Gothic" w:hint="eastAsia"/>
+              <w:sz w:val="28"/>
+              <w:szCs w:val="28"/>
+            </w:rPr>
+            <w:t>☐</w:t>
+          </w:r>
+        </w:sdtContent>
+      </w:sdt>
+      <w:r>
+        <w:t xml:space="preserve"> 2 </w:t>
+      </w:r>
+      <w:sdt>
+        <w:sdtPr>
+          <w:rPr>
+            <w:rFonts w:ascii="MS Gothic" w:hAnsi="MS Gothic" w:cs="MS Gothic" w:eastAsia="MS Gothic" w:hint="eastAsia"/>
+            <w:sz w:val="28"/>
+            <w:szCs w:val="28"/>
+          </w:rPr>
+          <w:alias w:val="VAL-809 C1 overall consistency 2"/>
+          <w:tag w:val="VAL-809-c1-overall consistency-2"/>
+          <w:id w:val="251"/>
+          <w15:color xmlns:w15="http://schemas.microsoft.com/office/word/2012/wordml" w15:val="2E75B6"/>
+          <w15:appearance xmlns:w15="http://schemas.microsoft.com/office/word/2012/wordml" w15:val="boundingBox"/>
+          <w14:checkbox>
+            <w14:checked w14:val="0"/>
+            <w14:checkedState w14:val="2612" w14:font="MS Gothic"/>
+            <w14:uncheckedState w14:val="2610" w14:font="MS Gothic"/>
+          </w14:checkbox>
+        </w:sdtPr>
+        <w:sdtEndPr/>
+        <w:sdtContent>
+          <w:r>
+            <w:rPr>
+              <w:rFonts w:ascii="MS Gothic" w:hAnsi="MS Gothic" w:cs="MS Gothic" w:eastAsia="MS Gothic" w:hint="eastAsia"/>
+              <w:sz w:val="28"/>
+              <w:szCs w:val="28"/>
+            </w:rPr>
+            <w:t>☐</w:t>
+          </w:r>
+        </w:sdtContent>
+      </w:sdt>
+      <w:r>
+        <w:t xml:space="preserve"> 3 </w:t>
+      </w:r>
+      <w:sdt>
+        <w:sdtPr>
+          <w:rPr>
+            <w:rFonts w:ascii="MS Gothic" w:hAnsi="MS Gothic" w:cs="MS Gothic" w:eastAsia="MS Gothic" w:hint="eastAsia"/>
+            <w:sz w:val="28"/>
+            <w:szCs w:val="28"/>
+          </w:rPr>
+          <w:alias w:val="VAL-809 C1 overall consistency 3"/>
+          <w:tag w:val="VAL-809-c1-overall consistency-3"/>
+          <w:id w:val="252"/>
+          <w15:color xmlns:w15="http://schemas.microsoft.com/office/word/2012/wordml" w15:val="2E75B6"/>
+          <w15:appearance xmlns:w15="http://schemas.microsoft.com/office/word/2012/wordml" w15:val="boundingBox"/>
+          <w14:checkbox>
+            <w14:checked w14:val="0"/>
+            <w14:checkedState w14:val="2612" w14:font="MS Gothic"/>
+            <w14:uncheckedState w14:val="2610" w14:font="MS Gothic"/>
+          </w14:checkbox>
+        </w:sdtPr>
+        <w:sdtEndPr/>
+        <w:sdtContent>
+          <w:r>
+            <w:rPr>
+              <w:rFonts w:ascii="MS Gothic" w:hAnsi="MS Gothic" w:cs="MS Gothic" w:eastAsia="MS Gothic" w:hint="eastAsia"/>
+              <w:sz w:val="28"/>
+              <w:szCs w:val="28"/>
+            </w:rPr>
+            <w:t>☐</w:t>
+          </w:r>
+        </w:sdtContent>
+      </w:sdt>
+      <w:r>
+        <w:t xml:space="preserve"> 4 </w:t>
+      </w:r>
+      <w:sdt>
+        <w:sdtPr>
+          <w:rPr>
+            <w:rFonts w:ascii="MS Gothic" w:hAnsi="MS Gothic" w:cs="MS Gothic" w:eastAsia="MS Gothic" w:hint="eastAsia"/>
+            <w:sz w:val="28"/>
+            <w:szCs w:val="28"/>
+          </w:rPr>
+          <w:alias w:val="VAL-809 C1 overall consistency 4"/>
+          <w:tag w:val="VAL-809-c1-overall consistency-4"/>
+          <w:id w:val="253"/>
+          <w15:color xmlns:w15="http://schemas.microsoft.com/office/word/2012/wordml" w15:val="2E75B6"/>
+          <w15:appearance xmlns:w15="http://schemas.microsoft.com/office/word/2012/wordml" w15:val="boundingBox"/>
+          <w14:checkbox>
+            <w14:checked w14:val="0"/>
+            <w14:checkedState w14:val="2612" w14:font="MS Gothic"/>
+            <w14:uncheckedState w14:val="2610" w14:font="MS Gothic"/>
+          </w14:checkbox>
+        </w:sdtPr>
+        <w:sdtEndPr/>
+        <w:sdtContent>
+          <w:r>
+            <w:rPr>
+              <w:rFonts w:ascii="MS Gothic" w:hAnsi="MS Gothic" w:cs="MS Gothic" w:eastAsia="MS Gothic" w:hint="eastAsia"/>
+              <w:sz w:val="28"/>
+              <w:szCs w:val="28"/>
+            </w:rPr>
+            <w:t>☐</w:t>
+          </w:r>
+        </w:sdtContent>
+      </w:sdt>
+    </w:p>
+    <w:p>
+      <w:pPr>
+        <w:pStyle w:val="Heading3"/>
+      </w:pPr>
+      <w:r>
+        <w:t>C2 — Decision sufficiency</w:t>
+      </w:r>
+    </w:p>
+    <w:p>
+      <w:r>
+        <w:t xml:space="preserve">Pass </w:t>
+      </w:r>
+      <w:sdt>
+        <w:sdtPr>
+          <w:rPr>
+            <w:rFonts w:ascii="MS Gothic" w:hAnsi="MS Gothic" w:cs="MS Gothic" w:eastAsia="MS Gothic" w:hint="eastAsia"/>
+            <w:sz w:val="28"/>
+            <w:szCs w:val="28"/>
+          </w:rPr>
+          <w:alias w:val="VAL-809 C2 Pass"/>
+          <w:tag w:val="VAL-809-C2-Pass"/>
+          <w:id w:val="254"/>
+          <w15:color xmlns:w15="http://schemas.microsoft.com/office/word/2012/wordml" w15:val="2E75B6"/>
+          <w15:appearance xmlns:w15="http://schemas.microsoft.com/office/word/2012/wordml" w15:val="boundingBox"/>
+          <w14:checkbox>
+            <w14:checked w14:val="0"/>
+            <w14:checkedState w14:val="2612" w14:font="MS Gothic"/>
+            <w14:uncheckedState w14:val="2610" w14:font="MS Gothic"/>
+          </w14:checkbox>
+        </w:sdtPr>
+        <w:sdtEndPr/>
+        <w:sdtContent>
+          <w:r>
+            <w:rPr>
+              <w:rFonts w:ascii="MS Gothic" w:hAnsi="MS Gothic" w:cs="MS Gothic" w:eastAsia="MS Gothic" w:hint="eastAsia"/>
+              <w:sz w:val="28"/>
+              <w:szCs w:val="28"/>
+            </w:rPr>
+            <w:t>☐</w:t>
+          </w:r>
+        </w:sdtContent>
+      </w:sdt>
+      <w:r>
+        <w:t xml:space="preserve">Fail </w:t>
+      </w:r>
+      <w:sdt>
+        <w:sdtPr>
+          <w:rPr>
+            <w:rFonts w:ascii="MS Gothic" w:hAnsi="MS Gothic" w:cs="MS Gothic" w:eastAsia="MS Gothic" w:hint="eastAsia"/>
+            <w:sz w:val="28"/>
+            <w:szCs w:val="28"/>
+          </w:rPr>
+          <w:alias w:val="VAL-809 C2 Fail"/>
+          <w:tag w:val="VAL-809-C2-Fail"/>
+          <w:id w:val="255"/>
+          <w15:color xmlns:w15="http://schemas.microsoft.com/office/word/2012/wordml" w15:val="2E75B6"/>
+          <w15:appearance xmlns:w15="http://schemas.microsoft.com/office/word/2012/wordml" w15:val="boundingBox"/>
+          <w14:checkbox>
+            <w14:checked w14:val="0"/>
+            <w14:checkedState w14:val="2612" w14:font="MS Gothic"/>
+            <w14:uncheckedState w14:val="2610" w14:font="MS Gothic"/>
+          </w14:checkbox>
+        </w:sdtPr>
+        <w:sdtEndPr/>
+        <w:sdtContent>
+          <w:r>
+            <w:rPr>
+              <w:rFonts w:ascii="MS Gothic" w:hAnsi="MS Gothic" w:cs="MS Gothic" w:eastAsia="MS Gothic" w:hint="eastAsia"/>
+              <w:sz w:val="28"/>
+              <w:szCs w:val="28"/>
+            </w:rPr>
+            <w:t>☐</w:t>
+          </w:r>
+        </w:sdtContent>
+      </w:sdt>
     </w:p>
     <w:tbl>
       <w:tblPr>
@@ -10744,9 +10676,9 @@
           <w:p/>
           <w:sdt>
             <w:sdtPr>
-              <w:alias w:val="Disputed medication, action, suggested action, and reason"/>
-              <w:tag w:val="VAL-809-c3-medication"/>
-              <w:id w:val="258"/>
+              <w:alias w:val="C2 comment if Fail"/>
+              <w:tag w:val="VAL-809-c2-comment"/>
+              <w:id w:val="256"/>
               <w15:color xmlns:w15="http://schemas.microsoft.com/office/word/2012/wordml" w15:val="2E75B6"/>
               <w15:appearance xmlns:w15="http://schemas.microsoft.com/office/word/2012/wordml" w15:val="boundingBox"/>
             </w:sdtPr>
@@ -10777,12 +10709,12 @@
         <w:pStyle w:val="Heading3"/>
       </w:pPr>
       <w:r>
-        <w:t>C4 — Alternative acceptable answers</w:t>
-      </w:r>
-    </w:p>
-    <w:p>
-      <w:r>
-        <w:t xml:space="preserve">No </w:t>
+        <w:t>C3 — Reference-plan validity</w:t>
+      </w:r>
+    </w:p>
+    <w:p>
+      <w:r>
+        <w:t xml:space="preserve">Pass </w:t>
       </w:r>
       <w:sdt>
         <w:sdtPr>
@@ -10791,9 +10723,9 @@
             <w:sz w:val="28"/>
             <w:szCs w:val="28"/>
           </w:rPr>
-          <w:alias w:val="VAL-809 C4 No"/>
-          <w:tag w:val="VAL-809-C4-No"/>
-          <w:id w:val="259"/>
+          <w:alias w:val="VAL-809 C3 Pass"/>
+          <w:tag w:val="VAL-809-C3-Pass"/>
+          <w:id w:val="257"/>
           <w15:color xmlns:w15="http://schemas.microsoft.com/office/word/2012/wordml" w15:val="2E75B6"/>
           <w15:appearance xmlns:w15="http://schemas.microsoft.com/office/word/2012/wordml" w15:val="boundingBox"/>
           <w14:checkbox>
@@ -10815,7 +10747,7 @@
         </w:sdtContent>
       </w:sdt>
       <w:r>
-        <w:t xml:space="preserve">Yes </w:t>
+        <w:t xml:space="preserve">Fail </w:t>
       </w:r>
       <w:sdt>
         <w:sdtPr>
@@ -10824,9 +10756,9 @@
             <w:sz w:val="28"/>
             <w:szCs w:val="28"/>
           </w:rPr>
-          <w:alias w:val="VAL-809 C4 Yes"/>
-          <w:tag w:val="VAL-809-C4-Yes"/>
-          <w:id w:val="260"/>
+          <w:alias w:val="VAL-809 C3 Fail"/>
+          <w:tag w:val="VAL-809-C3-Fail"/>
+          <w:id w:val="258"/>
           <w15:color xmlns:w15="http://schemas.microsoft.com/office/word/2012/wordml" w15:val="2E75B6"/>
           <w15:appearance xmlns:w15="http://schemas.microsoft.com/office/word/2012/wordml" w15:val="boundingBox"/>
           <w14:checkbox>
@@ -10850,7 +10782,7 @@
     </w:p>
     <w:p>
       <w:r>
-        <w:t>Could another discharge regimen also reasonably be correct?</w:t>
+        <w:t>Disputed medication, if any:</w:t>
       </w:r>
     </w:p>
     <w:tbl>
@@ -10869,9 +10801,9 @@
           <w:p/>
           <w:sdt>
             <w:sdtPr>
-              <w:alias w:val="Acceptable alternatives if Yes"/>
-              <w:tag w:val="VAL-809-c4-alternatives"/>
-              <w:id w:val="261"/>
+              <w:alias w:val="Disputed medication, action, suggested action, and reason"/>
+              <w:tag w:val="VAL-809-c3-medication"/>
+              <w:id w:val="259"/>
               <w15:color xmlns:w15="http://schemas.microsoft.com/office/word/2012/wordml" w15:val="2E75B6"/>
               <w15:appearance xmlns:w15="http://schemas.microsoft.com/office/word/2012/wordml" w15:val="boundingBox"/>
             </w:sdtPr>
@@ -10902,12 +10834,80 @@
         <w:pStyle w:val="Heading3"/>
       </w:pPr>
       <w:r>
-        <w:t>C5 — Missing or misleading information</w:t>
-      </w:r>
-    </w:p>
-    <w:p>
-      <w:r>
-        <w:t>Note missing information, contradictions, misleading statements, unrealistic medication behavior, inappropriate monitoring, or implausible hospital-course details.</w:t>
+        <w:t>C4 — Alternative acceptable answers</w:t>
+      </w:r>
+    </w:p>
+    <w:p>
+      <w:r>
+        <w:t xml:space="preserve">No </w:t>
+      </w:r>
+      <w:sdt>
+        <w:sdtPr>
+          <w:rPr>
+            <w:rFonts w:ascii="MS Gothic" w:hAnsi="MS Gothic" w:cs="MS Gothic" w:eastAsia="MS Gothic" w:hint="eastAsia"/>
+            <w:sz w:val="28"/>
+            <w:szCs w:val="28"/>
+          </w:rPr>
+          <w:alias w:val="VAL-809 C4 No"/>
+          <w:tag w:val="VAL-809-C4-No"/>
+          <w:id w:val="260"/>
+          <w15:color xmlns:w15="http://schemas.microsoft.com/office/word/2012/wordml" w15:val="2E75B6"/>
+          <w15:appearance xmlns:w15="http://schemas.microsoft.com/office/word/2012/wordml" w15:val="boundingBox"/>
+          <w14:checkbox>
+            <w14:checked w14:val="0"/>
+            <w14:checkedState w14:val="2612" w14:font="MS Gothic"/>
+            <w14:uncheckedState w14:val="2610" w14:font="MS Gothic"/>
+          </w14:checkbox>
+        </w:sdtPr>
+        <w:sdtEndPr/>
+        <w:sdtContent>
+          <w:r>
+            <w:rPr>
+              <w:rFonts w:ascii="MS Gothic" w:hAnsi="MS Gothic" w:cs="MS Gothic" w:eastAsia="MS Gothic" w:hint="eastAsia"/>
+              <w:sz w:val="28"/>
+              <w:szCs w:val="28"/>
+            </w:rPr>
+            <w:t>☐</w:t>
+          </w:r>
+        </w:sdtContent>
+      </w:sdt>
+      <w:r>
+        <w:t xml:space="preserve">Yes </w:t>
+      </w:r>
+      <w:sdt>
+        <w:sdtPr>
+          <w:rPr>
+            <w:rFonts w:ascii="MS Gothic" w:hAnsi="MS Gothic" w:cs="MS Gothic" w:eastAsia="MS Gothic" w:hint="eastAsia"/>
+            <w:sz w:val="28"/>
+            <w:szCs w:val="28"/>
+          </w:rPr>
+          <w:alias w:val="VAL-809 C4 Yes"/>
+          <w:tag w:val="VAL-809-C4-Yes"/>
+          <w:id w:val="261"/>
+          <w15:color xmlns:w15="http://schemas.microsoft.com/office/word/2012/wordml" w15:val="2E75B6"/>
+          <w15:appearance xmlns:w15="http://schemas.microsoft.com/office/word/2012/wordml" w15:val="boundingBox"/>
+          <w14:checkbox>
+            <w14:checked w14:val="0"/>
+            <w14:checkedState w14:val="2612" w14:font="MS Gothic"/>
+            <w14:uncheckedState w14:val="2610" w14:font="MS Gothic"/>
+          </w14:checkbox>
+        </w:sdtPr>
+        <w:sdtEndPr/>
+        <w:sdtContent>
+          <w:r>
+            <w:rPr>
+              <w:rFonts w:ascii="MS Gothic" w:hAnsi="MS Gothic" w:cs="MS Gothic" w:eastAsia="MS Gothic" w:hint="eastAsia"/>
+              <w:sz w:val="28"/>
+              <w:szCs w:val="28"/>
+            </w:rPr>
+            <w:t>☐</w:t>
+          </w:r>
+        </w:sdtContent>
+      </w:sdt>
+    </w:p>
+    <w:p>
+      <w:r>
+        <w:t>Could another discharge regimen also reasonably be correct?</w:t>
       </w:r>
     </w:p>
     <w:tbl>
@@ -10926,8 +10926,8 @@
           <w:p/>
           <w:sdt>
             <w:sdtPr>
-              <w:alias w:val="C5 comments"/>
-              <w:tag w:val="VAL-809-c5-comment"/>
+              <w:alias w:val="Acceptable alternatives if Yes"/>
+              <w:tag w:val="VAL-809-c4-alternatives"/>
               <w:id w:val="262"/>
               <w15:color xmlns:w15="http://schemas.microsoft.com/office/word/2012/wordml" w15:val="2E75B6"/>
               <w15:appearance xmlns:w15="http://schemas.microsoft.com/office/word/2012/wordml" w15:val="boundingBox"/>
@@ -10959,251 +10959,13 @@
         <w:pStyle w:val="Heading3"/>
       </w:pPr>
       <w:r>
-        <w:t>C6 — Resident-level appropriateness</w:t>
-      </w:r>
-    </w:p>
-    <w:p>
-      <w:r>
-        <w:t xml:space="preserve">Too easy </w:t>
-      </w:r>
-      <w:sdt>
-        <w:sdtPr>
-          <w:rPr>
-            <w:rFonts w:ascii="MS Gothic" w:hAnsi="MS Gothic" w:cs="MS Gothic" w:eastAsia="MS Gothic" w:hint="eastAsia"/>
-            <w:sz w:val="28"/>
-            <w:szCs w:val="28"/>
-          </w:rPr>
-          <w:alias w:val="VAL-809 C6 Too easy"/>
-          <w:tag w:val="VAL-809-C6-Too easy"/>
-          <w:id w:val="263"/>
-          <w15:color xmlns:w15="http://schemas.microsoft.com/office/word/2012/wordml" w15:val="2E75B6"/>
-          <w15:appearance xmlns:w15="http://schemas.microsoft.com/office/word/2012/wordml" w15:val="boundingBox"/>
-          <w14:checkbox>
-            <w14:checked w14:val="0"/>
-            <w14:checkedState w14:val="2612" w14:font="MS Gothic"/>
-            <w14:uncheckedState w14:val="2610" w14:font="MS Gothic"/>
-          </w14:checkbox>
-        </w:sdtPr>
-        <w:sdtEndPr/>
-        <w:sdtContent>
-          <w:r>
-            <w:rPr>
-              <w:rFonts w:ascii="MS Gothic" w:hAnsi="MS Gothic" w:cs="MS Gothic" w:eastAsia="MS Gothic" w:hint="eastAsia"/>
-              <w:sz w:val="28"/>
-              <w:szCs w:val="28"/>
-            </w:rPr>
-            <w:t>☐</w:t>
-          </w:r>
-        </w:sdtContent>
-      </w:sdt>
-      <w:r>
-        <w:t xml:space="preserve">Appropriate </w:t>
-      </w:r>
-      <w:sdt>
-        <w:sdtPr>
-          <w:rPr>
-            <w:rFonts w:ascii="MS Gothic" w:hAnsi="MS Gothic" w:cs="MS Gothic" w:eastAsia="MS Gothic" w:hint="eastAsia"/>
-            <w:sz w:val="28"/>
-            <w:szCs w:val="28"/>
-          </w:rPr>
-          <w:alias w:val="VAL-809 C6 Appropriate"/>
-          <w:tag w:val="VAL-809-C6-Appropriate"/>
-          <w:id w:val="264"/>
-          <w15:color xmlns:w15="http://schemas.microsoft.com/office/word/2012/wordml" w15:val="2E75B6"/>
-          <w15:appearance xmlns:w15="http://schemas.microsoft.com/office/word/2012/wordml" w15:val="boundingBox"/>
-          <w14:checkbox>
-            <w14:checked w14:val="0"/>
-            <w14:checkedState w14:val="2612" w14:font="MS Gothic"/>
-            <w14:uncheckedState w14:val="2610" w14:font="MS Gothic"/>
-          </w14:checkbox>
-        </w:sdtPr>
-        <w:sdtEndPr/>
-        <w:sdtContent>
-          <w:r>
-            <w:rPr>
-              <w:rFonts w:ascii="MS Gothic" w:hAnsi="MS Gothic" w:cs="MS Gothic" w:eastAsia="MS Gothic" w:hint="eastAsia"/>
-              <w:sz w:val="28"/>
-              <w:szCs w:val="28"/>
-            </w:rPr>
-            <w:t>☐</w:t>
-          </w:r>
-        </w:sdtContent>
-      </w:sdt>
-      <w:r>
-        <w:t xml:space="preserve">Challenging but appropriate </w:t>
-      </w:r>
-      <w:sdt>
-        <w:sdtPr>
-          <w:rPr>
-            <w:rFonts w:ascii="MS Gothic" w:hAnsi="MS Gothic" w:cs="MS Gothic" w:eastAsia="MS Gothic" w:hint="eastAsia"/>
-            <w:sz w:val="28"/>
-            <w:szCs w:val="28"/>
-          </w:rPr>
-          <w:alias w:val="VAL-809 C6 Challenging but appropriate"/>
-          <w:tag w:val="VAL-809-C6-Challenging but appropriate"/>
-          <w:id w:val="265"/>
-          <w15:color xmlns:w15="http://schemas.microsoft.com/office/word/2012/wordml" w15:val="2E75B6"/>
-          <w15:appearance xmlns:w15="http://schemas.microsoft.com/office/word/2012/wordml" w15:val="boundingBox"/>
-          <w14:checkbox>
-            <w14:checked w14:val="0"/>
-            <w14:checkedState w14:val="2612" w14:font="MS Gothic"/>
-            <w14:uncheckedState w14:val="2610" w14:font="MS Gothic"/>
-          </w14:checkbox>
-        </w:sdtPr>
-        <w:sdtEndPr/>
-        <w:sdtContent>
-          <w:r>
-            <w:rPr>
-              <w:rFonts w:ascii="MS Gothic" w:hAnsi="MS Gothic" w:cs="MS Gothic" w:eastAsia="MS Gothic" w:hint="eastAsia"/>
-              <w:sz w:val="28"/>
-              <w:szCs w:val="28"/>
-            </w:rPr>
-            <w:t>☐</w:t>
-          </w:r>
-        </w:sdtContent>
-      </w:sdt>
-      <w:r>
-        <w:t xml:space="preserve">Too difficult or inappropriate </w:t>
-      </w:r>
-      <w:sdt>
-        <w:sdtPr>
-          <w:rPr>
-            <w:rFonts w:ascii="MS Gothic" w:hAnsi="MS Gothic" w:cs="MS Gothic" w:eastAsia="MS Gothic" w:hint="eastAsia"/>
-            <w:sz w:val="28"/>
-            <w:szCs w:val="28"/>
-          </w:rPr>
-          <w:alias w:val="VAL-809 C6 Too difficult or inappropriate"/>
-          <w:tag w:val="VAL-809-C6-Too difficult or inappropriate"/>
-          <w:id w:val="266"/>
-          <w15:color xmlns:w15="http://schemas.microsoft.com/office/word/2012/wordml" w15:val="2E75B6"/>
-          <w15:appearance xmlns:w15="http://schemas.microsoft.com/office/word/2012/wordml" w15:val="boundingBox"/>
-          <w14:checkbox>
-            <w14:checked w14:val="0"/>
-            <w14:checkedState w14:val="2612" w14:font="MS Gothic"/>
-            <w14:uncheckedState w14:val="2610" w14:font="MS Gothic"/>
-          </w14:checkbox>
-        </w:sdtPr>
-        <w:sdtEndPr/>
-        <w:sdtContent>
-          <w:r>
-            <w:rPr>
-              <w:rFonts w:ascii="MS Gothic" w:hAnsi="MS Gothic" w:cs="MS Gothic" w:eastAsia="MS Gothic" w:hint="eastAsia"/>
-              <w:sz w:val="28"/>
-              <w:szCs w:val="28"/>
-            </w:rPr>
-            <w:t>☐</w:t>
-          </w:r>
-        </w:sdtContent>
-      </w:sdt>
-    </w:p>
-    <w:p>
-      <w:pPr>
-        <w:pStyle w:val="Heading3"/>
-      </w:pPr>
-      <w:r>
-        <w:t>overall — Overall recommendation</w:t>
-      </w:r>
-    </w:p>
-    <w:p>
-      <w:r>
-        <w:t xml:space="preserve">Accept </w:t>
-      </w:r>
-      <w:sdt>
-        <w:sdtPr>
-          <w:rPr>
-            <w:rFonts w:ascii="MS Gothic" w:hAnsi="MS Gothic" w:cs="MS Gothic" w:eastAsia="MS Gothic" w:hint="eastAsia"/>
-            <w:sz w:val="28"/>
-            <w:szCs w:val="28"/>
-          </w:rPr>
-          <w:alias w:val="VAL-809 overall Accept"/>
-          <w:tag w:val="VAL-809-overall-Accept"/>
-          <w:id w:val="267"/>
-          <w15:color xmlns:w15="http://schemas.microsoft.com/office/word/2012/wordml" w15:val="2E75B6"/>
-          <w15:appearance xmlns:w15="http://schemas.microsoft.com/office/word/2012/wordml" w15:val="boundingBox"/>
-          <w14:checkbox>
-            <w14:checked w14:val="0"/>
-            <w14:checkedState w14:val="2612" w14:font="MS Gothic"/>
-            <w14:uncheckedState w14:val="2610" w14:font="MS Gothic"/>
-          </w14:checkbox>
-        </w:sdtPr>
-        <w:sdtEndPr/>
-        <w:sdtContent>
-          <w:r>
-            <w:rPr>
-              <w:rFonts w:ascii="MS Gothic" w:hAnsi="MS Gothic" w:cs="MS Gothic" w:eastAsia="MS Gothic" w:hint="eastAsia"/>
-              <w:sz w:val="28"/>
-              <w:szCs w:val="28"/>
-            </w:rPr>
-            <w:t>☐</w:t>
-          </w:r>
-        </w:sdtContent>
-      </w:sdt>
-      <w:r>
-        <w:t xml:space="preserve">Revise </w:t>
-      </w:r>
-      <w:sdt>
-        <w:sdtPr>
-          <w:rPr>
-            <w:rFonts w:ascii="MS Gothic" w:hAnsi="MS Gothic" w:cs="MS Gothic" w:eastAsia="MS Gothic" w:hint="eastAsia"/>
-            <w:sz w:val="28"/>
-            <w:szCs w:val="28"/>
-          </w:rPr>
-          <w:alias w:val="VAL-809 overall Revise"/>
-          <w:tag w:val="VAL-809-overall-Revise"/>
-          <w:id w:val="268"/>
-          <w15:color xmlns:w15="http://schemas.microsoft.com/office/word/2012/wordml" w15:val="2E75B6"/>
-          <w15:appearance xmlns:w15="http://schemas.microsoft.com/office/word/2012/wordml" w15:val="boundingBox"/>
-          <w14:checkbox>
-            <w14:checked w14:val="0"/>
-            <w14:checkedState w14:val="2612" w14:font="MS Gothic"/>
-            <w14:uncheckedState w14:val="2610" w14:font="MS Gothic"/>
-          </w14:checkbox>
-        </w:sdtPr>
-        <w:sdtEndPr/>
-        <w:sdtContent>
-          <w:r>
-            <w:rPr>
-              <w:rFonts w:ascii="MS Gothic" w:hAnsi="MS Gothic" w:cs="MS Gothic" w:eastAsia="MS Gothic" w:hint="eastAsia"/>
-              <w:sz w:val="28"/>
-              <w:szCs w:val="28"/>
-            </w:rPr>
-            <w:t>☐</w:t>
-          </w:r>
-        </w:sdtContent>
-      </w:sdt>
-      <w:r>
-        <w:t xml:space="preserve">Exclude </w:t>
-      </w:r>
-      <w:sdt>
-        <w:sdtPr>
-          <w:rPr>
-            <w:rFonts w:ascii="MS Gothic" w:hAnsi="MS Gothic" w:cs="MS Gothic" w:eastAsia="MS Gothic" w:hint="eastAsia"/>
-            <w:sz w:val="28"/>
-            <w:szCs w:val="28"/>
-          </w:rPr>
-          <w:alias w:val="VAL-809 overall Exclude"/>
-          <w:tag w:val="VAL-809-overall-Exclude"/>
-          <w:id w:val="269"/>
-          <w15:color xmlns:w15="http://schemas.microsoft.com/office/word/2012/wordml" w15:val="2E75B6"/>
-          <w15:appearance xmlns:w15="http://schemas.microsoft.com/office/word/2012/wordml" w15:val="boundingBox"/>
-          <w14:checkbox>
-            <w14:checked w14:val="0"/>
-            <w14:checkedState w14:val="2612" w14:font="MS Gothic"/>
-            <w14:uncheckedState w14:val="2610" w14:font="MS Gothic"/>
-          </w14:checkbox>
-        </w:sdtPr>
-        <w:sdtEndPr/>
-        <w:sdtContent>
-          <w:r>
-            <w:rPr>
-              <w:rFonts w:ascii="MS Gothic" w:hAnsi="MS Gothic" w:cs="MS Gothic" w:eastAsia="MS Gothic" w:hint="eastAsia"/>
-              <w:sz w:val="28"/>
-              <w:szCs w:val="28"/>
-            </w:rPr>
-            <w:t>☐</w:t>
-          </w:r>
-        </w:sdtContent>
-      </w:sdt>
+        <w:t>C5 — Missing or misleading information</w:t>
+      </w:r>
+    </w:p>
+    <w:p>
+      <w:r>
+        <w:t>Note missing information, contradictions, misleading statements, unrealistic medication behavior, inappropriate monitoring, or implausible hospital-course details.</w:t>
+      </w:r>
     </w:p>
     <w:tbl>
       <w:tblPr>
@@ -11221,9 +10983,9 @@
           <w:p/>
           <w:sdt>
             <w:sdtPr>
-              <w:alias w:val="Revision comments"/>
-              <w:tag w:val="VAL-809-overall-comment"/>
-              <w:id w:val="270"/>
+              <w:alias w:val="C5 comments"/>
+              <w:tag w:val="VAL-809-c5-comment"/>
+              <w:id w:val="263"/>
               <w15:color xmlns:w15="http://schemas.microsoft.com/office/word/2012/wordml" w15:val="2E75B6"/>
               <w15:appearance xmlns:w15="http://schemas.microsoft.com/office/word/2012/wordml" w15:val="boundingBox"/>
             </w:sdtPr>
@@ -11251,350 +11013,15 @@
     </w:tbl>
     <w:p>
       <w:pPr>
-        <w:pStyle w:val="Heading2"/>
-      </w:pPr>
-      <w:r>
-        <w:t>CLINICIAN VALIDATION REFERENCE</w:t>
-      </w:r>
-    </w:p>
-    <w:p>
-      <w:r>
-        <w:t>Not shown to residents in the assessment study.</w:t>
-      </w:r>
-    </w:p>
-    <w:p>
-      <w:r>
-        <w:t>Complete the ratings above before using this reference.</w:t>
-      </w:r>
-    </w:p>
-    <w:p>
-      <w:pPr>
-        <w:pStyle w:val="ListBullet"/>
-      </w:pPr>
-      <w:r>
-        <w:t>start: ceftriaxone 2000 MG Injection 2000 MG intravenous once daily. Duration: 4 weeks. Indication: Acute and subacute infective endocarditis. Rationale: Started for endocarditis after a vegetation and streptococcal bacteremia were documented.. Monitoring: see chart.</w:t>
-      </w:r>
-    </w:p>
-    <w:p>
-      <w:pPr>
-        <w:pStyle w:val="ListBullet"/>
-      </w:pPr>
-      <w:r>
-        <w:t>restart: lisinopril 10 MG Oral Tablet 10 MG oral once daily. Duration: not specified. Indication: Essential (primary) hypertension. Rationale: Held during the creatinine rise and restarted after creatinine returned to 0.8 mg/dL.. Monitoring: see chart.</w:t>
-      </w:r>
-    </w:p>
-    <w:p>
-      <w:pPr>
-        <w:pStyle w:val="ListBullet"/>
-      </w:pPr>
-      <w:r>
-        <w:t>continue: atorvastatin 40 MG Oral Tablet 40 MG oral once daily. Duration: not specified. Indication: Mixed hyperlipidemia. Rationale: Hyperlipidemia is unchanged and no statin adverse effect is described.. Monitoring: see chart.</w:t>
-      </w:r>
-    </w:p>
-    <w:p>
-      <w:pPr>
-        <w:pStyle w:val="ListBullet"/>
-      </w:pPr>
-      <w:r>
-        <w:t>Reference follow-up: Infectious-disease follow-up with parenteral-therapy laboratory monitoring in 14 days with infectious disease.</w:t>
-      </w:r>
-    </w:p>
-    <w:p>
-      <w:pPr>
-        <w:pStyle w:val="ListBullet"/>
-      </w:pPr>
-      <w:r>
-        <w:t>Evidence for ceftriaxone 2000 MG Injection: SUFFICIENT_EVIDENCE. Ceftriaxone was started during the admission. none Visible in history of present illness; hospital course; labs; microbiology; imaging.</w:t>
-      </w:r>
-    </w:p>
-    <w:p>
-      <w:pPr>
-        <w:pStyle w:val="ListBullet"/>
-      </w:pPr>
-      <w:r>
-        <w:t>Evidence for lisinopril 10 MG Oral Tablet: SUFFICIENT_EVIDENCE. Held while creatinine was 1.3 mg/dL. creatinine 1.3, then 1.0, then 0.8 mg/dL Visible in history of present illness; hospital course; labs; microbiology; imaging.</w:t>
-      </w:r>
-    </w:p>
-    <w:p>
-      <w:pPr>
-        <w:pStyle w:val="ListBullet"/>
-      </w:pPr>
-      <w:r>
-        <w:t>Evidence for atorvastatin 40 MG Oral Tablet: SUFFICIENT_EVIDENCE. none none Visible in history of present illness; hospital course; labs; microbiology; imaging.</w:t>
-      </w:r>
-    </w:p>
-    <w:p>
-      <w:pPr>
-        <w:pStyle w:val="Heading1"/>
-      </w:pPr>
-      <w:r>
-        <w:t>CASE VAL-813</w:t>
-      </w:r>
-    </w:p>
-    <w:p>
-      <w:r>
-        <w:t>64-year-old Female with Other cytomegaloviral diseases</w:t>
-      </w:r>
-    </w:p>
-    <w:p>
-      <w:pPr>
-        <w:pStyle w:val="Heading2"/>
-      </w:pPr>
-      <w:r>
-        <w:t>Resident-facing chart</w:t>
-      </w:r>
-    </w:p>
-    <w:p>
-      <w:r>
-        <w:t>A 64-year-old woman with a kidney transplant is admitted with several days of diarrhea. Maintenance immunosuppression is tacrolimus and mycophenolate. She also takes amlodipine for hypertension and atorvastatin for hyperlipidemia. She was not taking valganciclovir before this admission.</w:t>
-      </w:r>
-    </w:p>
-    <w:p>
-      <w:r>
-        <w:t>Diagnoses: Other cytomegaloviral diseases; Kidney transplant status; Essential (primary) hypertension; Mixed hyperlipidemia</w:t>
-      </w:r>
-    </w:p>
-    <w:p>
-      <w:r>
-        <w:t>admission: Admission note. Diarrhea after kidney transplantation. Home immunosuppression is tacrolimus and mycophenolate. Valganciclovir is not a home medicine.</w:t>
-      </w:r>
-    </w:p>
-    <w:p>
-      <w:r>
-        <w:t>hospital_course: CMV viral load drawn after admission was detected, and valganciclovir was started only after that result, 900 MG twice daily given as 450 MG tablets. Diarrhea then improved, and a later viral-load review was lower than the admission result. Creatinine was 1.2 mg/dL then 1.0 mg/dL and potassium was 4.7 mmol/L then 3.9 mmol/L. Tacrolimus, mycophenolate, amlodipine, and atorvastatin were continued.</w:t>
-      </w:r>
-    </w:p>
-    <w:p>
-      <w:r>
-        <w:t>Medications (home and inpatient only):</w:t>
-      </w:r>
-    </w:p>
-    <w:p>
-      <w:pPr>
-        <w:pStyle w:val="ListBullet"/>
-      </w:pPr>
-      <w:r>
-        <w:t>home: mycophenolate mofetil 500 MG Oral Tablet 1000 MG oral twice daily. Indication: Kidney transplant status. Held reason: none. Notes: Given as 500 MG tablets..</w:t>
-      </w:r>
-    </w:p>
-    <w:p>
-      <w:pPr>
-        <w:pStyle w:val="ListBullet"/>
-      </w:pPr>
-      <w:r>
-        <w:t>inpatient: mycophenolate mofetil 500 MG Oral Tablet 1000 MG oral twice daily. Indication: Kidney transplant status. Held reason: none. Notes: Given as 500 MG tablets..</w:t>
-      </w:r>
-    </w:p>
-    <w:p>
-      <w:pPr>
-        <w:pStyle w:val="ListBullet"/>
-      </w:pPr>
-      <w:r>
-        <w:t>home: BX Rating tacrolimus 1 MG Oral Capsule 1 MG oral every 12 hours. Indication: Kidney transplant status. Held reason: none. Notes: none.</w:t>
-      </w:r>
-    </w:p>
-    <w:p>
-      <w:pPr>
-        <w:pStyle w:val="ListBullet"/>
-      </w:pPr>
-      <w:r>
-        <w:t>home: amlodipine 5 MG Oral Tablet 5 MG oral once daily. Indication: Essential (primary) hypertension. Held reason: none. Notes: none.</w:t>
-      </w:r>
-    </w:p>
-    <w:p>
-      <w:pPr>
-        <w:pStyle w:val="ListBullet"/>
-      </w:pPr>
-      <w:r>
-        <w:t>home: atorvastatin 40 MG Oral Tablet 40 MG oral once daily. Indication: Mixed hyperlipidemia. Held reason: none. Notes: none.</w:t>
-      </w:r>
-    </w:p>
-    <w:p>
-      <w:pPr>
-        <w:pStyle w:val="ListBullet"/>
-      </w:pPr>
-      <w:r>
-        <w:t>inpatient: BX Rating tacrolimus 1 MG Oral Capsule 1 MG oral every 12 hours. Indication: Kidney transplant status. Held reason: none. Notes: none.</w:t>
-      </w:r>
-    </w:p>
-    <w:p>
-      <w:pPr>
-        <w:pStyle w:val="ListBullet"/>
-      </w:pPr>
-      <w:r>
-        <w:t>inpatient: amlodipine 5 MG Oral Tablet 5 MG oral once daily. Indication: Essential (primary) hypertension. Held reason: none. Notes: none.</w:t>
-      </w:r>
-    </w:p>
-    <w:p>
-      <w:pPr>
-        <w:pStyle w:val="ListBullet"/>
-      </w:pPr>
-      <w:r>
-        <w:t>inpatient: atorvastatin 40 MG Oral Tablet 40 MG oral once daily. Indication: Mixed hyperlipidemia. Held reason: none. Notes: none.</w:t>
-      </w:r>
-    </w:p>
-    <w:p>
-      <w:pPr>
-        <w:pStyle w:val="ListBullet"/>
-      </w:pPr>
-      <w:r>
-        <w:t>inpatient: valganciclovir 450 MG Oral Tablet 900 MG oral twice daily. Indication: Other cytomegaloviral diseases. Held reason: none. Notes: Started after the CMV viral load was detected during this admission. Given as 450 MG tablets. Not a pre-admission medicine..</w:t>
-      </w:r>
-    </w:p>
-    <w:p>
-      <w:r>
-        <w:t>Vital signs:</w:t>
-      </w:r>
-    </w:p>
-    <w:p>
-      <w:pPr>
-        <w:pStyle w:val="ListBullet"/>
-      </w:pPr>
-      <w:r>
-        <w:t>admission: blood pressure 147/80, heart rate 73, respiratory rate 19, temperature 36.80, oxygen saturation 98.00.</w:t>
-      </w:r>
-    </w:p>
-    <w:p>
-      <w:pPr>
-        <w:pStyle w:val="ListBullet"/>
-      </w:pPr>
-      <w:r>
-        <w:t>discharge: blood pressure 134/80, heart rate 84, respiratory rate 17, temperature 36.80, oxygen saturation 98.00.</w:t>
-      </w:r>
-    </w:p>
-    <w:p>
-      <w:r>
-        <w:t>Laboratories:</w:t>
-      </w:r>
-    </w:p>
-    <w:p>
-      <w:pPr>
-        <w:pStyle w:val="ListBullet"/>
-      </w:pPr>
-      <w:r>
-        <w:t>admission: Creatinine [Mass/volume] in Serum or Plasma 1.2 mg/dL.</w:t>
-      </w:r>
-    </w:p>
-    <w:p>
-      <w:pPr>
-        <w:pStyle w:val="ListBullet"/>
-      </w:pPr>
-      <w:r>
-        <w:t>discharge: Creatinine [Mass/volume] in Serum or Plasma 1.0 mg/dL.</w:t>
-      </w:r>
-    </w:p>
-    <w:p>
-      <w:pPr>
-        <w:pStyle w:val="ListBullet"/>
-      </w:pPr>
-      <w:r>
-        <w:t>admission: Potassium [Moles/volume] in Serum or Plasma 4.7 mmol/L.</w:t>
-      </w:r>
-    </w:p>
-    <w:p>
-      <w:pPr>
-        <w:pStyle w:val="ListBullet"/>
-      </w:pPr>
-      <w:r>
-        <w:t>discharge: Potassium [Moles/volume] in Serum or Plasma 3.9 mmol/L.</w:t>
-      </w:r>
-    </w:p>
-    <w:p>
-      <w:r>
-        <w:t>Weights:</w:t>
-      </w:r>
-    </w:p>
-    <w:p>
-      <w:pPr>
-        <w:pStyle w:val="ListBullet"/>
-      </w:pPr>
-      <w:r>
-        <w:t>admission: 68.000 kg</w:t>
-      </w:r>
-    </w:p>
-    <w:p>
-      <w:pPr>
-        <w:pStyle w:val="ListBullet"/>
-      </w:pPr>
-      <w:r>
-        <w:t>discharge: 66.000 kg, dry weight 63.000 kg</w:t>
-      </w:r>
-    </w:p>
-    <w:p>
-      <w:r>
-        <w:t>Intake and output:</w:t>
-      </w:r>
-    </w:p>
-    <w:p>
-      <w:pPr>
-        <w:pStyle w:val="ListBullet"/>
-      </w:pPr>
-      <w:r>
-        <w:t>hospital_day_5: intake 1655 mL, output 1812 mL, net -157 mL.</w:t>
-      </w:r>
-    </w:p>
-    <w:p>
-      <w:r>
-        <w:t>Consult, transplant: Kidney transplant maintained on tacrolimus and mycophenolate. Immunosuppression was kept active while the new antiviral was started.</w:t>
-      </w:r>
-    </w:p>
-    <w:p>
-      <w:r>
-        <w:t>Consult, infectious disease: CMV viral load was detected after admission in a transplant recipient with diarrhea. Antiviral therapy was begun after the viral-load result. Symptoms improved.</w:t>
-      </w:r>
-    </w:p>
-    <w:p>
-      <w:r>
-        <w:t>Procedure, admission: CMV viral-load review. CMV viral burden was detected and supported antiviral treatment.</w:t>
-      </w:r>
-    </w:p>
-    <w:p>
-      <w:r>
-        <w:t>Procedure, inpatient: CMV viral-load review. CMV viral burden was lower than the admission result.</w:t>
-      </w:r>
-    </w:p>
-    <w:p>
-      <w:r>
-        <w:t>Monitoring: tacrolimus trough and serum creatinine (as directed by the transplant service), transplant.</w:t>
-      </w:r>
-    </w:p>
-    <w:p>
-      <w:r>
-        <w:t>Follow-up: Transplant clinic follow-up after antiviral conversion in 7 days with transplant.</w:t>
-      </w:r>
-    </w:p>
-    <w:p>
-      <w:pPr>
-        <w:pStyle w:val="Heading2"/>
-      </w:pPr>
-      <w:r>
-        <w:t>Clinician ratings</w:t>
-      </w:r>
-    </w:p>
-    <w:p>
-      <w:r>
-        <w:t>Complete these ratings before reading the validation reference.</w:t>
-      </w:r>
-    </w:p>
-    <w:p>
-      <w:pPr>
         <w:pStyle w:val="Heading3"/>
       </w:pPr>
       <w:r>
-        <w:t>C1 — Clinical plausibility</w:t>
-      </w:r>
-    </w:p>
-    <w:p>
-      <w:r>
-        <w:t>1 = implausible; 2 = substantial revision required; 3 = plausible with minor concern; 4 = fully plausible.</w:t>
-      </w:r>
-    </w:p>
-    <w:p>
-      <w:r>
-        <w:t xml:space="preserve">presentation: </w:t>
-      </w:r>
-      <w:r>
-        <w:t xml:space="preserve"> 1 </w:t>
+        <w:t>C6 — Resident-level appropriateness</w:t>
+      </w:r>
+    </w:p>
+    <w:p>
+      <w:r>
+        <w:t xml:space="preserve">Too easy </w:t>
       </w:r>
       <w:sdt>
         <w:sdtPr>
@@ -11603,9 +11030,9 @@
             <w:sz w:val="28"/>
             <w:szCs w:val="28"/>
           </w:rPr>
-          <w:alias w:val="VAL-813 C1 presentation 1"/>
-          <w:tag w:val="VAL-813-c1-presentation-1"/>
-          <w:id w:val="271"/>
+          <w:alias w:val="VAL-809 C6 Too easy"/>
+          <w:tag w:val="VAL-809-C6-Too easy"/>
+          <w:id w:val="264"/>
           <w15:color xmlns:w15="http://schemas.microsoft.com/office/word/2012/wordml" w15:val="2E75B6"/>
           <w15:appearance xmlns:w15="http://schemas.microsoft.com/office/word/2012/wordml" w15:val="boundingBox"/>
           <w14:checkbox>
@@ -11627,7 +11054,7 @@
         </w:sdtContent>
       </w:sdt>
       <w:r>
-        <w:t xml:space="preserve"> 2 </w:t>
+        <w:t xml:space="preserve">Appropriate </w:t>
       </w:r>
       <w:sdt>
         <w:sdtPr>
@@ -11636,9 +11063,9 @@
             <w:sz w:val="28"/>
             <w:szCs w:val="28"/>
           </w:rPr>
-          <w:alias w:val="VAL-813 C1 presentation 2"/>
-          <w:tag w:val="VAL-813-c1-presentation-2"/>
-          <w:id w:val="272"/>
+          <w:alias w:val="VAL-809 C6 Appropriate"/>
+          <w:tag w:val="VAL-809-C6-Appropriate"/>
+          <w:id w:val="265"/>
           <w15:color xmlns:w15="http://schemas.microsoft.com/office/word/2012/wordml" w15:val="2E75B6"/>
           <w15:appearance xmlns:w15="http://schemas.microsoft.com/office/word/2012/wordml" w15:val="boundingBox"/>
           <w14:checkbox>
@@ -11660,7 +11087,7 @@
         </w:sdtContent>
       </w:sdt>
       <w:r>
-        <w:t xml:space="preserve"> 3 </w:t>
+        <w:t xml:space="preserve">Challenging but appropriate </w:t>
       </w:r>
       <w:sdt>
         <w:sdtPr>
@@ -11669,9 +11096,9 @@
             <w:sz w:val="28"/>
             <w:szCs w:val="28"/>
           </w:rPr>
-          <w:alias w:val="VAL-813 C1 presentation 3"/>
-          <w:tag w:val="VAL-813-c1-presentation-3"/>
-          <w:id w:val="273"/>
+          <w:alias w:val="VAL-809 C6 Challenging but appropriate"/>
+          <w:tag w:val="VAL-809-C6-Challenging but appropriate"/>
+          <w:id w:val="266"/>
           <w15:color xmlns:w15="http://schemas.microsoft.com/office/word/2012/wordml" w15:val="2E75B6"/>
           <w15:appearance xmlns:w15="http://schemas.microsoft.com/office/word/2012/wordml" w15:val="boundingBox"/>
           <w14:checkbox>
@@ -11693,7 +11120,7 @@
         </w:sdtContent>
       </w:sdt>
       <w:r>
-        <w:t xml:space="preserve"> 4 </w:t>
+        <w:t xml:space="preserve">Too difficult or inappropriate </w:t>
       </w:r>
       <w:sdt>
         <w:sdtPr>
@@ -11702,9 +11129,9 @@
             <w:sz w:val="28"/>
             <w:szCs w:val="28"/>
           </w:rPr>
-          <w:alias w:val="VAL-813 C1 presentation 4"/>
-          <w:tag w:val="VAL-813-c1-presentation-4"/>
-          <w:id w:val="274"/>
+          <w:alias w:val="VAL-809 C6 Too difficult or inappropriate"/>
+          <w:tag w:val="VAL-809-C6-Too difficult or inappropriate"/>
+          <w:id w:val="267"/>
           <w15:color xmlns:w15="http://schemas.microsoft.com/office/word/2012/wordml" w15:val="2E75B6"/>
           <w15:appearance xmlns:w15="http://schemas.microsoft.com/office/word/2012/wordml" w15:val="boundingBox"/>
           <w14:checkbox>
@@ -11727,11 +11154,16 @@
       </w:sdt>
     </w:p>
     <w:p>
-      <w:r>
-        <w:t xml:space="preserve">diagnosis: </w:t>
-      </w:r>
-      <w:r>
-        <w:t xml:space="preserve"> 1 </w:t>
+      <w:pPr>
+        <w:pStyle w:val="Heading3"/>
+      </w:pPr>
+      <w:r>
+        <w:t>overall — Overall recommendation</w:t>
+      </w:r>
+    </w:p>
+    <w:p>
+      <w:r>
+        <w:t xml:space="preserve">Accept </w:t>
       </w:r>
       <w:sdt>
         <w:sdtPr>
@@ -11740,9 +11172,9 @@
             <w:sz w:val="28"/>
             <w:szCs w:val="28"/>
           </w:rPr>
-          <w:alias w:val="VAL-813 C1 diagnosis 1"/>
-          <w:tag w:val="VAL-813-c1-diagnosis-1"/>
-          <w:id w:val="275"/>
+          <w:alias w:val="VAL-809 overall Accept"/>
+          <w:tag w:val="VAL-809-overall-Accept"/>
+          <w:id w:val="268"/>
           <w15:color xmlns:w15="http://schemas.microsoft.com/office/word/2012/wordml" w15:val="2E75B6"/>
           <w15:appearance xmlns:w15="http://schemas.microsoft.com/office/word/2012/wordml" w15:val="boundingBox"/>
           <w14:checkbox>
@@ -11764,7 +11196,7 @@
         </w:sdtContent>
       </w:sdt>
       <w:r>
-        <w:t xml:space="preserve"> 2 </w:t>
+        <w:t xml:space="preserve">Revise </w:t>
       </w:r>
       <w:sdt>
         <w:sdtPr>
@@ -11773,9 +11205,9 @@
             <w:sz w:val="28"/>
             <w:szCs w:val="28"/>
           </w:rPr>
-          <w:alias w:val="VAL-813 C1 diagnosis 2"/>
-          <w:tag w:val="VAL-813-c1-diagnosis-2"/>
-          <w:id w:val="276"/>
+          <w:alias w:val="VAL-809 overall Revise"/>
+          <w:tag w:val="VAL-809-overall-Revise"/>
+          <w:id w:val="269"/>
           <w15:color xmlns:w15="http://schemas.microsoft.com/office/word/2012/wordml" w15:val="2E75B6"/>
           <w15:appearance xmlns:w15="http://schemas.microsoft.com/office/word/2012/wordml" w15:val="boundingBox"/>
           <w14:checkbox>
@@ -11797,7 +11229,7 @@
         </w:sdtContent>
       </w:sdt>
       <w:r>
-        <w:t xml:space="preserve"> 3 </w:t>
+        <w:t xml:space="preserve">Exclude </w:t>
       </w:r>
       <w:sdt>
         <w:sdtPr>
@@ -11806,9 +11238,9 @@
             <w:sz w:val="28"/>
             <w:szCs w:val="28"/>
           </w:rPr>
-          <w:alias w:val="VAL-813 C1 diagnosis 3"/>
-          <w:tag w:val="VAL-813-c1-diagnosis-3"/>
-          <w:id w:val="277"/>
+          <w:alias w:val="VAL-809 overall Exclude"/>
+          <w:tag w:val="VAL-809-overall-Exclude"/>
+          <w:id w:val="270"/>
           <w15:color xmlns:w15="http://schemas.microsoft.com/office/word/2012/wordml" w15:val="2E75B6"/>
           <w15:appearance xmlns:w15="http://schemas.microsoft.com/office/word/2012/wordml" w15:val="boundingBox"/>
           <w14:checkbox>
@@ -11829,1074 +11261,6 @@
           </w:r>
         </w:sdtContent>
       </w:sdt>
-      <w:r>
-        <w:t xml:space="preserve"> 4 </w:t>
-      </w:r>
-      <w:sdt>
-        <w:sdtPr>
-          <w:rPr>
-            <w:rFonts w:ascii="MS Gothic" w:hAnsi="MS Gothic" w:cs="MS Gothic" w:eastAsia="MS Gothic" w:hint="eastAsia"/>
-            <w:sz w:val="28"/>
-            <w:szCs w:val="28"/>
-          </w:rPr>
-          <w:alias w:val="VAL-813 C1 diagnosis 4"/>
-          <w:tag w:val="VAL-813-c1-diagnosis-4"/>
-          <w:id w:val="278"/>
-          <w15:color xmlns:w15="http://schemas.microsoft.com/office/word/2012/wordml" w15:val="2E75B6"/>
-          <w15:appearance xmlns:w15="http://schemas.microsoft.com/office/word/2012/wordml" w15:val="boundingBox"/>
-          <w14:checkbox>
-            <w14:checked w14:val="0"/>
-            <w14:checkedState w14:val="2612" w14:font="MS Gothic"/>
-            <w14:uncheckedState w14:val="2610" w14:font="MS Gothic"/>
-          </w14:checkbox>
-        </w:sdtPr>
-        <w:sdtEndPr/>
-        <w:sdtContent>
-          <w:r>
-            <w:rPr>
-              <w:rFonts w:ascii="MS Gothic" w:hAnsi="MS Gothic" w:cs="MS Gothic" w:eastAsia="MS Gothic" w:hint="eastAsia"/>
-              <w:sz w:val="28"/>
-              <w:szCs w:val="28"/>
-            </w:rPr>
-            <w:t>☐</w:t>
-          </w:r>
-        </w:sdtContent>
-      </w:sdt>
-    </w:p>
-    <w:p>
-      <w:r>
-        <w:t xml:space="preserve">hospital course: </w:t>
-      </w:r>
-      <w:r>
-        <w:t xml:space="preserve"> 1 </w:t>
-      </w:r>
-      <w:sdt>
-        <w:sdtPr>
-          <w:rPr>
-            <w:rFonts w:ascii="MS Gothic" w:hAnsi="MS Gothic" w:cs="MS Gothic" w:eastAsia="MS Gothic" w:hint="eastAsia"/>
-            <w:sz w:val="28"/>
-            <w:szCs w:val="28"/>
-          </w:rPr>
-          <w:alias w:val="VAL-813 C1 hospital course 1"/>
-          <w:tag w:val="VAL-813-c1-hospital course-1"/>
-          <w:id w:val="279"/>
-          <w15:color xmlns:w15="http://schemas.microsoft.com/office/word/2012/wordml" w15:val="2E75B6"/>
-          <w15:appearance xmlns:w15="http://schemas.microsoft.com/office/word/2012/wordml" w15:val="boundingBox"/>
-          <w14:checkbox>
-            <w14:checked w14:val="0"/>
-            <w14:checkedState w14:val="2612" w14:font="MS Gothic"/>
-            <w14:uncheckedState w14:val="2610" w14:font="MS Gothic"/>
-          </w14:checkbox>
-        </w:sdtPr>
-        <w:sdtEndPr/>
-        <w:sdtContent>
-          <w:r>
-            <w:rPr>
-              <w:rFonts w:ascii="MS Gothic" w:hAnsi="MS Gothic" w:cs="MS Gothic" w:eastAsia="MS Gothic" w:hint="eastAsia"/>
-              <w:sz w:val="28"/>
-              <w:szCs w:val="28"/>
-            </w:rPr>
-            <w:t>☐</w:t>
-          </w:r>
-        </w:sdtContent>
-      </w:sdt>
-      <w:r>
-        <w:t xml:space="preserve"> 2 </w:t>
-      </w:r>
-      <w:sdt>
-        <w:sdtPr>
-          <w:rPr>
-            <w:rFonts w:ascii="MS Gothic" w:hAnsi="MS Gothic" w:cs="MS Gothic" w:eastAsia="MS Gothic" w:hint="eastAsia"/>
-            <w:sz w:val="28"/>
-            <w:szCs w:val="28"/>
-          </w:rPr>
-          <w:alias w:val="VAL-813 C1 hospital course 2"/>
-          <w:tag w:val="VAL-813-c1-hospital course-2"/>
-          <w:id w:val="280"/>
-          <w15:color xmlns:w15="http://schemas.microsoft.com/office/word/2012/wordml" w15:val="2E75B6"/>
-          <w15:appearance xmlns:w15="http://schemas.microsoft.com/office/word/2012/wordml" w15:val="boundingBox"/>
-          <w14:checkbox>
-            <w14:checked w14:val="0"/>
-            <w14:checkedState w14:val="2612" w14:font="MS Gothic"/>
-            <w14:uncheckedState w14:val="2610" w14:font="MS Gothic"/>
-          </w14:checkbox>
-        </w:sdtPr>
-        <w:sdtEndPr/>
-        <w:sdtContent>
-          <w:r>
-            <w:rPr>
-              <w:rFonts w:ascii="MS Gothic" w:hAnsi="MS Gothic" w:cs="MS Gothic" w:eastAsia="MS Gothic" w:hint="eastAsia"/>
-              <w:sz w:val="28"/>
-              <w:szCs w:val="28"/>
-            </w:rPr>
-            <w:t>☐</w:t>
-          </w:r>
-        </w:sdtContent>
-      </w:sdt>
-      <w:r>
-        <w:t xml:space="preserve"> 3 </w:t>
-      </w:r>
-      <w:sdt>
-        <w:sdtPr>
-          <w:rPr>
-            <w:rFonts w:ascii="MS Gothic" w:hAnsi="MS Gothic" w:cs="MS Gothic" w:eastAsia="MS Gothic" w:hint="eastAsia"/>
-            <w:sz w:val="28"/>
-            <w:szCs w:val="28"/>
-          </w:rPr>
-          <w:alias w:val="VAL-813 C1 hospital course 3"/>
-          <w:tag w:val="VAL-813-c1-hospital course-3"/>
-          <w:id w:val="281"/>
-          <w15:color xmlns:w15="http://schemas.microsoft.com/office/word/2012/wordml" w15:val="2E75B6"/>
-          <w15:appearance xmlns:w15="http://schemas.microsoft.com/office/word/2012/wordml" w15:val="boundingBox"/>
-          <w14:checkbox>
-            <w14:checked w14:val="0"/>
-            <w14:checkedState w14:val="2612" w14:font="MS Gothic"/>
-            <w14:uncheckedState w14:val="2610" w14:font="MS Gothic"/>
-          </w14:checkbox>
-        </w:sdtPr>
-        <w:sdtEndPr/>
-        <w:sdtContent>
-          <w:r>
-            <w:rPr>
-              <w:rFonts w:ascii="MS Gothic" w:hAnsi="MS Gothic" w:cs="MS Gothic" w:eastAsia="MS Gothic" w:hint="eastAsia"/>
-              <w:sz w:val="28"/>
-              <w:szCs w:val="28"/>
-            </w:rPr>
-            <w:t>☐</w:t>
-          </w:r>
-        </w:sdtContent>
-      </w:sdt>
-      <w:r>
-        <w:t xml:space="preserve"> 4 </w:t>
-      </w:r>
-      <w:sdt>
-        <w:sdtPr>
-          <w:rPr>
-            <w:rFonts w:ascii="MS Gothic" w:hAnsi="MS Gothic" w:cs="MS Gothic" w:eastAsia="MS Gothic" w:hint="eastAsia"/>
-            <w:sz w:val="28"/>
-            <w:szCs w:val="28"/>
-          </w:rPr>
-          <w:alias w:val="VAL-813 C1 hospital course 4"/>
-          <w:tag w:val="VAL-813-c1-hospital course-4"/>
-          <w:id w:val="282"/>
-          <w15:color xmlns:w15="http://schemas.microsoft.com/office/word/2012/wordml" w15:val="2E75B6"/>
-          <w15:appearance xmlns:w15="http://schemas.microsoft.com/office/word/2012/wordml" w15:val="boundingBox"/>
-          <w14:checkbox>
-            <w14:checked w14:val="0"/>
-            <w14:checkedState w14:val="2612" w14:font="MS Gothic"/>
-            <w14:uncheckedState w14:val="2610" w14:font="MS Gothic"/>
-          </w14:checkbox>
-        </w:sdtPr>
-        <w:sdtEndPr/>
-        <w:sdtContent>
-          <w:r>
-            <w:rPr>
-              <w:rFonts w:ascii="MS Gothic" w:hAnsi="MS Gothic" w:cs="MS Gothic" w:eastAsia="MS Gothic" w:hint="eastAsia"/>
-              <w:sz w:val="28"/>
-              <w:szCs w:val="28"/>
-            </w:rPr>
-            <w:t>☐</w:t>
-          </w:r>
-        </w:sdtContent>
-      </w:sdt>
-    </w:p>
-    <w:p>
-      <w:r>
-        <w:t xml:space="preserve">laboratory findings: </w:t>
-      </w:r>
-      <w:r>
-        <w:t xml:space="preserve"> 1 </w:t>
-      </w:r>
-      <w:sdt>
-        <w:sdtPr>
-          <w:rPr>
-            <w:rFonts w:ascii="MS Gothic" w:hAnsi="MS Gothic" w:cs="MS Gothic" w:eastAsia="MS Gothic" w:hint="eastAsia"/>
-            <w:sz w:val="28"/>
-            <w:szCs w:val="28"/>
-          </w:rPr>
-          <w:alias w:val="VAL-813 C1 laboratory findings 1"/>
-          <w:tag w:val="VAL-813-c1-laboratory findings-1"/>
-          <w:id w:val="283"/>
-          <w15:color xmlns:w15="http://schemas.microsoft.com/office/word/2012/wordml" w15:val="2E75B6"/>
-          <w15:appearance xmlns:w15="http://schemas.microsoft.com/office/word/2012/wordml" w15:val="boundingBox"/>
-          <w14:checkbox>
-            <w14:checked w14:val="0"/>
-            <w14:checkedState w14:val="2612" w14:font="MS Gothic"/>
-            <w14:uncheckedState w14:val="2610" w14:font="MS Gothic"/>
-          </w14:checkbox>
-        </w:sdtPr>
-        <w:sdtEndPr/>
-        <w:sdtContent>
-          <w:r>
-            <w:rPr>
-              <w:rFonts w:ascii="MS Gothic" w:hAnsi="MS Gothic" w:cs="MS Gothic" w:eastAsia="MS Gothic" w:hint="eastAsia"/>
-              <w:sz w:val="28"/>
-              <w:szCs w:val="28"/>
-            </w:rPr>
-            <w:t>☐</w:t>
-          </w:r>
-        </w:sdtContent>
-      </w:sdt>
-      <w:r>
-        <w:t xml:space="preserve"> 2 </w:t>
-      </w:r>
-      <w:sdt>
-        <w:sdtPr>
-          <w:rPr>
-            <w:rFonts w:ascii="MS Gothic" w:hAnsi="MS Gothic" w:cs="MS Gothic" w:eastAsia="MS Gothic" w:hint="eastAsia"/>
-            <w:sz w:val="28"/>
-            <w:szCs w:val="28"/>
-          </w:rPr>
-          <w:alias w:val="VAL-813 C1 laboratory findings 2"/>
-          <w:tag w:val="VAL-813-c1-laboratory findings-2"/>
-          <w:id w:val="284"/>
-          <w15:color xmlns:w15="http://schemas.microsoft.com/office/word/2012/wordml" w15:val="2E75B6"/>
-          <w15:appearance xmlns:w15="http://schemas.microsoft.com/office/word/2012/wordml" w15:val="boundingBox"/>
-          <w14:checkbox>
-            <w14:checked w14:val="0"/>
-            <w14:checkedState w14:val="2612" w14:font="MS Gothic"/>
-            <w14:uncheckedState w14:val="2610" w14:font="MS Gothic"/>
-          </w14:checkbox>
-        </w:sdtPr>
-        <w:sdtEndPr/>
-        <w:sdtContent>
-          <w:r>
-            <w:rPr>
-              <w:rFonts w:ascii="MS Gothic" w:hAnsi="MS Gothic" w:cs="MS Gothic" w:eastAsia="MS Gothic" w:hint="eastAsia"/>
-              <w:sz w:val="28"/>
-              <w:szCs w:val="28"/>
-            </w:rPr>
-            <w:t>☐</w:t>
-          </w:r>
-        </w:sdtContent>
-      </w:sdt>
-      <w:r>
-        <w:t xml:space="preserve"> 3 </w:t>
-      </w:r>
-      <w:sdt>
-        <w:sdtPr>
-          <w:rPr>
-            <w:rFonts w:ascii="MS Gothic" w:hAnsi="MS Gothic" w:cs="MS Gothic" w:eastAsia="MS Gothic" w:hint="eastAsia"/>
-            <w:sz w:val="28"/>
-            <w:szCs w:val="28"/>
-          </w:rPr>
-          <w:alias w:val="VAL-813 C1 laboratory findings 3"/>
-          <w:tag w:val="VAL-813-c1-laboratory findings-3"/>
-          <w:id w:val="285"/>
-          <w15:color xmlns:w15="http://schemas.microsoft.com/office/word/2012/wordml" w15:val="2E75B6"/>
-          <w15:appearance xmlns:w15="http://schemas.microsoft.com/office/word/2012/wordml" w15:val="boundingBox"/>
-          <w14:checkbox>
-            <w14:checked w14:val="0"/>
-            <w14:checkedState w14:val="2612" w14:font="MS Gothic"/>
-            <w14:uncheckedState w14:val="2610" w14:font="MS Gothic"/>
-          </w14:checkbox>
-        </w:sdtPr>
-        <w:sdtEndPr/>
-        <w:sdtContent>
-          <w:r>
-            <w:rPr>
-              <w:rFonts w:ascii="MS Gothic" w:hAnsi="MS Gothic" w:cs="MS Gothic" w:eastAsia="MS Gothic" w:hint="eastAsia"/>
-              <w:sz w:val="28"/>
-              <w:szCs w:val="28"/>
-            </w:rPr>
-            <w:t>☐</w:t>
-          </w:r>
-        </w:sdtContent>
-      </w:sdt>
-      <w:r>
-        <w:t xml:space="preserve"> 4 </w:t>
-      </w:r>
-      <w:sdt>
-        <w:sdtPr>
-          <w:rPr>
-            <w:rFonts w:ascii="MS Gothic" w:hAnsi="MS Gothic" w:cs="MS Gothic" w:eastAsia="MS Gothic" w:hint="eastAsia"/>
-            <w:sz w:val="28"/>
-            <w:szCs w:val="28"/>
-          </w:rPr>
-          <w:alias w:val="VAL-813 C1 laboratory findings 4"/>
-          <w:tag w:val="VAL-813-c1-laboratory findings-4"/>
-          <w:id w:val="286"/>
-          <w15:color xmlns:w15="http://schemas.microsoft.com/office/word/2012/wordml" w15:val="2E75B6"/>
-          <w15:appearance xmlns:w15="http://schemas.microsoft.com/office/word/2012/wordml" w15:val="boundingBox"/>
-          <w14:checkbox>
-            <w14:checked w14:val="0"/>
-            <w14:checkedState w14:val="2612" w14:font="MS Gothic"/>
-            <w14:uncheckedState w14:val="2610" w14:font="MS Gothic"/>
-          </w14:checkbox>
-        </w:sdtPr>
-        <w:sdtEndPr/>
-        <w:sdtContent>
-          <w:r>
-            <w:rPr>
-              <w:rFonts w:ascii="MS Gothic" w:hAnsi="MS Gothic" w:cs="MS Gothic" w:eastAsia="MS Gothic" w:hint="eastAsia"/>
-              <w:sz w:val="28"/>
-              <w:szCs w:val="28"/>
-            </w:rPr>
-            <w:t>☐</w:t>
-          </w:r>
-        </w:sdtContent>
-      </w:sdt>
-    </w:p>
-    <w:p>
-      <w:r>
-        <w:t xml:space="preserve">vital signs: </w:t>
-      </w:r>
-      <w:r>
-        <w:t xml:space="preserve"> 1 </w:t>
-      </w:r>
-      <w:sdt>
-        <w:sdtPr>
-          <w:rPr>
-            <w:rFonts w:ascii="MS Gothic" w:hAnsi="MS Gothic" w:cs="MS Gothic" w:eastAsia="MS Gothic" w:hint="eastAsia"/>
-            <w:sz w:val="28"/>
-            <w:szCs w:val="28"/>
-          </w:rPr>
-          <w:alias w:val="VAL-813 C1 vital signs 1"/>
-          <w:tag w:val="VAL-813-c1-vital signs-1"/>
-          <w:id w:val="287"/>
-          <w15:color xmlns:w15="http://schemas.microsoft.com/office/word/2012/wordml" w15:val="2E75B6"/>
-          <w15:appearance xmlns:w15="http://schemas.microsoft.com/office/word/2012/wordml" w15:val="boundingBox"/>
-          <w14:checkbox>
-            <w14:checked w14:val="0"/>
-            <w14:checkedState w14:val="2612" w14:font="MS Gothic"/>
-            <w14:uncheckedState w14:val="2610" w14:font="MS Gothic"/>
-          </w14:checkbox>
-        </w:sdtPr>
-        <w:sdtEndPr/>
-        <w:sdtContent>
-          <w:r>
-            <w:rPr>
-              <w:rFonts w:ascii="MS Gothic" w:hAnsi="MS Gothic" w:cs="MS Gothic" w:eastAsia="MS Gothic" w:hint="eastAsia"/>
-              <w:sz w:val="28"/>
-              <w:szCs w:val="28"/>
-            </w:rPr>
-            <w:t>☐</w:t>
-          </w:r>
-        </w:sdtContent>
-      </w:sdt>
-      <w:r>
-        <w:t xml:space="preserve"> 2 </w:t>
-      </w:r>
-      <w:sdt>
-        <w:sdtPr>
-          <w:rPr>
-            <w:rFonts w:ascii="MS Gothic" w:hAnsi="MS Gothic" w:cs="MS Gothic" w:eastAsia="MS Gothic" w:hint="eastAsia"/>
-            <w:sz w:val="28"/>
-            <w:szCs w:val="28"/>
-          </w:rPr>
-          <w:alias w:val="VAL-813 C1 vital signs 2"/>
-          <w:tag w:val="VAL-813-c1-vital signs-2"/>
-          <w:id w:val="288"/>
-          <w15:color xmlns:w15="http://schemas.microsoft.com/office/word/2012/wordml" w15:val="2E75B6"/>
-          <w15:appearance xmlns:w15="http://schemas.microsoft.com/office/word/2012/wordml" w15:val="boundingBox"/>
-          <w14:checkbox>
-            <w14:checked w14:val="0"/>
-            <w14:checkedState w14:val="2612" w14:font="MS Gothic"/>
-            <w14:uncheckedState w14:val="2610" w14:font="MS Gothic"/>
-          </w14:checkbox>
-        </w:sdtPr>
-        <w:sdtEndPr/>
-        <w:sdtContent>
-          <w:r>
-            <w:rPr>
-              <w:rFonts w:ascii="MS Gothic" w:hAnsi="MS Gothic" w:cs="MS Gothic" w:eastAsia="MS Gothic" w:hint="eastAsia"/>
-              <w:sz w:val="28"/>
-              <w:szCs w:val="28"/>
-            </w:rPr>
-            <w:t>☐</w:t>
-          </w:r>
-        </w:sdtContent>
-      </w:sdt>
-      <w:r>
-        <w:t xml:space="preserve"> 3 </w:t>
-      </w:r>
-      <w:sdt>
-        <w:sdtPr>
-          <w:rPr>
-            <w:rFonts w:ascii="MS Gothic" w:hAnsi="MS Gothic" w:cs="MS Gothic" w:eastAsia="MS Gothic" w:hint="eastAsia"/>
-            <w:sz w:val="28"/>
-            <w:szCs w:val="28"/>
-          </w:rPr>
-          <w:alias w:val="VAL-813 C1 vital signs 3"/>
-          <w:tag w:val="VAL-813-c1-vital signs-3"/>
-          <w:id w:val="289"/>
-          <w15:color xmlns:w15="http://schemas.microsoft.com/office/word/2012/wordml" w15:val="2E75B6"/>
-          <w15:appearance xmlns:w15="http://schemas.microsoft.com/office/word/2012/wordml" w15:val="boundingBox"/>
-          <w14:checkbox>
-            <w14:checked w14:val="0"/>
-            <w14:checkedState w14:val="2612" w14:font="MS Gothic"/>
-            <w14:uncheckedState w14:val="2610" w14:font="MS Gothic"/>
-          </w14:checkbox>
-        </w:sdtPr>
-        <w:sdtEndPr/>
-        <w:sdtContent>
-          <w:r>
-            <w:rPr>
-              <w:rFonts w:ascii="MS Gothic" w:hAnsi="MS Gothic" w:cs="MS Gothic" w:eastAsia="MS Gothic" w:hint="eastAsia"/>
-              <w:sz w:val="28"/>
-              <w:szCs w:val="28"/>
-            </w:rPr>
-            <w:t>☐</w:t>
-          </w:r>
-        </w:sdtContent>
-      </w:sdt>
-      <w:r>
-        <w:t xml:space="preserve"> 4 </w:t>
-      </w:r>
-      <w:sdt>
-        <w:sdtPr>
-          <w:rPr>
-            <w:rFonts w:ascii="MS Gothic" w:hAnsi="MS Gothic" w:cs="MS Gothic" w:eastAsia="MS Gothic" w:hint="eastAsia"/>
-            <w:sz w:val="28"/>
-            <w:szCs w:val="28"/>
-          </w:rPr>
-          <w:alias w:val="VAL-813 C1 vital signs 4"/>
-          <w:tag w:val="VAL-813-c1-vital signs-4"/>
-          <w:id w:val="290"/>
-          <w15:color xmlns:w15="http://schemas.microsoft.com/office/word/2012/wordml" w15:val="2E75B6"/>
-          <w15:appearance xmlns:w15="http://schemas.microsoft.com/office/word/2012/wordml" w15:val="boundingBox"/>
-          <w14:checkbox>
-            <w14:checked w14:val="0"/>
-            <w14:checkedState w14:val="2612" w14:font="MS Gothic"/>
-            <w14:uncheckedState w14:val="2610" w14:font="MS Gothic"/>
-          </w14:checkbox>
-        </w:sdtPr>
-        <w:sdtEndPr/>
-        <w:sdtContent>
-          <w:r>
-            <w:rPr>
-              <w:rFonts w:ascii="MS Gothic" w:hAnsi="MS Gothic" w:cs="MS Gothic" w:eastAsia="MS Gothic" w:hint="eastAsia"/>
-              <w:sz w:val="28"/>
-              <w:szCs w:val="28"/>
-            </w:rPr>
-            <w:t>☐</w:t>
-          </w:r>
-        </w:sdtContent>
-      </w:sdt>
-    </w:p>
-    <w:p>
-      <w:r>
-        <w:t xml:space="preserve">medication history: </w:t>
-      </w:r>
-      <w:r>
-        <w:t xml:space="preserve"> 1 </w:t>
-      </w:r>
-      <w:sdt>
-        <w:sdtPr>
-          <w:rPr>
-            <w:rFonts w:ascii="MS Gothic" w:hAnsi="MS Gothic" w:cs="MS Gothic" w:eastAsia="MS Gothic" w:hint="eastAsia"/>
-            <w:sz w:val="28"/>
-            <w:szCs w:val="28"/>
-          </w:rPr>
-          <w:alias w:val="VAL-813 C1 medication history 1"/>
-          <w:tag w:val="VAL-813-c1-medication history-1"/>
-          <w:id w:val="291"/>
-          <w15:color xmlns:w15="http://schemas.microsoft.com/office/word/2012/wordml" w15:val="2E75B6"/>
-          <w15:appearance xmlns:w15="http://schemas.microsoft.com/office/word/2012/wordml" w15:val="boundingBox"/>
-          <w14:checkbox>
-            <w14:checked w14:val="0"/>
-            <w14:checkedState w14:val="2612" w14:font="MS Gothic"/>
-            <w14:uncheckedState w14:val="2610" w14:font="MS Gothic"/>
-          </w14:checkbox>
-        </w:sdtPr>
-        <w:sdtEndPr/>
-        <w:sdtContent>
-          <w:r>
-            <w:rPr>
-              <w:rFonts w:ascii="MS Gothic" w:hAnsi="MS Gothic" w:cs="MS Gothic" w:eastAsia="MS Gothic" w:hint="eastAsia"/>
-              <w:sz w:val="28"/>
-              <w:szCs w:val="28"/>
-            </w:rPr>
-            <w:t>☐</w:t>
-          </w:r>
-        </w:sdtContent>
-      </w:sdt>
-      <w:r>
-        <w:t xml:space="preserve"> 2 </w:t>
-      </w:r>
-      <w:sdt>
-        <w:sdtPr>
-          <w:rPr>
-            <w:rFonts w:ascii="MS Gothic" w:hAnsi="MS Gothic" w:cs="MS Gothic" w:eastAsia="MS Gothic" w:hint="eastAsia"/>
-            <w:sz w:val="28"/>
-            <w:szCs w:val="28"/>
-          </w:rPr>
-          <w:alias w:val="VAL-813 C1 medication history 2"/>
-          <w:tag w:val="VAL-813-c1-medication history-2"/>
-          <w:id w:val="292"/>
-          <w15:color xmlns:w15="http://schemas.microsoft.com/office/word/2012/wordml" w15:val="2E75B6"/>
-          <w15:appearance xmlns:w15="http://schemas.microsoft.com/office/word/2012/wordml" w15:val="boundingBox"/>
-          <w14:checkbox>
-            <w14:checked w14:val="0"/>
-            <w14:checkedState w14:val="2612" w14:font="MS Gothic"/>
-            <w14:uncheckedState w14:val="2610" w14:font="MS Gothic"/>
-          </w14:checkbox>
-        </w:sdtPr>
-        <w:sdtEndPr/>
-        <w:sdtContent>
-          <w:r>
-            <w:rPr>
-              <w:rFonts w:ascii="MS Gothic" w:hAnsi="MS Gothic" w:cs="MS Gothic" w:eastAsia="MS Gothic" w:hint="eastAsia"/>
-              <w:sz w:val="28"/>
-              <w:szCs w:val="28"/>
-            </w:rPr>
-            <w:t>☐</w:t>
-          </w:r>
-        </w:sdtContent>
-      </w:sdt>
-      <w:r>
-        <w:t xml:space="preserve"> 3 </w:t>
-      </w:r>
-      <w:sdt>
-        <w:sdtPr>
-          <w:rPr>
-            <w:rFonts w:ascii="MS Gothic" w:hAnsi="MS Gothic" w:cs="MS Gothic" w:eastAsia="MS Gothic" w:hint="eastAsia"/>
-            <w:sz w:val="28"/>
-            <w:szCs w:val="28"/>
-          </w:rPr>
-          <w:alias w:val="VAL-813 C1 medication history 3"/>
-          <w:tag w:val="VAL-813-c1-medication history-3"/>
-          <w:id w:val="293"/>
-          <w15:color xmlns:w15="http://schemas.microsoft.com/office/word/2012/wordml" w15:val="2E75B6"/>
-          <w15:appearance xmlns:w15="http://schemas.microsoft.com/office/word/2012/wordml" w15:val="boundingBox"/>
-          <w14:checkbox>
-            <w14:checked w14:val="0"/>
-            <w14:checkedState w14:val="2612" w14:font="MS Gothic"/>
-            <w14:uncheckedState w14:val="2610" w14:font="MS Gothic"/>
-          </w14:checkbox>
-        </w:sdtPr>
-        <w:sdtEndPr/>
-        <w:sdtContent>
-          <w:r>
-            <w:rPr>
-              <w:rFonts w:ascii="MS Gothic" w:hAnsi="MS Gothic" w:cs="MS Gothic" w:eastAsia="MS Gothic" w:hint="eastAsia"/>
-              <w:sz w:val="28"/>
-              <w:szCs w:val="28"/>
-            </w:rPr>
-            <w:t>☐</w:t>
-          </w:r>
-        </w:sdtContent>
-      </w:sdt>
-      <w:r>
-        <w:t xml:space="preserve"> 4 </w:t>
-      </w:r>
-      <w:sdt>
-        <w:sdtPr>
-          <w:rPr>
-            <w:rFonts w:ascii="MS Gothic" w:hAnsi="MS Gothic" w:cs="MS Gothic" w:eastAsia="MS Gothic" w:hint="eastAsia"/>
-            <w:sz w:val="28"/>
-            <w:szCs w:val="28"/>
-          </w:rPr>
-          <w:alias w:val="VAL-813 C1 medication history 4"/>
-          <w:tag w:val="VAL-813-c1-medication history-4"/>
-          <w:id w:val="294"/>
-          <w15:color xmlns:w15="http://schemas.microsoft.com/office/word/2012/wordml" w15:val="2E75B6"/>
-          <w15:appearance xmlns:w15="http://schemas.microsoft.com/office/word/2012/wordml" w15:val="boundingBox"/>
-          <w14:checkbox>
-            <w14:checked w14:val="0"/>
-            <w14:checkedState w14:val="2612" w14:font="MS Gothic"/>
-            <w14:uncheckedState w14:val="2610" w14:font="MS Gothic"/>
-          </w14:checkbox>
-        </w:sdtPr>
-        <w:sdtEndPr/>
-        <w:sdtContent>
-          <w:r>
-            <w:rPr>
-              <w:rFonts w:ascii="MS Gothic" w:hAnsi="MS Gothic" w:cs="MS Gothic" w:eastAsia="MS Gothic" w:hint="eastAsia"/>
-              <w:sz w:val="28"/>
-              <w:szCs w:val="28"/>
-            </w:rPr>
-            <w:t>☐</w:t>
-          </w:r>
-        </w:sdtContent>
-      </w:sdt>
-    </w:p>
-    <w:p>
-      <w:r>
-        <w:t xml:space="preserve">inpatient treatment: </w:t>
-      </w:r>
-      <w:r>
-        <w:t xml:space="preserve"> 1 </w:t>
-      </w:r>
-      <w:sdt>
-        <w:sdtPr>
-          <w:rPr>
-            <w:rFonts w:ascii="MS Gothic" w:hAnsi="MS Gothic" w:cs="MS Gothic" w:eastAsia="MS Gothic" w:hint="eastAsia"/>
-            <w:sz w:val="28"/>
-            <w:szCs w:val="28"/>
-          </w:rPr>
-          <w:alias w:val="VAL-813 C1 inpatient treatment 1"/>
-          <w:tag w:val="VAL-813-c1-inpatient treatment-1"/>
-          <w:id w:val="295"/>
-          <w15:color xmlns:w15="http://schemas.microsoft.com/office/word/2012/wordml" w15:val="2E75B6"/>
-          <w15:appearance xmlns:w15="http://schemas.microsoft.com/office/word/2012/wordml" w15:val="boundingBox"/>
-          <w14:checkbox>
-            <w14:checked w14:val="0"/>
-            <w14:checkedState w14:val="2612" w14:font="MS Gothic"/>
-            <w14:uncheckedState w14:val="2610" w14:font="MS Gothic"/>
-          </w14:checkbox>
-        </w:sdtPr>
-        <w:sdtEndPr/>
-        <w:sdtContent>
-          <w:r>
-            <w:rPr>
-              <w:rFonts w:ascii="MS Gothic" w:hAnsi="MS Gothic" w:cs="MS Gothic" w:eastAsia="MS Gothic" w:hint="eastAsia"/>
-              <w:sz w:val="28"/>
-              <w:szCs w:val="28"/>
-            </w:rPr>
-            <w:t>☐</w:t>
-          </w:r>
-        </w:sdtContent>
-      </w:sdt>
-      <w:r>
-        <w:t xml:space="preserve"> 2 </w:t>
-      </w:r>
-      <w:sdt>
-        <w:sdtPr>
-          <w:rPr>
-            <w:rFonts w:ascii="MS Gothic" w:hAnsi="MS Gothic" w:cs="MS Gothic" w:eastAsia="MS Gothic" w:hint="eastAsia"/>
-            <w:sz w:val="28"/>
-            <w:szCs w:val="28"/>
-          </w:rPr>
-          <w:alias w:val="VAL-813 C1 inpatient treatment 2"/>
-          <w:tag w:val="VAL-813-c1-inpatient treatment-2"/>
-          <w:id w:val="296"/>
-          <w15:color xmlns:w15="http://schemas.microsoft.com/office/word/2012/wordml" w15:val="2E75B6"/>
-          <w15:appearance xmlns:w15="http://schemas.microsoft.com/office/word/2012/wordml" w15:val="boundingBox"/>
-          <w14:checkbox>
-            <w14:checked w14:val="0"/>
-            <w14:checkedState w14:val="2612" w14:font="MS Gothic"/>
-            <w14:uncheckedState w14:val="2610" w14:font="MS Gothic"/>
-          </w14:checkbox>
-        </w:sdtPr>
-        <w:sdtEndPr/>
-        <w:sdtContent>
-          <w:r>
-            <w:rPr>
-              <w:rFonts w:ascii="MS Gothic" w:hAnsi="MS Gothic" w:cs="MS Gothic" w:eastAsia="MS Gothic" w:hint="eastAsia"/>
-              <w:sz w:val="28"/>
-              <w:szCs w:val="28"/>
-            </w:rPr>
-            <w:t>☐</w:t>
-          </w:r>
-        </w:sdtContent>
-      </w:sdt>
-      <w:r>
-        <w:t xml:space="preserve"> 3 </w:t>
-      </w:r>
-      <w:sdt>
-        <w:sdtPr>
-          <w:rPr>
-            <w:rFonts w:ascii="MS Gothic" w:hAnsi="MS Gothic" w:cs="MS Gothic" w:eastAsia="MS Gothic" w:hint="eastAsia"/>
-            <w:sz w:val="28"/>
-            <w:szCs w:val="28"/>
-          </w:rPr>
-          <w:alias w:val="VAL-813 C1 inpatient treatment 3"/>
-          <w:tag w:val="VAL-813-c1-inpatient treatment-3"/>
-          <w:id w:val="297"/>
-          <w15:color xmlns:w15="http://schemas.microsoft.com/office/word/2012/wordml" w15:val="2E75B6"/>
-          <w15:appearance xmlns:w15="http://schemas.microsoft.com/office/word/2012/wordml" w15:val="boundingBox"/>
-          <w14:checkbox>
-            <w14:checked w14:val="0"/>
-            <w14:checkedState w14:val="2612" w14:font="MS Gothic"/>
-            <w14:uncheckedState w14:val="2610" w14:font="MS Gothic"/>
-          </w14:checkbox>
-        </w:sdtPr>
-        <w:sdtEndPr/>
-        <w:sdtContent>
-          <w:r>
-            <w:rPr>
-              <w:rFonts w:ascii="MS Gothic" w:hAnsi="MS Gothic" w:cs="MS Gothic" w:eastAsia="MS Gothic" w:hint="eastAsia"/>
-              <w:sz w:val="28"/>
-              <w:szCs w:val="28"/>
-            </w:rPr>
-            <w:t>☐</w:t>
-          </w:r>
-        </w:sdtContent>
-      </w:sdt>
-      <w:r>
-        <w:t xml:space="preserve"> 4 </w:t>
-      </w:r>
-      <w:sdt>
-        <w:sdtPr>
-          <w:rPr>
-            <w:rFonts w:ascii="MS Gothic" w:hAnsi="MS Gothic" w:cs="MS Gothic" w:eastAsia="MS Gothic" w:hint="eastAsia"/>
-            <w:sz w:val="28"/>
-            <w:szCs w:val="28"/>
-          </w:rPr>
-          <w:alias w:val="VAL-813 C1 inpatient treatment 4"/>
-          <w:tag w:val="VAL-813-c1-inpatient treatment-4"/>
-          <w:id w:val="298"/>
-          <w15:color xmlns:w15="http://schemas.microsoft.com/office/word/2012/wordml" w15:val="2E75B6"/>
-          <w15:appearance xmlns:w15="http://schemas.microsoft.com/office/word/2012/wordml" w15:val="boundingBox"/>
-          <w14:checkbox>
-            <w14:checked w14:val="0"/>
-            <w14:checkedState w14:val="2612" w14:font="MS Gothic"/>
-            <w14:uncheckedState w14:val="2610" w14:font="MS Gothic"/>
-          </w14:checkbox>
-        </w:sdtPr>
-        <w:sdtEndPr/>
-        <w:sdtContent>
-          <w:r>
-            <w:rPr>
-              <w:rFonts w:ascii="MS Gothic" w:hAnsi="MS Gothic" w:cs="MS Gothic" w:eastAsia="MS Gothic" w:hint="eastAsia"/>
-              <w:sz w:val="28"/>
-              <w:szCs w:val="28"/>
-            </w:rPr>
-            <w:t>☐</w:t>
-          </w:r>
-        </w:sdtContent>
-      </w:sdt>
-    </w:p>
-    <w:p>
-      <w:r>
-        <w:t xml:space="preserve">discharge context: </w:t>
-      </w:r>
-      <w:r>
-        <w:t xml:space="preserve"> 1 </w:t>
-      </w:r>
-      <w:sdt>
-        <w:sdtPr>
-          <w:rPr>
-            <w:rFonts w:ascii="MS Gothic" w:hAnsi="MS Gothic" w:cs="MS Gothic" w:eastAsia="MS Gothic" w:hint="eastAsia"/>
-            <w:sz w:val="28"/>
-            <w:szCs w:val="28"/>
-          </w:rPr>
-          <w:alias w:val="VAL-813 C1 discharge context 1"/>
-          <w:tag w:val="VAL-813-c1-discharge context-1"/>
-          <w:id w:val="299"/>
-          <w15:color xmlns:w15="http://schemas.microsoft.com/office/word/2012/wordml" w15:val="2E75B6"/>
-          <w15:appearance xmlns:w15="http://schemas.microsoft.com/office/word/2012/wordml" w15:val="boundingBox"/>
-          <w14:checkbox>
-            <w14:checked w14:val="0"/>
-            <w14:checkedState w14:val="2612" w14:font="MS Gothic"/>
-            <w14:uncheckedState w14:val="2610" w14:font="MS Gothic"/>
-          </w14:checkbox>
-        </w:sdtPr>
-        <w:sdtEndPr/>
-        <w:sdtContent>
-          <w:r>
-            <w:rPr>
-              <w:rFonts w:ascii="MS Gothic" w:hAnsi="MS Gothic" w:cs="MS Gothic" w:eastAsia="MS Gothic" w:hint="eastAsia"/>
-              <w:sz w:val="28"/>
-              <w:szCs w:val="28"/>
-            </w:rPr>
-            <w:t>☐</w:t>
-          </w:r>
-        </w:sdtContent>
-      </w:sdt>
-      <w:r>
-        <w:t xml:space="preserve"> 2 </w:t>
-      </w:r>
-      <w:sdt>
-        <w:sdtPr>
-          <w:rPr>
-            <w:rFonts w:ascii="MS Gothic" w:hAnsi="MS Gothic" w:cs="MS Gothic" w:eastAsia="MS Gothic" w:hint="eastAsia"/>
-            <w:sz w:val="28"/>
-            <w:szCs w:val="28"/>
-          </w:rPr>
-          <w:alias w:val="VAL-813 C1 discharge context 2"/>
-          <w:tag w:val="VAL-813-c1-discharge context-2"/>
-          <w:id w:val="300"/>
-          <w15:color xmlns:w15="http://schemas.microsoft.com/office/word/2012/wordml" w15:val="2E75B6"/>
-          <w15:appearance xmlns:w15="http://schemas.microsoft.com/office/word/2012/wordml" w15:val="boundingBox"/>
-          <w14:checkbox>
-            <w14:checked w14:val="0"/>
-            <w14:checkedState w14:val="2612" w14:font="MS Gothic"/>
-            <w14:uncheckedState w14:val="2610" w14:font="MS Gothic"/>
-          </w14:checkbox>
-        </w:sdtPr>
-        <w:sdtEndPr/>
-        <w:sdtContent>
-          <w:r>
-            <w:rPr>
-              <w:rFonts w:ascii="MS Gothic" w:hAnsi="MS Gothic" w:cs="MS Gothic" w:eastAsia="MS Gothic" w:hint="eastAsia"/>
-              <w:sz w:val="28"/>
-              <w:szCs w:val="28"/>
-            </w:rPr>
-            <w:t>☐</w:t>
-          </w:r>
-        </w:sdtContent>
-      </w:sdt>
-      <w:r>
-        <w:t xml:space="preserve"> 3 </w:t>
-      </w:r>
-      <w:sdt>
-        <w:sdtPr>
-          <w:rPr>
-            <w:rFonts w:ascii="MS Gothic" w:hAnsi="MS Gothic" w:cs="MS Gothic" w:eastAsia="MS Gothic" w:hint="eastAsia"/>
-            <w:sz w:val="28"/>
-            <w:szCs w:val="28"/>
-          </w:rPr>
-          <w:alias w:val="VAL-813 C1 discharge context 3"/>
-          <w:tag w:val="VAL-813-c1-discharge context-3"/>
-          <w:id w:val="301"/>
-          <w15:color xmlns:w15="http://schemas.microsoft.com/office/word/2012/wordml" w15:val="2E75B6"/>
-          <w15:appearance xmlns:w15="http://schemas.microsoft.com/office/word/2012/wordml" w15:val="boundingBox"/>
-          <w14:checkbox>
-            <w14:checked w14:val="0"/>
-            <w14:checkedState w14:val="2612" w14:font="MS Gothic"/>
-            <w14:uncheckedState w14:val="2610" w14:font="MS Gothic"/>
-          </w14:checkbox>
-        </w:sdtPr>
-        <w:sdtEndPr/>
-        <w:sdtContent>
-          <w:r>
-            <w:rPr>
-              <w:rFonts w:ascii="MS Gothic" w:hAnsi="MS Gothic" w:cs="MS Gothic" w:eastAsia="MS Gothic" w:hint="eastAsia"/>
-              <w:sz w:val="28"/>
-              <w:szCs w:val="28"/>
-            </w:rPr>
-            <w:t>☐</w:t>
-          </w:r>
-        </w:sdtContent>
-      </w:sdt>
-      <w:r>
-        <w:t xml:space="preserve"> 4 </w:t>
-      </w:r>
-      <w:sdt>
-        <w:sdtPr>
-          <w:rPr>
-            <w:rFonts w:ascii="MS Gothic" w:hAnsi="MS Gothic" w:cs="MS Gothic" w:eastAsia="MS Gothic" w:hint="eastAsia"/>
-            <w:sz w:val="28"/>
-            <w:szCs w:val="28"/>
-          </w:rPr>
-          <w:alias w:val="VAL-813 C1 discharge context 4"/>
-          <w:tag w:val="VAL-813-c1-discharge context-4"/>
-          <w:id w:val="302"/>
-          <w15:color xmlns:w15="http://schemas.microsoft.com/office/word/2012/wordml" w15:val="2E75B6"/>
-          <w15:appearance xmlns:w15="http://schemas.microsoft.com/office/word/2012/wordml" w15:val="boundingBox"/>
-          <w14:checkbox>
-            <w14:checked w14:val="0"/>
-            <w14:checkedState w14:val="2612" w14:font="MS Gothic"/>
-            <w14:uncheckedState w14:val="2610" w14:font="MS Gothic"/>
-          </w14:checkbox>
-        </w:sdtPr>
-        <w:sdtEndPr/>
-        <w:sdtContent>
-          <w:r>
-            <w:rPr>
-              <w:rFonts w:ascii="MS Gothic" w:hAnsi="MS Gothic" w:cs="MS Gothic" w:eastAsia="MS Gothic" w:hint="eastAsia"/>
-              <w:sz w:val="28"/>
-              <w:szCs w:val="28"/>
-            </w:rPr>
-            <w:t>☐</w:t>
-          </w:r>
-        </w:sdtContent>
-      </w:sdt>
-    </w:p>
-    <w:p>
-      <w:r>
-        <w:t xml:space="preserve">overall consistency: </w:t>
-      </w:r>
-      <w:r>
-        <w:t xml:space="preserve"> 1 </w:t>
-      </w:r>
-      <w:sdt>
-        <w:sdtPr>
-          <w:rPr>
-            <w:rFonts w:ascii="MS Gothic" w:hAnsi="MS Gothic" w:cs="MS Gothic" w:eastAsia="MS Gothic" w:hint="eastAsia"/>
-            <w:sz w:val="28"/>
-            <w:szCs w:val="28"/>
-          </w:rPr>
-          <w:alias w:val="VAL-813 C1 overall consistency 1"/>
-          <w:tag w:val="VAL-813-c1-overall consistency-1"/>
-          <w:id w:val="303"/>
-          <w15:color xmlns:w15="http://schemas.microsoft.com/office/word/2012/wordml" w15:val="2E75B6"/>
-          <w15:appearance xmlns:w15="http://schemas.microsoft.com/office/word/2012/wordml" w15:val="boundingBox"/>
-          <w14:checkbox>
-            <w14:checked w14:val="0"/>
-            <w14:checkedState w14:val="2612" w14:font="MS Gothic"/>
-            <w14:uncheckedState w14:val="2610" w14:font="MS Gothic"/>
-          </w14:checkbox>
-        </w:sdtPr>
-        <w:sdtEndPr/>
-        <w:sdtContent>
-          <w:r>
-            <w:rPr>
-              <w:rFonts w:ascii="MS Gothic" w:hAnsi="MS Gothic" w:cs="MS Gothic" w:eastAsia="MS Gothic" w:hint="eastAsia"/>
-              <w:sz w:val="28"/>
-              <w:szCs w:val="28"/>
-            </w:rPr>
-            <w:t>☐</w:t>
-          </w:r>
-        </w:sdtContent>
-      </w:sdt>
-      <w:r>
-        <w:t xml:space="preserve"> 2 </w:t>
-      </w:r>
-      <w:sdt>
-        <w:sdtPr>
-          <w:rPr>
-            <w:rFonts w:ascii="MS Gothic" w:hAnsi="MS Gothic" w:cs="MS Gothic" w:eastAsia="MS Gothic" w:hint="eastAsia"/>
-            <w:sz w:val="28"/>
-            <w:szCs w:val="28"/>
-          </w:rPr>
-          <w:alias w:val="VAL-813 C1 overall consistency 2"/>
-          <w:tag w:val="VAL-813-c1-overall consistency-2"/>
-          <w:id w:val="304"/>
-          <w15:color xmlns:w15="http://schemas.microsoft.com/office/word/2012/wordml" w15:val="2E75B6"/>
-          <w15:appearance xmlns:w15="http://schemas.microsoft.com/office/word/2012/wordml" w15:val="boundingBox"/>
-          <w14:checkbox>
-            <w14:checked w14:val="0"/>
-            <w14:checkedState w14:val="2612" w14:font="MS Gothic"/>
-            <w14:uncheckedState w14:val="2610" w14:font="MS Gothic"/>
-          </w14:checkbox>
-        </w:sdtPr>
-        <w:sdtEndPr/>
-        <w:sdtContent>
-          <w:r>
-            <w:rPr>
-              <w:rFonts w:ascii="MS Gothic" w:hAnsi="MS Gothic" w:cs="MS Gothic" w:eastAsia="MS Gothic" w:hint="eastAsia"/>
-              <w:sz w:val="28"/>
-              <w:szCs w:val="28"/>
-            </w:rPr>
-            <w:t>☐</w:t>
-          </w:r>
-        </w:sdtContent>
-      </w:sdt>
-      <w:r>
-        <w:t xml:space="preserve"> 3 </w:t>
-      </w:r>
-      <w:sdt>
-        <w:sdtPr>
-          <w:rPr>
-            <w:rFonts w:ascii="MS Gothic" w:hAnsi="MS Gothic" w:cs="MS Gothic" w:eastAsia="MS Gothic" w:hint="eastAsia"/>
-            <w:sz w:val="28"/>
-            <w:szCs w:val="28"/>
-          </w:rPr>
-          <w:alias w:val="VAL-813 C1 overall consistency 3"/>
-          <w:tag w:val="VAL-813-c1-overall consistency-3"/>
-          <w:id w:val="305"/>
-          <w15:color xmlns:w15="http://schemas.microsoft.com/office/word/2012/wordml" w15:val="2E75B6"/>
-          <w15:appearance xmlns:w15="http://schemas.microsoft.com/office/word/2012/wordml" w15:val="boundingBox"/>
-          <w14:checkbox>
-            <w14:checked w14:val="0"/>
-            <w14:checkedState w14:val="2612" w14:font="MS Gothic"/>
-            <w14:uncheckedState w14:val="2610" w14:font="MS Gothic"/>
-          </w14:checkbox>
-        </w:sdtPr>
-        <w:sdtEndPr/>
-        <w:sdtContent>
-          <w:r>
-            <w:rPr>
-              <w:rFonts w:ascii="MS Gothic" w:hAnsi="MS Gothic" w:cs="MS Gothic" w:eastAsia="MS Gothic" w:hint="eastAsia"/>
-              <w:sz w:val="28"/>
-              <w:szCs w:val="28"/>
-            </w:rPr>
-            <w:t>☐</w:t>
-          </w:r>
-        </w:sdtContent>
-      </w:sdt>
-      <w:r>
-        <w:t xml:space="preserve"> 4 </w:t>
-      </w:r>
-      <w:sdt>
-        <w:sdtPr>
-          <w:rPr>
-            <w:rFonts w:ascii="MS Gothic" w:hAnsi="MS Gothic" w:cs="MS Gothic" w:eastAsia="MS Gothic" w:hint="eastAsia"/>
-            <w:sz w:val="28"/>
-            <w:szCs w:val="28"/>
-          </w:rPr>
-          <w:alias w:val="VAL-813 C1 overall consistency 4"/>
-          <w:tag w:val="VAL-813-c1-overall consistency-4"/>
-          <w:id w:val="306"/>
-          <w15:color xmlns:w15="http://schemas.microsoft.com/office/word/2012/wordml" w15:val="2E75B6"/>
-          <w15:appearance xmlns:w15="http://schemas.microsoft.com/office/word/2012/wordml" w15:val="boundingBox"/>
-          <w14:checkbox>
-            <w14:checked w14:val="0"/>
-            <w14:checkedState w14:val="2612" w14:font="MS Gothic"/>
-            <w14:uncheckedState w14:val="2610" w14:font="MS Gothic"/>
-          </w14:checkbox>
-        </w:sdtPr>
-        <w:sdtEndPr/>
-        <w:sdtContent>
-          <w:r>
-            <w:rPr>
-              <w:rFonts w:ascii="MS Gothic" w:hAnsi="MS Gothic" w:cs="MS Gothic" w:eastAsia="MS Gothic" w:hint="eastAsia"/>
-              <w:sz w:val="28"/>
-              <w:szCs w:val="28"/>
-            </w:rPr>
-            <w:t>☐</w:t>
-          </w:r>
-        </w:sdtContent>
-      </w:sdt>
-    </w:p>
-    <w:p>
-      <w:pPr>
-        <w:pStyle w:val="Heading3"/>
-      </w:pPr>
-      <w:r>
-        <w:t>C2 — Decision sufficiency</w:t>
-      </w:r>
-    </w:p>
-    <w:p>
-      <w:r>
-        <w:t xml:space="preserve">Pass </w:t>
-      </w:r>
-      <w:sdt>
-        <w:sdtPr>
-          <w:rPr>
-            <w:rFonts w:ascii="MS Gothic" w:hAnsi="MS Gothic" w:cs="MS Gothic" w:eastAsia="MS Gothic" w:hint="eastAsia"/>
-            <w:sz w:val="28"/>
-            <w:szCs w:val="28"/>
-          </w:rPr>
-          <w:alias w:val="VAL-813 C2 Pass"/>
-          <w:tag w:val="VAL-813-C2-Pass"/>
-          <w:id w:val="307"/>
-          <w15:color xmlns:w15="http://schemas.microsoft.com/office/word/2012/wordml" w15:val="2E75B6"/>
-          <w15:appearance xmlns:w15="http://schemas.microsoft.com/office/word/2012/wordml" w15:val="boundingBox"/>
-          <w14:checkbox>
-            <w14:checked w14:val="0"/>
-            <w14:checkedState w14:val="2612" w14:font="MS Gothic"/>
-            <w14:uncheckedState w14:val="2610" w14:font="MS Gothic"/>
-          </w14:checkbox>
-        </w:sdtPr>
-        <w:sdtEndPr/>
-        <w:sdtContent>
-          <w:r>
-            <w:rPr>
-              <w:rFonts w:ascii="MS Gothic" w:hAnsi="MS Gothic" w:cs="MS Gothic" w:eastAsia="MS Gothic" w:hint="eastAsia"/>
-              <w:sz w:val="28"/>
-              <w:szCs w:val="28"/>
-            </w:rPr>
-            <w:t>☐</w:t>
-          </w:r>
-        </w:sdtContent>
-      </w:sdt>
-      <w:r>
-        <w:t xml:space="preserve">Fail </w:t>
-      </w:r>
-      <w:sdt>
-        <w:sdtPr>
-          <w:rPr>
-            <w:rFonts w:ascii="MS Gothic" w:hAnsi="MS Gothic" w:cs="MS Gothic" w:eastAsia="MS Gothic" w:hint="eastAsia"/>
-            <w:sz w:val="28"/>
-            <w:szCs w:val="28"/>
-          </w:rPr>
-          <w:alias w:val="VAL-813 C2 Fail"/>
-          <w:tag w:val="VAL-813-C2-Fail"/>
-          <w:id w:val="308"/>
-          <w15:color xmlns:w15="http://schemas.microsoft.com/office/word/2012/wordml" w15:val="2E75B6"/>
-          <w15:appearance xmlns:w15="http://schemas.microsoft.com/office/word/2012/wordml" w15:val="boundingBox"/>
-          <w14:checkbox>
-            <w14:checked w14:val="0"/>
-            <w14:checkedState w14:val="2612" w14:font="MS Gothic"/>
-            <w14:uncheckedState w14:val="2610" w14:font="MS Gothic"/>
-          </w14:checkbox>
-        </w:sdtPr>
-        <w:sdtEndPr/>
-        <w:sdtContent>
-          <w:r>
-            <w:rPr>
-              <w:rFonts w:ascii="MS Gothic" w:hAnsi="MS Gothic" w:cs="MS Gothic" w:eastAsia="MS Gothic" w:hint="eastAsia"/>
-              <w:sz w:val="28"/>
-              <w:szCs w:val="28"/>
-            </w:rPr>
-            <w:t>☐</w:t>
-          </w:r>
-        </w:sdtContent>
-      </w:sdt>
     </w:p>
     <w:tbl>
       <w:tblPr>
@@ -12914,9 +11278,9 @@
           <w:p/>
           <w:sdt>
             <w:sdtPr>
-              <w:alias w:val="C2 comment if Fail"/>
-              <w:tag w:val="VAL-813-c2-comment"/>
-              <w:id w:val="309"/>
+              <w:alias w:val="Revision comments"/>
+              <w:tag w:val="VAL-809-overall-comment"/>
+              <w:id w:val="271"/>
               <w15:color xmlns:w15="http://schemas.microsoft.com/office/word/2012/wordml" w15:val="2E75B6"/>
               <w15:appearance xmlns:w15="http://schemas.microsoft.com/office/word/2012/wordml" w15:val="boundingBox"/>
             </w:sdtPr>
@@ -12944,15 +11308,350 @@
     </w:tbl>
     <w:p>
       <w:pPr>
+        <w:pStyle w:val="Heading2"/>
+      </w:pPr>
+      <w:r>
+        <w:t>CLINICIAN VALIDATION REFERENCE</w:t>
+      </w:r>
+    </w:p>
+    <w:p>
+      <w:r>
+        <w:t>Not shown to residents in the assessment study.</w:t>
+      </w:r>
+    </w:p>
+    <w:p>
+      <w:r>
+        <w:t>Complete the ratings above before using this reference.</w:t>
+      </w:r>
+    </w:p>
+    <w:p>
+      <w:pPr>
+        <w:pStyle w:val="ListBullet"/>
+      </w:pPr>
+      <w:r>
+        <w:t>start: ceftriaxone 2000 MG Injection 2000 MG intravenous once daily. Duration: 4 weeks. Indication: Acute and subacute infective endocarditis. Rationale: Started for endocarditis after a vegetation and streptococcal bacteremia were documented.. Monitoring: see chart.</w:t>
+      </w:r>
+    </w:p>
+    <w:p>
+      <w:pPr>
+        <w:pStyle w:val="ListBullet"/>
+      </w:pPr>
+      <w:r>
+        <w:t>restart: lisinopril 10 MG Oral Tablet 10 MG oral once daily. Duration: not specified. Indication: Essential (primary) hypertension. Rationale: Held during the creatinine rise and restarted after creatinine returned to 0.8 mg/dL.. Monitoring: see chart.</w:t>
+      </w:r>
+    </w:p>
+    <w:p>
+      <w:pPr>
+        <w:pStyle w:val="ListBullet"/>
+      </w:pPr>
+      <w:r>
+        <w:t>continue: atorvastatin 40 MG Oral Tablet 40 MG oral once daily. Duration: not specified. Indication: Mixed hyperlipidemia. Rationale: Hyperlipidemia is unchanged and no statin adverse effect is described.. Monitoring: see chart.</w:t>
+      </w:r>
+    </w:p>
+    <w:p>
+      <w:pPr>
+        <w:pStyle w:val="ListBullet"/>
+      </w:pPr>
+      <w:r>
+        <w:t>Reference follow-up: Infectious-disease follow-up with parenteral-therapy laboratory monitoring in 14 days with infectious disease.</w:t>
+      </w:r>
+    </w:p>
+    <w:p>
+      <w:pPr>
+        <w:pStyle w:val="ListBullet"/>
+      </w:pPr>
+      <w:r>
+        <w:t>Evidence for ceftriaxone 2000 MG Injection: SUFFICIENT_EVIDENCE. Ceftriaxone was started during the admission. none Visible in history of present illness; hospital course; labs; microbiology; imaging.</w:t>
+      </w:r>
+    </w:p>
+    <w:p>
+      <w:pPr>
+        <w:pStyle w:val="ListBullet"/>
+      </w:pPr>
+      <w:r>
+        <w:t>Evidence for lisinopril 10 MG Oral Tablet: SUFFICIENT_EVIDENCE. Held while creatinine was 1.3 mg/dL. creatinine 1.3, then 1.0, then 0.8 mg/dL Visible in history of present illness; hospital course; labs; microbiology; imaging.</w:t>
+      </w:r>
+    </w:p>
+    <w:p>
+      <w:pPr>
+        <w:pStyle w:val="ListBullet"/>
+      </w:pPr>
+      <w:r>
+        <w:t>Evidence for atorvastatin 40 MG Oral Tablet: SUFFICIENT_EVIDENCE. none none Visible in history of present illness; hospital course; labs; microbiology; imaging.</w:t>
+      </w:r>
+    </w:p>
+    <w:p>
+      <w:pPr>
+        <w:pStyle w:val="Heading1"/>
+      </w:pPr>
+      <w:r>
+        <w:t>CASE VAL-813</w:t>
+      </w:r>
+    </w:p>
+    <w:p>
+      <w:r>
+        <w:t>64-year-old Female with Other cytomegaloviral diseases</w:t>
+      </w:r>
+    </w:p>
+    <w:p>
+      <w:pPr>
+        <w:pStyle w:val="Heading2"/>
+      </w:pPr>
+      <w:r>
+        <w:t>Resident-facing chart</w:t>
+      </w:r>
+    </w:p>
+    <w:p>
+      <w:r>
+        <w:t>A 64-year-old woman with a kidney transplant is admitted with several days of diarrhea. Maintenance immunosuppression is tacrolimus and mycophenolate. She also takes amlodipine for hypertension and atorvastatin for hyperlipidemia. She was not taking valganciclovir before this admission.</w:t>
+      </w:r>
+    </w:p>
+    <w:p>
+      <w:r>
+        <w:t>Diagnoses: Other cytomegaloviral diseases; Kidney transplant status; Essential (primary) hypertension; Mixed hyperlipidemia</w:t>
+      </w:r>
+    </w:p>
+    <w:p>
+      <w:r>
+        <w:t>admission: Admission note. Diarrhea after kidney transplantation. Home immunosuppression is tacrolimus and mycophenolate. Valganciclovir is not a home medicine.</w:t>
+      </w:r>
+    </w:p>
+    <w:p>
+      <w:r>
+        <w:t>hospital_course: CMV viral load drawn after admission was detected, and valganciclovir was started only after that result, 900 MG twice daily given as 450 MG tablets. Diarrhea then improved, and a later viral-load review was lower than the admission result. Creatinine was 1.2 mg/dL then 1.0 mg/dL and potassium was 4.7 mmol/L then 3.9 mmol/L. Tacrolimus, mycophenolate, amlodipine, and atorvastatin were continued.</w:t>
+      </w:r>
+    </w:p>
+    <w:p>
+      <w:r>
+        <w:t>Medications (home and inpatient only):</w:t>
+      </w:r>
+    </w:p>
+    <w:p>
+      <w:pPr>
+        <w:pStyle w:val="ListBullet"/>
+      </w:pPr>
+      <w:r>
+        <w:t>home: mycophenolate mofetil 500 MG Oral Tablet 1000 MG oral twice daily. Indication: Kidney transplant status. Held reason: none. Notes: Given as 500 MG tablets..</w:t>
+      </w:r>
+    </w:p>
+    <w:p>
+      <w:pPr>
+        <w:pStyle w:val="ListBullet"/>
+      </w:pPr>
+      <w:r>
+        <w:t>inpatient: mycophenolate mofetil 500 MG Oral Tablet 1000 MG oral twice daily. Indication: Kidney transplant status. Held reason: none. Notes: Given as 500 MG tablets..</w:t>
+      </w:r>
+    </w:p>
+    <w:p>
+      <w:pPr>
+        <w:pStyle w:val="ListBullet"/>
+      </w:pPr>
+      <w:r>
+        <w:t>home: BX Rating tacrolimus 1 MG Oral Capsule 1 MG oral every 12 hours. Indication: Kidney transplant status. Held reason: none. Notes: none.</w:t>
+      </w:r>
+    </w:p>
+    <w:p>
+      <w:pPr>
+        <w:pStyle w:val="ListBullet"/>
+      </w:pPr>
+      <w:r>
+        <w:t>home: amlodipine 5 MG Oral Tablet 5 MG oral once daily. Indication: Essential (primary) hypertension. Held reason: none. Notes: none.</w:t>
+      </w:r>
+    </w:p>
+    <w:p>
+      <w:pPr>
+        <w:pStyle w:val="ListBullet"/>
+      </w:pPr>
+      <w:r>
+        <w:t>home: atorvastatin 40 MG Oral Tablet 40 MG oral once daily. Indication: Mixed hyperlipidemia. Held reason: none. Notes: none.</w:t>
+      </w:r>
+    </w:p>
+    <w:p>
+      <w:pPr>
+        <w:pStyle w:val="ListBullet"/>
+      </w:pPr>
+      <w:r>
+        <w:t>inpatient: BX Rating tacrolimus 1 MG Oral Capsule 1 MG oral every 12 hours. Indication: Kidney transplant status. Held reason: none. Notes: none.</w:t>
+      </w:r>
+    </w:p>
+    <w:p>
+      <w:pPr>
+        <w:pStyle w:val="ListBullet"/>
+      </w:pPr>
+      <w:r>
+        <w:t>inpatient: amlodipine 5 MG Oral Tablet 5 MG oral once daily. Indication: Essential (primary) hypertension. Held reason: none. Notes: none.</w:t>
+      </w:r>
+    </w:p>
+    <w:p>
+      <w:pPr>
+        <w:pStyle w:val="ListBullet"/>
+      </w:pPr>
+      <w:r>
+        <w:t>inpatient: atorvastatin 40 MG Oral Tablet 40 MG oral once daily. Indication: Mixed hyperlipidemia. Held reason: none. Notes: none.</w:t>
+      </w:r>
+    </w:p>
+    <w:p>
+      <w:pPr>
+        <w:pStyle w:val="ListBullet"/>
+      </w:pPr>
+      <w:r>
+        <w:t>inpatient: valganciclovir 450 MG Oral Tablet 900 MG oral twice daily. Indication: Other cytomegaloviral diseases. Held reason: none. Notes: Started after the CMV viral load was detected during this admission. Given as 450 MG tablets. Not a pre-admission medicine..</w:t>
+      </w:r>
+    </w:p>
+    <w:p>
+      <w:r>
+        <w:t>Vital signs:</w:t>
+      </w:r>
+    </w:p>
+    <w:p>
+      <w:pPr>
+        <w:pStyle w:val="ListBullet"/>
+      </w:pPr>
+      <w:r>
+        <w:t>admission: blood pressure 147/80, heart rate 73, respiratory rate 19, temperature 36.80, oxygen saturation 98.00.</w:t>
+      </w:r>
+    </w:p>
+    <w:p>
+      <w:pPr>
+        <w:pStyle w:val="ListBullet"/>
+      </w:pPr>
+      <w:r>
+        <w:t>discharge: blood pressure 134/80, heart rate 84, respiratory rate 17, temperature 36.80, oxygen saturation 98.00.</w:t>
+      </w:r>
+    </w:p>
+    <w:p>
+      <w:r>
+        <w:t>Laboratories:</w:t>
+      </w:r>
+    </w:p>
+    <w:p>
+      <w:pPr>
+        <w:pStyle w:val="ListBullet"/>
+      </w:pPr>
+      <w:r>
+        <w:t>admission: Creatinine [Mass/volume] in Serum or Plasma 1.2 mg/dL.</w:t>
+      </w:r>
+    </w:p>
+    <w:p>
+      <w:pPr>
+        <w:pStyle w:val="ListBullet"/>
+      </w:pPr>
+      <w:r>
+        <w:t>discharge: Creatinine [Mass/volume] in Serum or Plasma 1.0 mg/dL.</w:t>
+      </w:r>
+    </w:p>
+    <w:p>
+      <w:pPr>
+        <w:pStyle w:val="ListBullet"/>
+      </w:pPr>
+      <w:r>
+        <w:t>admission: Potassium [Moles/volume] in Serum or Plasma 4.7 mmol/L.</w:t>
+      </w:r>
+    </w:p>
+    <w:p>
+      <w:pPr>
+        <w:pStyle w:val="ListBullet"/>
+      </w:pPr>
+      <w:r>
+        <w:t>discharge: Potassium [Moles/volume] in Serum or Plasma 3.9 mmol/L.</w:t>
+      </w:r>
+    </w:p>
+    <w:p>
+      <w:r>
+        <w:t>Weights:</w:t>
+      </w:r>
+    </w:p>
+    <w:p>
+      <w:pPr>
+        <w:pStyle w:val="ListBullet"/>
+      </w:pPr>
+      <w:r>
+        <w:t>admission: 68.000 kg</w:t>
+      </w:r>
+    </w:p>
+    <w:p>
+      <w:pPr>
+        <w:pStyle w:val="ListBullet"/>
+      </w:pPr>
+      <w:r>
+        <w:t>discharge: 66.000 kg, dry weight 63.000 kg</w:t>
+      </w:r>
+    </w:p>
+    <w:p>
+      <w:r>
+        <w:t>Intake and output:</w:t>
+      </w:r>
+    </w:p>
+    <w:p>
+      <w:pPr>
+        <w:pStyle w:val="ListBullet"/>
+      </w:pPr>
+      <w:r>
+        <w:t>hospital_day_5: intake 1655 mL, output 1812 mL, net -157 mL.</w:t>
+      </w:r>
+    </w:p>
+    <w:p>
+      <w:r>
+        <w:t>Consult, transplant: Kidney transplant maintained on tacrolimus and mycophenolate. Immunosuppression was kept active while the new antiviral was started.</w:t>
+      </w:r>
+    </w:p>
+    <w:p>
+      <w:r>
+        <w:t>Consult, infectious disease: CMV viral load was detected after admission in a transplant recipient with diarrhea. Antiviral therapy was begun after the viral-load result. Symptoms improved.</w:t>
+      </w:r>
+    </w:p>
+    <w:p>
+      <w:r>
+        <w:t>Procedure, admission: CMV viral-load review. CMV viral burden was detected and supported antiviral treatment.</w:t>
+      </w:r>
+    </w:p>
+    <w:p>
+      <w:r>
+        <w:t>Procedure, inpatient: CMV viral-load review. CMV viral burden was lower than the admission result.</w:t>
+      </w:r>
+    </w:p>
+    <w:p>
+      <w:r>
+        <w:t>Monitoring: tacrolimus trough and serum creatinine (as directed by the transplant service), transplant.</w:t>
+      </w:r>
+    </w:p>
+    <w:p>
+      <w:r>
+        <w:t>Follow-up: Transplant clinic follow-up after antiviral conversion in 7 days with transplant.</w:t>
+      </w:r>
+    </w:p>
+    <w:p>
+      <w:pPr>
+        <w:pStyle w:val="Heading2"/>
+      </w:pPr>
+      <w:r>
+        <w:t>Clinician ratings</w:t>
+      </w:r>
+    </w:p>
+    <w:p>
+      <w:r>
+        <w:t>Complete these ratings before reading the validation reference.</w:t>
+      </w:r>
+    </w:p>
+    <w:p>
+      <w:pPr>
         <w:pStyle w:val="Heading3"/>
       </w:pPr>
       <w:r>
-        <w:t>C3 — Reference-plan validity</w:t>
-      </w:r>
-    </w:p>
-    <w:p>
-      <w:r>
-        <w:t xml:space="preserve">Pass </w:t>
+        <w:t>C1 — Clinical plausibility</w:t>
+      </w:r>
+    </w:p>
+    <w:p>
+      <w:r>
+        <w:t>1 = implausible; 2 = substantial revision required; 3 = plausible with minor concern; 4 = fully plausible.</w:t>
+      </w:r>
+    </w:p>
+    <w:p>
+      <w:r>
+        <w:t xml:space="preserve">presentation: </w:t>
+      </w:r>
+      <w:r>
+        <w:t xml:space="preserve"> 1 </w:t>
       </w:r>
       <w:sdt>
         <w:sdtPr>
@@ -12961,9 +11660,9 @@
             <w:sz w:val="28"/>
             <w:szCs w:val="28"/>
           </w:rPr>
-          <w:alias w:val="VAL-813 C3 Pass"/>
-          <w:tag w:val="VAL-813-C3-Pass"/>
-          <w:id w:val="310"/>
+          <w:alias w:val="VAL-813 C1 presentation 1"/>
+          <w:tag w:val="VAL-813-c1-presentation-1"/>
+          <w:id w:val="272"/>
           <w15:color xmlns:w15="http://schemas.microsoft.com/office/word/2012/wordml" w15:val="2E75B6"/>
           <w15:appearance xmlns:w15="http://schemas.microsoft.com/office/word/2012/wordml" w15:val="boundingBox"/>
           <w14:checkbox>
@@ -12985,7 +11684,7 @@
         </w:sdtContent>
       </w:sdt>
       <w:r>
-        <w:t xml:space="preserve">Fail </w:t>
+        <w:t xml:space="preserve"> 2 </w:t>
       </w:r>
       <w:sdt>
         <w:sdtPr>
@@ -12994,9 +11693,9 @@
             <w:sz w:val="28"/>
             <w:szCs w:val="28"/>
           </w:rPr>
-          <w:alias w:val="VAL-813 C3 Fail"/>
-          <w:tag w:val="VAL-813-C3-Fail"/>
-          <w:id w:val="311"/>
+          <w:alias w:val="VAL-813 C1 presentation 2"/>
+          <w:tag w:val="VAL-813-c1-presentation-2"/>
+          <w:id w:val="273"/>
           <w15:color xmlns:w15="http://schemas.microsoft.com/office/word/2012/wordml" w15:val="2E75B6"/>
           <w15:appearance xmlns:w15="http://schemas.microsoft.com/office/word/2012/wordml" w15:val="boundingBox"/>
           <w14:checkbox>
@@ -13017,11 +11716,1244 @@
           </w:r>
         </w:sdtContent>
       </w:sdt>
-    </w:p>
-    <w:p>
-      <w:r>
-        <w:t>Disputed medication, if any:</w:t>
-      </w:r>
+      <w:r>
+        <w:t xml:space="preserve"> 3 </w:t>
+      </w:r>
+      <w:sdt>
+        <w:sdtPr>
+          <w:rPr>
+            <w:rFonts w:ascii="MS Gothic" w:hAnsi="MS Gothic" w:cs="MS Gothic" w:eastAsia="MS Gothic" w:hint="eastAsia"/>
+            <w:sz w:val="28"/>
+            <w:szCs w:val="28"/>
+          </w:rPr>
+          <w:alias w:val="VAL-813 C1 presentation 3"/>
+          <w:tag w:val="VAL-813-c1-presentation-3"/>
+          <w:id w:val="274"/>
+          <w15:color xmlns:w15="http://schemas.microsoft.com/office/word/2012/wordml" w15:val="2E75B6"/>
+          <w15:appearance xmlns:w15="http://schemas.microsoft.com/office/word/2012/wordml" w15:val="boundingBox"/>
+          <w14:checkbox>
+            <w14:checked w14:val="0"/>
+            <w14:checkedState w14:val="2612" w14:font="MS Gothic"/>
+            <w14:uncheckedState w14:val="2610" w14:font="MS Gothic"/>
+          </w14:checkbox>
+        </w:sdtPr>
+        <w:sdtEndPr/>
+        <w:sdtContent>
+          <w:r>
+            <w:rPr>
+              <w:rFonts w:ascii="MS Gothic" w:hAnsi="MS Gothic" w:cs="MS Gothic" w:eastAsia="MS Gothic" w:hint="eastAsia"/>
+              <w:sz w:val="28"/>
+              <w:szCs w:val="28"/>
+            </w:rPr>
+            <w:t>☐</w:t>
+          </w:r>
+        </w:sdtContent>
+      </w:sdt>
+      <w:r>
+        <w:t xml:space="preserve"> 4 </w:t>
+      </w:r>
+      <w:sdt>
+        <w:sdtPr>
+          <w:rPr>
+            <w:rFonts w:ascii="MS Gothic" w:hAnsi="MS Gothic" w:cs="MS Gothic" w:eastAsia="MS Gothic" w:hint="eastAsia"/>
+            <w:sz w:val="28"/>
+            <w:szCs w:val="28"/>
+          </w:rPr>
+          <w:alias w:val="VAL-813 C1 presentation 4"/>
+          <w:tag w:val="VAL-813-c1-presentation-4"/>
+          <w:id w:val="275"/>
+          <w15:color xmlns:w15="http://schemas.microsoft.com/office/word/2012/wordml" w15:val="2E75B6"/>
+          <w15:appearance xmlns:w15="http://schemas.microsoft.com/office/word/2012/wordml" w15:val="boundingBox"/>
+          <w14:checkbox>
+            <w14:checked w14:val="0"/>
+            <w14:checkedState w14:val="2612" w14:font="MS Gothic"/>
+            <w14:uncheckedState w14:val="2610" w14:font="MS Gothic"/>
+          </w14:checkbox>
+        </w:sdtPr>
+        <w:sdtEndPr/>
+        <w:sdtContent>
+          <w:r>
+            <w:rPr>
+              <w:rFonts w:ascii="MS Gothic" w:hAnsi="MS Gothic" w:cs="MS Gothic" w:eastAsia="MS Gothic" w:hint="eastAsia"/>
+              <w:sz w:val="28"/>
+              <w:szCs w:val="28"/>
+            </w:rPr>
+            <w:t>☐</w:t>
+          </w:r>
+        </w:sdtContent>
+      </w:sdt>
+    </w:p>
+    <w:p>
+      <w:r>
+        <w:t xml:space="preserve">diagnosis: </w:t>
+      </w:r>
+      <w:r>
+        <w:t xml:space="preserve"> 1 </w:t>
+      </w:r>
+      <w:sdt>
+        <w:sdtPr>
+          <w:rPr>
+            <w:rFonts w:ascii="MS Gothic" w:hAnsi="MS Gothic" w:cs="MS Gothic" w:eastAsia="MS Gothic" w:hint="eastAsia"/>
+            <w:sz w:val="28"/>
+            <w:szCs w:val="28"/>
+          </w:rPr>
+          <w:alias w:val="VAL-813 C1 diagnosis 1"/>
+          <w:tag w:val="VAL-813-c1-diagnosis-1"/>
+          <w:id w:val="276"/>
+          <w15:color xmlns:w15="http://schemas.microsoft.com/office/word/2012/wordml" w15:val="2E75B6"/>
+          <w15:appearance xmlns:w15="http://schemas.microsoft.com/office/word/2012/wordml" w15:val="boundingBox"/>
+          <w14:checkbox>
+            <w14:checked w14:val="0"/>
+            <w14:checkedState w14:val="2612" w14:font="MS Gothic"/>
+            <w14:uncheckedState w14:val="2610" w14:font="MS Gothic"/>
+          </w14:checkbox>
+        </w:sdtPr>
+        <w:sdtEndPr/>
+        <w:sdtContent>
+          <w:r>
+            <w:rPr>
+              <w:rFonts w:ascii="MS Gothic" w:hAnsi="MS Gothic" w:cs="MS Gothic" w:eastAsia="MS Gothic" w:hint="eastAsia"/>
+              <w:sz w:val="28"/>
+              <w:szCs w:val="28"/>
+            </w:rPr>
+            <w:t>☐</w:t>
+          </w:r>
+        </w:sdtContent>
+      </w:sdt>
+      <w:r>
+        <w:t xml:space="preserve"> 2 </w:t>
+      </w:r>
+      <w:sdt>
+        <w:sdtPr>
+          <w:rPr>
+            <w:rFonts w:ascii="MS Gothic" w:hAnsi="MS Gothic" w:cs="MS Gothic" w:eastAsia="MS Gothic" w:hint="eastAsia"/>
+            <w:sz w:val="28"/>
+            <w:szCs w:val="28"/>
+          </w:rPr>
+          <w:alias w:val="VAL-813 C1 diagnosis 2"/>
+          <w:tag w:val="VAL-813-c1-diagnosis-2"/>
+          <w:id w:val="277"/>
+          <w15:color xmlns:w15="http://schemas.microsoft.com/office/word/2012/wordml" w15:val="2E75B6"/>
+          <w15:appearance xmlns:w15="http://schemas.microsoft.com/office/word/2012/wordml" w15:val="boundingBox"/>
+          <w14:checkbox>
+            <w14:checked w14:val="0"/>
+            <w14:checkedState w14:val="2612" w14:font="MS Gothic"/>
+            <w14:uncheckedState w14:val="2610" w14:font="MS Gothic"/>
+          </w14:checkbox>
+        </w:sdtPr>
+        <w:sdtEndPr/>
+        <w:sdtContent>
+          <w:r>
+            <w:rPr>
+              <w:rFonts w:ascii="MS Gothic" w:hAnsi="MS Gothic" w:cs="MS Gothic" w:eastAsia="MS Gothic" w:hint="eastAsia"/>
+              <w:sz w:val="28"/>
+              <w:szCs w:val="28"/>
+            </w:rPr>
+            <w:t>☐</w:t>
+          </w:r>
+        </w:sdtContent>
+      </w:sdt>
+      <w:r>
+        <w:t xml:space="preserve"> 3 </w:t>
+      </w:r>
+      <w:sdt>
+        <w:sdtPr>
+          <w:rPr>
+            <w:rFonts w:ascii="MS Gothic" w:hAnsi="MS Gothic" w:cs="MS Gothic" w:eastAsia="MS Gothic" w:hint="eastAsia"/>
+            <w:sz w:val="28"/>
+            <w:szCs w:val="28"/>
+          </w:rPr>
+          <w:alias w:val="VAL-813 C1 diagnosis 3"/>
+          <w:tag w:val="VAL-813-c1-diagnosis-3"/>
+          <w:id w:val="278"/>
+          <w15:color xmlns:w15="http://schemas.microsoft.com/office/word/2012/wordml" w15:val="2E75B6"/>
+          <w15:appearance xmlns:w15="http://schemas.microsoft.com/office/word/2012/wordml" w15:val="boundingBox"/>
+          <w14:checkbox>
+            <w14:checked w14:val="0"/>
+            <w14:checkedState w14:val="2612" w14:font="MS Gothic"/>
+            <w14:uncheckedState w14:val="2610" w14:font="MS Gothic"/>
+          </w14:checkbox>
+        </w:sdtPr>
+        <w:sdtEndPr/>
+        <w:sdtContent>
+          <w:r>
+            <w:rPr>
+              <w:rFonts w:ascii="MS Gothic" w:hAnsi="MS Gothic" w:cs="MS Gothic" w:eastAsia="MS Gothic" w:hint="eastAsia"/>
+              <w:sz w:val="28"/>
+              <w:szCs w:val="28"/>
+            </w:rPr>
+            <w:t>☐</w:t>
+          </w:r>
+        </w:sdtContent>
+      </w:sdt>
+      <w:r>
+        <w:t xml:space="preserve"> 4 </w:t>
+      </w:r>
+      <w:sdt>
+        <w:sdtPr>
+          <w:rPr>
+            <w:rFonts w:ascii="MS Gothic" w:hAnsi="MS Gothic" w:cs="MS Gothic" w:eastAsia="MS Gothic" w:hint="eastAsia"/>
+            <w:sz w:val="28"/>
+            <w:szCs w:val="28"/>
+          </w:rPr>
+          <w:alias w:val="VAL-813 C1 diagnosis 4"/>
+          <w:tag w:val="VAL-813-c1-diagnosis-4"/>
+          <w:id w:val="279"/>
+          <w15:color xmlns:w15="http://schemas.microsoft.com/office/word/2012/wordml" w15:val="2E75B6"/>
+          <w15:appearance xmlns:w15="http://schemas.microsoft.com/office/word/2012/wordml" w15:val="boundingBox"/>
+          <w14:checkbox>
+            <w14:checked w14:val="0"/>
+            <w14:checkedState w14:val="2612" w14:font="MS Gothic"/>
+            <w14:uncheckedState w14:val="2610" w14:font="MS Gothic"/>
+          </w14:checkbox>
+        </w:sdtPr>
+        <w:sdtEndPr/>
+        <w:sdtContent>
+          <w:r>
+            <w:rPr>
+              <w:rFonts w:ascii="MS Gothic" w:hAnsi="MS Gothic" w:cs="MS Gothic" w:eastAsia="MS Gothic" w:hint="eastAsia"/>
+              <w:sz w:val="28"/>
+              <w:szCs w:val="28"/>
+            </w:rPr>
+            <w:t>☐</w:t>
+          </w:r>
+        </w:sdtContent>
+      </w:sdt>
+    </w:p>
+    <w:p>
+      <w:r>
+        <w:t xml:space="preserve">hospital course: </w:t>
+      </w:r>
+      <w:r>
+        <w:t xml:space="preserve"> 1 </w:t>
+      </w:r>
+      <w:sdt>
+        <w:sdtPr>
+          <w:rPr>
+            <w:rFonts w:ascii="MS Gothic" w:hAnsi="MS Gothic" w:cs="MS Gothic" w:eastAsia="MS Gothic" w:hint="eastAsia"/>
+            <w:sz w:val="28"/>
+            <w:szCs w:val="28"/>
+          </w:rPr>
+          <w:alias w:val="VAL-813 C1 hospital course 1"/>
+          <w:tag w:val="VAL-813-c1-hospital course-1"/>
+          <w:id w:val="280"/>
+          <w15:color xmlns:w15="http://schemas.microsoft.com/office/word/2012/wordml" w15:val="2E75B6"/>
+          <w15:appearance xmlns:w15="http://schemas.microsoft.com/office/word/2012/wordml" w15:val="boundingBox"/>
+          <w14:checkbox>
+            <w14:checked w14:val="0"/>
+            <w14:checkedState w14:val="2612" w14:font="MS Gothic"/>
+            <w14:uncheckedState w14:val="2610" w14:font="MS Gothic"/>
+          </w14:checkbox>
+        </w:sdtPr>
+        <w:sdtEndPr/>
+        <w:sdtContent>
+          <w:r>
+            <w:rPr>
+              <w:rFonts w:ascii="MS Gothic" w:hAnsi="MS Gothic" w:cs="MS Gothic" w:eastAsia="MS Gothic" w:hint="eastAsia"/>
+              <w:sz w:val="28"/>
+              <w:szCs w:val="28"/>
+            </w:rPr>
+            <w:t>☐</w:t>
+          </w:r>
+        </w:sdtContent>
+      </w:sdt>
+      <w:r>
+        <w:t xml:space="preserve"> 2 </w:t>
+      </w:r>
+      <w:sdt>
+        <w:sdtPr>
+          <w:rPr>
+            <w:rFonts w:ascii="MS Gothic" w:hAnsi="MS Gothic" w:cs="MS Gothic" w:eastAsia="MS Gothic" w:hint="eastAsia"/>
+            <w:sz w:val="28"/>
+            <w:szCs w:val="28"/>
+          </w:rPr>
+          <w:alias w:val="VAL-813 C1 hospital course 2"/>
+          <w:tag w:val="VAL-813-c1-hospital course-2"/>
+          <w:id w:val="281"/>
+          <w15:color xmlns:w15="http://schemas.microsoft.com/office/word/2012/wordml" w15:val="2E75B6"/>
+          <w15:appearance xmlns:w15="http://schemas.microsoft.com/office/word/2012/wordml" w15:val="boundingBox"/>
+          <w14:checkbox>
+            <w14:checked w14:val="0"/>
+            <w14:checkedState w14:val="2612" w14:font="MS Gothic"/>
+            <w14:uncheckedState w14:val="2610" w14:font="MS Gothic"/>
+          </w14:checkbox>
+        </w:sdtPr>
+        <w:sdtEndPr/>
+        <w:sdtContent>
+          <w:r>
+            <w:rPr>
+              <w:rFonts w:ascii="MS Gothic" w:hAnsi="MS Gothic" w:cs="MS Gothic" w:eastAsia="MS Gothic" w:hint="eastAsia"/>
+              <w:sz w:val="28"/>
+              <w:szCs w:val="28"/>
+            </w:rPr>
+            <w:t>☐</w:t>
+          </w:r>
+        </w:sdtContent>
+      </w:sdt>
+      <w:r>
+        <w:t xml:space="preserve"> 3 </w:t>
+      </w:r>
+      <w:sdt>
+        <w:sdtPr>
+          <w:rPr>
+            <w:rFonts w:ascii="MS Gothic" w:hAnsi="MS Gothic" w:cs="MS Gothic" w:eastAsia="MS Gothic" w:hint="eastAsia"/>
+            <w:sz w:val="28"/>
+            <w:szCs w:val="28"/>
+          </w:rPr>
+          <w:alias w:val="VAL-813 C1 hospital course 3"/>
+          <w:tag w:val="VAL-813-c1-hospital course-3"/>
+          <w:id w:val="282"/>
+          <w15:color xmlns:w15="http://schemas.microsoft.com/office/word/2012/wordml" w15:val="2E75B6"/>
+          <w15:appearance xmlns:w15="http://schemas.microsoft.com/office/word/2012/wordml" w15:val="boundingBox"/>
+          <w14:checkbox>
+            <w14:checked w14:val="0"/>
+            <w14:checkedState w14:val="2612" w14:font="MS Gothic"/>
+            <w14:uncheckedState w14:val="2610" w14:font="MS Gothic"/>
+          </w14:checkbox>
+        </w:sdtPr>
+        <w:sdtEndPr/>
+        <w:sdtContent>
+          <w:r>
+            <w:rPr>
+              <w:rFonts w:ascii="MS Gothic" w:hAnsi="MS Gothic" w:cs="MS Gothic" w:eastAsia="MS Gothic" w:hint="eastAsia"/>
+              <w:sz w:val="28"/>
+              <w:szCs w:val="28"/>
+            </w:rPr>
+            <w:t>☐</w:t>
+          </w:r>
+        </w:sdtContent>
+      </w:sdt>
+      <w:r>
+        <w:t xml:space="preserve"> 4 </w:t>
+      </w:r>
+      <w:sdt>
+        <w:sdtPr>
+          <w:rPr>
+            <w:rFonts w:ascii="MS Gothic" w:hAnsi="MS Gothic" w:cs="MS Gothic" w:eastAsia="MS Gothic" w:hint="eastAsia"/>
+            <w:sz w:val="28"/>
+            <w:szCs w:val="28"/>
+          </w:rPr>
+          <w:alias w:val="VAL-813 C1 hospital course 4"/>
+          <w:tag w:val="VAL-813-c1-hospital course-4"/>
+          <w:id w:val="283"/>
+          <w15:color xmlns:w15="http://schemas.microsoft.com/office/word/2012/wordml" w15:val="2E75B6"/>
+          <w15:appearance xmlns:w15="http://schemas.microsoft.com/office/word/2012/wordml" w15:val="boundingBox"/>
+          <w14:checkbox>
+            <w14:checked w14:val="0"/>
+            <w14:checkedState w14:val="2612" w14:font="MS Gothic"/>
+            <w14:uncheckedState w14:val="2610" w14:font="MS Gothic"/>
+          </w14:checkbox>
+        </w:sdtPr>
+        <w:sdtEndPr/>
+        <w:sdtContent>
+          <w:r>
+            <w:rPr>
+              <w:rFonts w:ascii="MS Gothic" w:hAnsi="MS Gothic" w:cs="MS Gothic" w:eastAsia="MS Gothic" w:hint="eastAsia"/>
+              <w:sz w:val="28"/>
+              <w:szCs w:val="28"/>
+            </w:rPr>
+            <w:t>☐</w:t>
+          </w:r>
+        </w:sdtContent>
+      </w:sdt>
+    </w:p>
+    <w:p>
+      <w:r>
+        <w:t xml:space="preserve">laboratory findings: </w:t>
+      </w:r>
+      <w:r>
+        <w:t xml:space="preserve"> 1 </w:t>
+      </w:r>
+      <w:sdt>
+        <w:sdtPr>
+          <w:rPr>
+            <w:rFonts w:ascii="MS Gothic" w:hAnsi="MS Gothic" w:cs="MS Gothic" w:eastAsia="MS Gothic" w:hint="eastAsia"/>
+            <w:sz w:val="28"/>
+            <w:szCs w:val="28"/>
+          </w:rPr>
+          <w:alias w:val="VAL-813 C1 laboratory findings 1"/>
+          <w:tag w:val="VAL-813-c1-laboratory findings-1"/>
+          <w:id w:val="284"/>
+          <w15:color xmlns:w15="http://schemas.microsoft.com/office/word/2012/wordml" w15:val="2E75B6"/>
+          <w15:appearance xmlns:w15="http://schemas.microsoft.com/office/word/2012/wordml" w15:val="boundingBox"/>
+          <w14:checkbox>
+            <w14:checked w14:val="0"/>
+            <w14:checkedState w14:val="2612" w14:font="MS Gothic"/>
+            <w14:uncheckedState w14:val="2610" w14:font="MS Gothic"/>
+          </w14:checkbox>
+        </w:sdtPr>
+        <w:sdtEndPr/>
+        <w:sdtContent>
+          <w:r>
+            <w:rPr>
+              <w:rFonts w:ascii="MS Gothic" w:hAnsi="MS Gothic" w:cs="MS Gothic" w:eastAsia="MS Gothic" w:hint="eastAsia"/>
+              <w:sz w:val="28"/>
+              <w:szCs w:val="28"/>
+            </w:rPr>
+            <w:t>☐</w:t>
+          </w:r>
+        </w:sdtContent>
+      </w:sdt>
+      <w:r>
+        <w:t xml:space="preserve"> 2 </w:t>
+      </w:r>
+      <w:sdt>
+        <w:sdtPr>
+          <w:rPr>
+            <w:rFonts w:ascii="MS Gothic" w:hAnsi="MS Gothic" w:cs="MS Gothic" w:eastAsia="MS Gothic" w:hint="eastAsia"/>
+            <w:sz w:val="28"/>
+            <w:szCs w:val="28"/>
+          </w:rPr>
+          <w:alias w:val="VAL-813 C1 laboratory findings 2"/>
+          <w:tag w:val="VAL-813-c1-laboratory findings-2"/>
+          <w:id w:val="285"/>
+          <w15:color xmlns:w15="http://schemas.microsoft.com/office/word/2012/wordml" w15:val="2E75B6"/>
+          <w15:appearance xmlns:w15="http://schemas.microsoft.com/office/word/2012/wordml" w15:val="boundingBox"/>
+          <w14:checkbox>
+            <w14:checked w14:val="0"/>
+            <w14:checkedState w14:val="2612" w14:font="MS Gothic"/>
+            <w14:uncheckedState w14:val="2610" w14:font="MS Gothic"/>
+          </w14:checkbox>
+        </w:sdtPr>
+        <w:sdtEndPr/>
+        <w:sdtContent>
+          <w:r>
+            <w:rPr>
+              <w:rFonts w:ascii="MS Gothic" w:hAnsi="MS Gothic" w:cs="MS Gothic" w:eastAsia="MS Gothic" w:hint="eastAsia"/>
+              <w:sz w:val="28"/>
+              <w:szCs w:val="28"/>
+            </w:rPr>
+            <w:t>☐</w:t>
+          </w:r>
+        </w:sdtContent>
+      </w:sdt>
+      <w:r>
+        <w:t xml:space="preserve"> 3 </w:t>
+      </w:r>
+      <w:sdt>
+        <w:sdtPr>
+          <w:rPr>
+            <w:rFonts w:ascii="MS Gothic" w:hAnsi="MS Gothic" w:cs="MS Gothic" w:eastAsia="MS Gothic" w:hint="eastAsia"/>
+            <w:sz w:val="28"/>
+            <w:szCs w:val="28"/>
+          </w:rPr>
+          <w:alias w:val="VAL-813 C1 laboratory findings 3"/>
+          <w:tag w:val="VAL-813-c1-laboratory findings-3"/>
+          <w:id w:val="286"/>
+          <w15:color xmlns:w15="http://schemas.microsoft.com/office/word/2012/wordml" w15:val="2E75B6"/>
+          <w15:appearance xmlns:w15="http://schemas.microsoft.com/office/word/2012/wordml" w15:val="boundingBox"/>
+          <w14:checkbox>
+            <w14:checked w14:val="0"/>
+            <w14:checkedState w14:val="2612" w14:font="MS Gothic"/>
+            <w14:uncheckedState w14:val="2610" w14:font="MS Gothic"/>
+          </w14:checkbox>
+        </w:sdtPr>
+        <w:sdtEndPr/>
+        <w:sdtContent>
+          <w:r>
+            <w:rPr>
+              <w:rFonts w:ascii="MS Gothic" w:hAnsi="MS Gothic" w:cs="MS Gothic" w:eastAsia="MS Gothic" w:hint="eastAsia"/>
+              <w:sz w:val="28"/>
+              <w:szCs w:val="28"/>
+            </w:rPr>
+            <w:t>☐</w:t>
+          </w:r>
+        </w:sdtContent>
+      </w:sdt>
+      <w:r>
+        <w:t xml:space="preserve"> 4 </w:t>
+      </w:r>
+      <w:sdt>
+        <w:sdtPr>
+          <w:rPr>
+            <w:rFonts w:ascii="MS Gothic" w:hAnsi="MS Gothic" w:cs="MS Gothic" w:eastAsia="MS Gothic" w:hint="eastAsia"/>
+            <w:sz w:val="28"/>
+            <w:szCs w:val="28"/>
+          </w:rPr>
+          <w:alias w:val="VAL-813 C1 laboratory findings 4"/>
+          <w:tag w:val="VAL-813-c1-laboratory findings-4"/>
+          <w:id w:val="287"/>
+          <w15:color xmlns:w15="http://schemas.microsoft.com/office/word/2012/wordml" w15:val="2E75B6"/>
+          <w15:appearance xmlns:w15="http://schemas.microsoft.com/office/word/2012/wordml" w15:val="boundingBox"/>
+          <w14:checkbox>
+            <w14:checked w14:val="0"/>
+            <w14:checkedState w14:val="2612" w14:font="MS Gothic"/>
+            <w14:uncheckedState w14:val="2610" w14:font="MS Gothic"/>
+          </w14:checkbox>
+        </w:sdtPr>
+        <w:sdtEndPr/>
+        <w:sdtContent>
+          <w:r>
+            <w:rPr>
+              <w:rFonts w:ascii="MS Gothic" w:hAnsi="MS Gothic" w:cs="MS Gothic" w:eastAsia="MS Gothic" w:hint="eastAsia"/>
+              <w:sz w:val="28"/>
+              <w:szCs w:val="28"/>
+            </w:rPr>
+            <w:t>☐</w:t>
+          </w:r>
+        </w:sdtContent>
+      </w:sdt>
+    </w:p>
+    <w:p>
+      <w:r>
+        <w:t xml:space="preserve">vital signs: </w:t>
+      </w:r>
+      <w:r>
+        <w:t xml:space="preserve"> 1 </w:t>
+      </w:r>
+      <w:sdt>
+        <w:sdtPr>
+          <w:rPr>
+            <w:rFonts w:ascii="MS Gothic" w:hAnsi="MS Gothic" w:cs="MS Gothic" w:eastAsia="MS Gothic" w:hint="eastAsia"/>
+            <w:sz w:val="28"/>
+            <w:szCs w:val="28"/>
+          </w:rPr>
+          <w:alias w:val="VAL-813 C1 vital signs 1"/>
+          <w:tag w:val="VAL-813-c1-vital signs-1"/>
+          <w:id w:val="288"/>
+          <w15:color xmlns:w15="http://schemas.microsoft.com/office/word/2012/wordml" w15:val="2E75B6"/>
+          <w15:appearance xmlns:w15="http://schemas.microsoft.com/office/word/2012/wordml" w15:val="boundingBox"/>
+          <w14:checkbox>
+            <w14:checked w14:val="0"/>
+            <w14:checkedState w14:val="2612" w14:font="MS Gothic"/>
+            <w14:uncheckedState w14:val="2610" w14:font="MS Gothic"/>
+          </w14:checkbox>
+        </w:sdtPr>
+        <w:sdtEndPr/>
+        <w:sdtContent>
+          <w:r>
+            <w:rPr>
+              <w:rFonts w:ascii="MS Gothic" w:hAnsi="MS Gothic" w:cs="MS Gothic" w:eastAsia="MS Gothic" w:hint="eastAsia"/>
+              <w:sz w:val="28"/>
+              <w:szCs w:val="28"/>
+            </w:rPr>
+            <w:t>☐</w:t>
+          </w:r>
+        </w:sdtContent>
+      </w:sdt>
+      <w:r>
+        <w:t xml:space="preserve"> 2 </w:t>
+      </w:r>
+      <w:sdt>
+        <w:sdtPr>
+          <w:rPr>
+            <w:rFonts w:ascii="MS Gothic" w:hAnsi="MS Gothic" w:cs="MS Gothic" w:eastAsia="MS Gothic" w:hint="eastAsia"/>
+            <w:sz w:val="28"/>
+            <w:szCs w:val="28"/>
+          </w:rPr>
+          <w:alias w:val="VAL-813 C1 vital signs 2"/>
+          <w:tag w:val="VAL-813-c1-vital signs-2"/>
+          <w:id w:val="289"/>
+          <w15:color xmlns:w15="http://schemas.microsoft.com/office/word/2012/wordml" w15:val="2E75B6"/>
+          <w15:appearance xmlns:w15="http://schemas.microsoft.com/office/word/2012/wordml" w15:val="boundingBox"/>
+          <w14:checkbox>
+            <w14:checked w14:val="0"/>
+            <w14:checkedState w14:val="2612" w14:font="MS Gothic"/>
+            <w14:uncheckedState w14:val="2610" w14:font="MS Gothic"/>
+          </w14:checkbox>
+        </w:sdtPr>
+        <w:sdtEndPr/>
+        <w:sdtContent>
+          <w:r>
+            <w:rPr>
+              <w:rFonts w:ascii="MS Gothic" w:hAnsi="MS Gothic" w:cs="MS Gothic" w:eastAsia="MS Gothic" w:hint="eastAsia"/>
+              <w:sz w:val="28"/>
+              <w:szCs w:val="28"/>
+            </w:rPr>
+            <w:t>☐</w:t>
+          </w:r>
+        </w:sdtContent>
+      </w:sdt>
+      <w:r>
+        <w:t xml:space="preserve"> 3 </w:t>
+      </w:r>
+      <w:sdt>
+        <w:sdtPr>
+          <w:rPr>
+            <w:rFonts w:ascii="MS Gothic" w:hAnsi="MS Gothic" w:cs="MS Gothic" w:eastAsia="MS Gothic" w:hint="eastAsia"/>
+            <w:sz w:val="28"/>
+            <w:szCs w:val="28"/>
+          </w:rPr>
+          <w:alias w:val="VAL-813 C1 vital signs 3"/>
+          <w:tag w:val="VAL-813-c1-vital signs-3"/>
+          <w:id w:val="290"/>
+          <w15:color xmlns:w15="http://schemas.microsoft.com/office/word/2012/wordml" w15:val="2E75B6"/>
+          <w15:appearance xmlns:w15="http://schemas.microsoft.com/office/word/2012/wordml" w15:val="boundingBox"/>
+          <w14:checkbox>
+            <w14:checked w14:val="0"/>
+            <w14:checkedState w14:val="2612" w14:font="MS Gothic"/>
+            <w14:uncheckedState w14:val="2610" w14:font="MS Gothic"/>
+          </w14:checkbox>
+        </w:sdtPr>
+        <w:sdtEndPr/>
+        <w:sdtContent>
+          <w:r>
+            <w:rPr>
+              <w:rFonts w:ascii="MS Gothic" w:hAnsi="MS Gothic" w:cs="MS Gothic" w:eastAsia="MS Gothic" w:hint="eastAsia"/>
+              <w:sz w:val="28"/>
+              <w:szCs w:val="28"/>
+            </w:rPr>
+            <w:t>☐</w:t>
+          </w:r>
+        </w:sdtContent>
+      </w:sdt>
+      <w:r>
+        <w:t xml:space="preserve"> 4 </w:t>
+      </w:r>
+      <w:sdt>
+        <w:sdtPr>
+          <w:rPr>
+            <w:rFonts w:ascii="MS Gothic" w:hAnsi="MS Gothic" w:cs="MS Gothic" w:eastAsia="MS Gothic" w:hint="eastAsia"/>
+            <w:sz w:val="28"/>
+            <w:szCs w:val="28"/>
+          </w:rPr>
+          <w:alias w:val="VAL-813 C1 vital signs 4"/>
+          <w:tag w:val="VAL-813-c1-vital signs-4"/>
+          <w:id w:val="291"/>
+          <w15:color xmlns:w15="http://schemas.microsoft.com/office/word/2012/wordml" w15:val="2E75B6"/>
+          <w15:appearance xmlns:w15="http://schemas.microsoft.com/office/word/2012/wordml" w15:val="boundingBox"/>
+          <w14:checkbox>
+            <w14:checked w14:val="0"/>
+            <w14:checkedState w14:val="2612" w14:font="MS Gothic"/>
+            <w14:uncheckedState w14:val="2610" w14:font="MS Gothic"/>
+          </w14:checkbox>
+        </w:sdtPr>
+        <w:sdtEndPr/>
+        <w:sdtContent>
+          <w:r>
+            <w:rPr>
+              <w:rFonts w:ascii="MS Gothic" w:hAnsi="MS Gothic" w:cs="MS Gothic" w:eastAsia="MS Gothic" w:hint="eastAsia"/>
+              <w:sz w:val="28"/>
+              <w:szCs w:val="28"/>
+            </w:rPr>
+            <w:t>☐</w:t>
+          </w:r>
+        </w:sdtContent>
+      </w:sdt>
+    </w:p>
+    <w:p>
+      <w:r>
+        <w:t xml:space="preserve">medication history: </w:t>
+      </w:r>
+      <w:r>
+        <w:t xml:space="preserve"> 1 </w:t>
+      </w:r>
+      <w:sdt>
+        <w:sdtPr>
+          <w:rPr>
+            <w:rFonts w:ascii="MS Gothic" w:hAnsi="MS Gothic" w:cs="MS Gothic" w:eastAsia="MS Gothic" w:hint="eastAsia"/>
+            <w:sz w:val="28"/>
+            <w:szCs w:val="28"/>
+          </w:rPr>
+          <w:alias w:val="VAL-813 C1 medication history 1"/>
+          <w:tag w:val="VAL-813-c1-medication history-1"/>
+          <w:id w:val="292"/>
+          <w15:color xmlns:w15="http://schemas.microsoft.com/office/word/2012/wordml" w15:val="2E75B6"/>
+          <w15:appearance xmlns:w15="http://schemas.microsoft.com/office/word/2012/wordml" w15:val="boundingBox"/>
+          <w14:checkbox>
+            <w14:checked w14:val="0"/>
+            <w14:checkedState w14:val="2612" w14:font="MS Gothic"/>
+            <w14:uncheckedState w14:val="2610" w14:font="MS Gothic"/>
+          </w14:checkbox>
+        </w:sdtPr>
+        <w:sdtEndPr/>
+        <w:sdtContent>
+          <w:r>
+            <w:rPr>
+              <w:rFonts w:ascii="MS Gothic" w:hAnsi="MS Gothic" w:cs="MS Gothic" w:eastAsia="MS Gothic" w:hint="eastAsia"/>
+              <w:sz w:val="28"/>
+              <w:szCs w:val="28"/>
+            </w:rPr>
+            <w:t>☐</w:t>
+          </w:r>
+        </w:sdtContent>
+      </w:sdt>
+      <w:r>
+        <w:t xml:space="preserve"> 2 </w:t>
+      </w:r>
+      <w:sdt>
+        <w:sdtPr>
+          <w:rPr>
+            <w:rFonts w:ascii="MS Gothic" w:hAnsi="MS Gothic" w:cs="MS Gothic" w:eastAsia="MS Gothic" w:hint="eastAsia"/>
+            <w:sz w:val="28"/>
+            <w:szCs w:val="28"/>
+          </w:rPr>
+          <w:alias w:val="VAL-813 C1 medication history 2"/>
+          <w:tag w:val="VAL-813-c1-medication history-2"/>
+          <w:id w:val="293"/>
+          <w15:color xmlns:w15="http://schemas.microsoft.com/office/word/2012/wordml" w15:val="2E75B6"/>
+          <w15:appearance xmlns:w15="http://schemas.microsoft.com/office/word/2012/wordml" w15:val="boundingBox"/>
+          <w14:checkbox>
+            <w14:checked w14:val="0"/>
+            <w14:checkedState w14:val="2612" w14:font="MS Gothic"/>
+            <w14:uncheckedState w14:val="2610" w14:font="MS Gothic"/>
+          </w14:checkbox>
+        </w:sdtPr>
+        <w:sdtEndPr/>
+        <w:sdtContent>
+          <w:r>
+            <w:rPr>
+              <w:rFonts w:ascii="MS Gothic" w:hAnsi="MS Gothic" w:cs="MS Gothic" w:eastAsia="MS Gothic" w:hint="eastAsia"/>
+              <w:sz w:val="28"/>
+              <w:szCs w:val="28"/>
+            </w:rPr>
+            <w:t>☐</w:t>
+          </w:r>
+        </w:sdtContent>
+      </w:sdt>
+      <w:r>
+        <w:t xml:space="preserve"> 3 </w:t>
+      </w:r>
+      <w:sdt>
+        <w:sdtPr>
+          <w:rPr>
+            <w:rFonts w:ascii="MS Gothic" w:hAnsi="MS Gothic" w:cs="MS Gothic" w:eastAsia="MS Gothic" w:hint="eastAsia"/>
+            <w:sz w:val="28"/>
+            <w:szCs w:val="28"/>
+          </w:rPr>
+          <w:alias w:val="VAL-813 C1 medication history 3"/>
+          <w:tag w:val="VAL-813-c1-medication history-3"/>
+          <w:id w:val="294"/>
+          <w15:color xmlns:w15="http://schemas.microsoft.com/office/word/2012/wordml" w15:val="2E75B6"/>
+          <w15:appearance xmlns:w15="http://schemas.microsoft.com/office/word/2012/wordml" w15:val="boundingBox"/>
+          <w14:checkbox>
+            <w14:checked w14:val="0"/>
+            <w14:checkedState w14:val="2612" w14:font="MS Gothic"/>
+            <w14:uncheckedState w14:val="2610" w14:font="MS Gothic"/>
+          </w14:checkbox>
+        </w:sdtPr>
+        <w:sdtEndPr/>
+        <w:sdtContent>
+          <w:r>
+            <w:rPr>
+              <w:rFonts w:ascii="MS Gothic" w:hAnsi="MS Gothic" w:cs="MS Gothic" w:eastAsia="MS Gothic" w:hint="eastAsia"/>
+              <w:sz w:val="28"/>
+              <w:szCs w:val="28"/>
+            </w:rPr>
+            <w:t>☐</w:t>
+          </w:r>
+        </w:sdtContent>
+      </w:sdt>
+      <w:r>
+        <w:t xml:space="preserve"> 4 </w:t>
+      </w:r>
+      <w:sdt>
+        <w:sdtPr>
+          <w:rPr>
+            <w:rFonts w:ascii="MS Gothic" w:hAnsi="MS Gothic" w:cs="MS Gothic" w:eastAsia="MS Gothic" w:hint="eastAsia"/>
+            <w:sz w:val="28"/>
+            <w:szCs w:val="28"/>
+          </w:rPr>
+          <w:alias w:val="VAL-813 C1 medication history 4"/>
+          <w:tag w:val="VAL-813-c1-medication history-4"/>
+          <w:id w:val="295"/>
+          <w15:color xmlns:w15="http://schemas.microsoft.com/office/word/2012/wordml" w15:val="2E75B6"/>
+          <w15:appearance xmlns:w15="http://schemas.microsoft.com/office/word/2012/wordml" w15:val="boundingBox"/>
+          <w14:checkbox>
+            <w14:checked w14:val="0"/>
+            <w14:checkedState w14:val="2612" w14:font="MS Gothic"/>
+            <w14:uncheckedState w14:val="2610" w14:font="MS Gothic"/>
+          </w14:checkbox>
+        </w:sdtPr>
+        <w:sdtEndPr/>
+        <w:sdtContent>
+          <w:r>
+            <w:rPr>
+              <w:rFonts w:ascii="MS Gothic" w:hAnsi="MS Gothic" w:cs="MS Gothic" w:eastAsia="MS Gothic" w:hint="eastAsia"/>
+              <w:sz w:val="28"/>
+              <w:szCs w:val="28"/>
+            </w:rPr>
+            <w:t>☐</w:t>
+          </w:r>
+        </w:sdtContent>
+      </w:sdt>
+    </w:p>
+    <w:p>
+      <w:r>
+        <w:t xml:space="preserve">inpatient treatment: </w:t>
+      </w:r>
+      <w:r>
+        <w:t xml:space="preserve"> 1 </w:t>
+      </w:r>
+      <w:sdt>
+        <w:sdtPr>
+          <w:rPr>
+            <w:rFonts w:ascii="MS Gothic" w:hAnsi="MS Gothic" w:cs="MS Gothic" w:eastAsia="MS Gothic" w:hint="eastAsia"/>
+            <w:sz w:val="28"/>
+            <w:szCs w:val="28"/>
+          </w:rPr>
+          <w:alias w:val="VAL-813 C1 inpatient treatment 1"/>
+          <w:tag w:val="VAL-813-c1-inpatient treatment-1"/>
+          <w:id w:val="296"/>
+          <w15:color xmlns:w15="http://schemas.microsoft.com/office/word/2012/wordml" w15:val="2E75B6"/>
+          <w15:appearance xmlns:w15="http://schemas.microsoft.com/office/word/2012/wordml" w15:val="boundingBox"/>
+          <w14:checkbox>
+            <w14:checked w14:val="0"/>
+            <w14:checkedState w14:val="2612" w14:font="MS Gothic"/>
+            <w14:uncheckedState w14:val="2610" w14:font="MS Gothic"/>
+          </w14:checkbox>
+        </w:sdtPr>
+        <w:sdtEndPr/>
+        <w:sdtContent>
+          <w:r>
+            <w:rPr>
+              <w:rFonts w:ascii="MS Gothic" w:hAnsi="MS Gothic" w:cs="MS Gothic" w:eastAsia="MS Gothic" w:hint="eastAsia"/>
+              <w:sz w:val="28"/>
+              <w:szCs w:val="28"/>
+            </w:rPr>
+            <w:t>☐</w:t>
+          </w:r>
+        </w:sdtContent>
+      </w:sdt>
+      <w:r>
+        <w:t xml:space="preserve"> 2 </w:t>
+      </w:r>
+      <w:sdt>
+        <w:sdtPr>
+          <w:rPr>
+            <w:rFonts w:ascii="MS Gothic" w:hAnsi="MS Gothic" w:cs="MS Gothic" w:eastAsia="MS Gothic" w:hint="eastAsia"/>
+            <w:sz w:val="28"/>
+            <w:szCs w:val="28"/>
+          </w:rPr>
+          <w:alias w:val="VAL-813 C1 inpatient treatment 2"/>
+          <w:tag w:val="VAL-813-c1-inpatient treatment-2"/>
+          <w:id w:val="297"/>
+          <w15:color xmlns:w15="http://schemas.microsoft.com/office/word/2012/wordml" w15:val="2E75B6"/>
+          <w15:appearance xmlns:w15="http://schemas.microsoft.com/office/word/2012/wordml" w15:val="boundingBox"/>
+          <w14:checkbox>
+            <w14:checked w14:val="0"/>
+            <w14:checkedState w14:val="2612" w14:font="MS Gothic"/>
+            <w14:uncheckedState w14:val="2610" w14:font="MS Gothic"/>
+          </w14:checkbox>
+        </w:sdtPr>
+        <w:sdtEndPr/>
+        <w:sdtContent>
+          <w:r>
+            <w:rPr>
+              <w:rFonts w:ascii="MS Gothic" w:hAnsi="MS Gothic" w:cs="MS Gothic" w:eastAsia="MS Gothic" w:hint="eastAsia"/>
+              <w:sz w:val="28"/>
+              <w:szCs w:val="28"/>
+            </w:rPr>
+            <w:t>☐</w:t>
+          </w:r>
+        </w:sdtContent>
+      </w:sdt>
+      <w:r>
+        <w:t xml:space="preserve"> 3 </w:t>
+      </w:r>
+      <w:sdt>
+        <w:sdtPr>
+          <w:rPr>
+            <w:rFonts w:ascii="MS Gothic" w:hAnsi="MS Gothic" w:cs="MS Gothic" w:eastAsia="MS Gothic" w:hint="eastAsia"/>
+            <w:sz w:val="28"/>
+            <w:szCs w:val="28"/>
+          </w:rPr>
+          <w:alias w:val="VAL-813 C1 inpatient treatment 3"/>
+          <w:tag w:val="VAL-813-c1-inpatient treatment-3"/>
+          <w:id w:val="298"/>
+          <w15:color xmlns:w15="http://schemas.microsoft.com/office/word/2012/wordml" w15:val="2E75B6"/>
+          <w15:appearance xmlns:w15="http://schemas.microsoft.com/office/word/2012/wordml" w15:val="boundingBox"/>
+          <w14:checkbox>
+            <w14:checked w14:val="0"/>
+            <w14:checkedState w14:val="2612" w14:font="MS Gothic"/>
+            <w14:uncheckedState w14:val="2610" w14:font="MS Gothic"/>
+          </w14:checkbox>
+        </w:sdtPr>
+        <w:sdtEndPr/>
+        <w:sdtContent>
+          <w:r>
+            <w:rPr>
+              <w:rFonts w:ascii="MS Gothic" w:hAnsi="MS Gothic" w:cs="MS Gothic" w:eastAsia="MS Gothic" w:hint="eastAsia"/>
+              <w:sz w:val="28"/>
+              <w:szCs w:val="28"/>
+            </w:rPr>
+            <w:t>☐</w:t>
+          </w:r>
+        </w:sdtContent>
+      </w:sdt>
+      <w:r>
+        <w:t xml:space="preserve"> 4 </w:t>
+      </w:r>
+      <w:sdt>
+        <w:sdtPr>
+          <w:rPr>
+            <w:rFonts w:ascii="MS Gothic" w:hAnsi="MS Gothic" w:cs="MS Gothic" w:eastAsia="MS Gothic" w:hint="eastAsia"/>
+            <w:sz w:val="28"/>
+            <w:szCs w:val="28"/>
+          </w:rPr>
+          <w:alias w:val="VAL-813 C1 inpatient treatment 4"/>
+          <w:tag w:val="VAL-813-c1-inpatient treatment-4"/>
+          <w:id w:val="299"/>
+          <w15:color xmlns:w15="http://schemas.microsoft.com/office/word/2012/wordml" w15:val="2E75B6"/>
+          <w15:appearance xmlns:w15="http://schemas.microsoft.com/office/word/2012/wordml" w15:val="boundingBox"/>
+          <w14:checkbox>
+            <w14:checked w14:val="0"/>
+            <w14:checkedState w14:val="2612" w14:font="MS Gothic"/>
+            <w14:uncheckedState w14:val="2610" w14:font="MS Gothic"/>
+          </w14:checkbox>
+        </w:sdtPr>
+        <w:sdtEndPr/>
+        <w:sdtContent>
+          <w:r>
+            <w:rPr>
+              <w:rFonts w:ascii="MS Gothic" w:hAnsi="MS Gothic" w:cs="MS Gothic" w:eastAsia="MS Gothic" w:hint="eastAsia"/>
+              <w:sz w:val="28"/>
+              <w:szCs w:val="28"/>
+            </w:rPr>
+            <w:t>☐</w:t>
+          </w:r>
+        </w:sdtContent>
+      </w:sdt>
+    </w:p>
+    <w:p>
+      <w:r>
+        <w:t xml:space="preserve">discharge context: </w:t>
+      </w:r>
+      <w:r>
+        <w:t xml:space="preserve"> 1 </w:t>
+      </w:r>
+      <w:sdt>
+        <w:sdtPr>
+          <w:rPr>
+            <w:rFonts w:ascii="MS Gothic" w:hAnsi="MS Gothic" w:cs="MS Gothic" w:eastAsia="MS Gothic" w:hint="eastAsia"/>
+            <w:sz w:val="28"/>
+            <w:szCs w:val="28"/>
+          </w:rPr>
+          <w:alias w:val="VAL-813 C1 discharge context 1"/>
+          <w:tag w:val="VAL-813-c1-discharge context-1"/>
+          <w:id w:val="300"/>
+          <w15:color xmlns:w15="http://schemas.microsoft.com/office/word/2012/wordml" w15:val="2E75B6"/>
+          <w15:appearance xmlns:w15="http://schemas.microsoft.com/office/word/2012/wordml" w15:val="boundingBox"/>
+          <w14:checkbox>
+            <w14:checked w14:val="0"/>
+            <w14:checkedState w14:val="2612" w14:font="MS Gothic"/>
+            <w14:uncheckedState w14:val="2610" w14:font="MS Gothic"/>
+          </w14:checkbox>
+        </w:sdtPr>
+        <w:sdtEndPr/>
+        <w:sdtContent>
+          <w:r>
+            <w:rPr>
+              <w:rFonts w:ascii="MS Gothic" w:hAnsi="MS Gothic" w:cs="MS Gothic" w:eastAsia="MS Gothic" w:hint="eastAsia"/>
+              <w:sz w:val="28"/>
+              <w:szCs w:val="28"/>
+            </w:rPr>
+            <w:t>☐</w:t>
+          </w:r>
+        </w:sdtContent>
+      </w:sdt>
+      <w:r>
+        <w:t xml:space="preserve"> 2 </w:t>
+      </w:r>
+      <w:sdt>
+        <w:sdtPr>
+          <w:rPr>
+            <w:rFonts w:ascii="MS Gothic" w:hAnsi="MS Gothic" w:cs="MS Gothic" w:eastAsia="MS Gothic" w:hint="eastAsia"/>
+            <w:sz w:val="28"/>
+            <w:szCs w:val="28"/>
+          </w:rPr>
+          <w:alias w:val="VAL-813 C1 discharge context 2"/>
+          <w:tag w:val="VAL-813-c1-discharge context-2"/>
+          <w:id w:val="301"/>
+          <w15:color xmlns:w15="http://schemas.microsoft.com/office/word/2012/wordml" w15:val="2E75B6"/>
+          <w15:appearance xmlns:w15="http://schemas.microsoft.com/office/word/2012/wordml" w15:val="boundingBox"/>
+          <w14:checkbox>
+            <w14:checked w14:val="0"/>
+            <w14:checkedState w14:val="2612" w14:font="MS Gothic"/>
+            <w14:uncheckedState w14:val="2610" w14:font="MS Gothic"/>
+          </w14:checkbox>
+        </w:sdtPr>
+        <w:sdtEndPr/>
+        <w:sdtContent>
+          <w:r>
+            <w:rPr>
+              <w:rFonts w:ascii="MS Gothic" w:hAnsi="MS Gothic" w:cs="MS Gothic" w:eastAsia="MS Gothic" w:hint="eastAsia"/>
+              <w:sz w:val="28"/>
+              <w:szCs w:val="28"/>
+            </w:rPr>
+            <w:t>☐</w:t>
+          </w:r>
+        </w:sdtContent>
+      </w:sdt>
+      <w:r>
+        <w:t xml:space="preserve"> 3 </w:t>
+      </w:r>
+      <w:sdt>
+        <w:sdtPr>
+          <w:rPr>
+            <w:rFonts w:ascii="MS Gothic" w:hAnsi="MS Gothic" w:cs="MS Gothic" w:eastAsia="MS Gothic" w:hint="eastAsia"/>
+            <w:sz w:val="28"/>
+            <w:szCs w:val="28"/>
+          </w:rPr>
+          <w:alias w:val="VAL-813 C1 discharge context 3"/>
+          <w:tag w:val="VAL-813-c1-discharge context-3"/>
+          <w:id w:val="302"/>
+          <w15:color xmlns:w15="http://schemas.microsoft.com/office/word/2012/wordml" w15:val="2E75B6"/>
+          <w15:appearance xmlns:w15="http://schemas.microsoft.com/office/word/2012/wordml" w15:val="boundingBox"/>
+          <w14:checkbox>
+            <w14:checked w14:val="0"/>
+            <w14:checkedState w14:val="2612" w14:font="MS Gothic"/>
+            <w14:uncheckedState w14:val="2610" w14:font="MS Gothic"/>
+          </w14:checkbox>
+        </w:sdtPr>
+        <w:sdtEndPr/>
+        <w:sdtContent>
+          <w:r>
+            <w:rPr>
+              <w:rFonts w:ascii="MS Gothic" w:hAnsi="MS Gothic" w:cs="MS Gothic" w:eastAsia="MS Gothic" w:hint="eastAsia"/>
+              <w:sz w:val="28"/>
+              <w:szCs w:val="28"/>
+            </w:rPr>
+            <w:t>☐</w:t>
+          </w:r>
+        </w:sdtContent>
+      </w:sdt>
+      <w:r>
+        <w:t xml:space="preserve"> 4 </w:t>
+      </w:r>
+      <w:sdt>
+        <w:sdtPr>
+          <w:rPr>
+            <w:rFonts w:ascii="MS Gothic" w:hAnsi="MS Gothic" w:cs="MS Gothic" w:eastAsia="MS Gothic" w:hint="eastAsia"/>
+            <w:sz w:val="28"/>
+            <w:szCs w:val="28"/>
+          </w:rPr>
+          <w:alias w:val="VAL-813 C1 discharge context 4"/>
+          <w:tag w:val="VAL-813-c1-discharge context-4"/>
+          <w:id w:val="303"/>
+          <w15:color xmlns:w15="http://schemas.microsoft.com/office/word/2012/wordml" w15:val="2E75B6"/>
+          <w15:appearance xmlns:w15="http://schemas.microsoft.com/office/word/2012/wordml" w15:val="boundingBox"/>
+          <w14:checkbox>
+            <w14:checked w14:val="0"/>
+            <w14:checkedState w14:val="2612" w14:font="MS Gothic"/>
+            <w14:uncheckedState w14:val="2610" w14:font="MS Gothic"/>
+          </w14:checkbox>
+        </w:sdtPr>
+        <w:sdtEndPr/>
+        <w:sdtContent>
+          <w:r>
+            <w:rPr>
+              <w:rFonts w:ascii="MS Gothic" w:hAnsi="MS Gothic" w:cs="MS Gothic" w:eastAsia="MS Gothic" w:hint="eastAsia"/>
+              <w:sz w:val="28"/>
+              <w:szCs w:val="28"/>
+            </w:rPr>
+            <w:t>☐</w:t>
+          </w:r>
+        </w:sdtContent>
+      </w:sdt>
+    </w:p>
+    <w:p>
+      <w:r>
+        <w:t xml:space="preserve">overall consistency: </w:t>
+      </w:r>
+      <w:r>
+        <w:t xml:space="preserve"> 1 </w:t>
+      </w:r>
+      <w:sdt>
+        <w:sdtPr>
+          <w:rPr>
+            <w:rFonts w:ascii="MS Gothic" w:hAnsi="MS Gothic" w:cs="MS Gothic" w:eastAsia="MS Gothic" w:hint="eastAsia"/>
+            <w:sz w:val="28"/>
+            <w:szCs w:val="28"/>
+          </w:rPr>
+          <w:alias w:val="VAL-813 C1 overall consistency 1"/>
+          <w:tag w:val="VAL-813-c1-overall consistency-1"/>
+          <w:id w:val="304"/>
+          <w15:color xmlns:w15="http://schemas.microsoft.com/office/word/2012/wordml" w15:val="2E75B6"/>
+          <w15:appearance xmlns:w15="http://schemas.microsoft.com/office/word/2012/wordml" w15:val="boundingBox"/>
+          <w14:checkbox>
+            <w14:checked w14:val="0"/>
+            <w14:checkedState w14:val="2612" w14:font="MS Gothic"/>
+            <w14:uncheckedState w14:val="2610" w14:font="MS Gothic"/>
+          </w14:checkbox>
+        </w:sdtPr>
+        <w:sdtEndPr/>
+        <w:sdtContent>
+          <w:r>
+            <w:rPr>
+              <w:rFonts w:ascii="MS Gothic" w:hAnsi="MS Gothic" w:cs="MS Gothic" w:eastAsia="MS Gothic" w:hint="eastAsia"/>
+              <w:sz w:val="28"/>
+              <w:szCs w:val="28"/>
+            </w:rPr>
+            <w:t>☐</w:t>
+          </w:r>
+        </w:sdtContent>
+      </w:sdt>
+      <w:r>
+        <w:t xml:space="preserve"> 2 </w:t>
+      </w:r>
+      <w:sdt>
+        <w:sdtPr>
+          <w:rPr>
+            <w:rFonts w:ascii="MS Gothic" w:hAnsi="MS Gothic" w:cs="MS Gothic" w:eastAsia="MS Gothic" w:hint="eastAsia"/>
+            <w:sz w:val="28"/>
+            <w:szCs w:val="28"/>
+          </w:rPr>
+          <w:alias w:val="VAL-813 C1 overall consistency 2"/>
+          <w:tag w:val="VAL-813-c1-overall consistency-2"/>
+          <w:id w:val="305"/>
+          <w15:color xmlns:w15="http://schemas.microsoft.com/office/word/2012/wordml" w15:val="2E75B6"/>
+          <w15:appearance xmlns:w15="http://schemas.microsoft.com/office/word/2012/wordml" w15:val="boundingBox"/>
+          <w14:checkbox>
+            <w14:checked w14:val="0"/>
+            <w14:checkedState w14:val="2612" w14:font="MS Gothic"/>
+            <w14:uncheckedState w14:val="2610" w14:font="MS Gothic"/>
+          </w14:checkbox>
+        </w:sdtPr>
+        <w:sdtEndPr/>
+        <w:sdtContent>
+          <w:r>
+            <w:rPr>
+              <w:rFonts w:ascii="MS Gothic" w:hAnsi="MS Gothic" w:cs="MS Gothic" w:eastAsia="MS Gothic" w:hint="eastAsia"/>
+              <w:sz w:val="28"/>
+              <w:szCs w:val="28"/>
+            </w:rPr>
+            <w:t>☐</w:t>
+          </w:r>
+        </w:sdtContent>
+      </w:sdt>
+      <w:r>
+        <w:t xml:space="preserve"> 3 </w:t>
+      </w:r>
+      <w:sdt>
+        <w:sdtPr>
+          <w:rPr>
+            <w:rFonts w:ascii="MS Gothic" w:hAnsi="MS Gothic" w:cs="MS Gothic" w:eastAsia="MS Gothic" w:hint="eastAsia"/>
+            <w:sz w:val="28"/>
+            <w:szCs w:val="28"/>
+          </w:rPr>
+          <w:alias w:val="VAL-813 C1 overall consistency 3"/>
+          <w:tag w:val="VAL-813-c1-overall consistency-3"/>
+          <w:id w:val="306"/>
+          <w15:color xmlns:w15="http://schemas.microsoft.com/office/word/2012/wordml" w15:val="2E75B6"/>
+          <w15:appearance xmlns:w15="http://schemas.microsoft.com/office/word/2012/wordml" w15:val="boundingBox"/>
+          <w14:checkbox>
+            <w14:checked w14:val="0"/>
+            <w14:checkedState w14:val="2612" w14:font="MS Gothic"/>
+            <w14:uncheckedState w14:val="2610" w14:font="MS Gothic"/>
+          </w14:checkbox>
+        </w:sdtPr>
+        <w:sdtEndPr/>
+        <w:sdtContent>
+          <w:r>
+            <w:rPr>
+              <w:rFonts w:ascii="MS Gothic" w:hAnsi="MS Gothic" w:cs="MS Gothic" w:eastAsia="MS Gothic" w:hint="eastAsia"/>
+              <w:sz w:val="28"/>
+              <w:szCs w:val="28"/>
+            </w:rPr>
+            <w:t>☐</w:t>
+          </w:r>
+        </w:sdtContent>
+      </w:sdt>
+      <w:r>
+        <w:t xml:space="preserve"> 4 </w:t>
+      </w:r>
+      <w:sdt>
+        <w:sdtPr>
+          <w:rPr>
+            <w:rFonts w:ascii="MS Gothic" w:hAnsi="MS Gothic" w:cs="MS Gothic" w:eastAsia="MS Gothic" w:hint="eastAsia"/>
+            <w:sz w:val="28"/>
+            <w:szCs w:val="28"/>
+          </w:rPr>
+          <w:alias w:val="VAL-813 C1 overall consistency 4"/>
+          <w:tag w:val="VAL-813-c1-overall consistency-4"/>
+          <w:id w:val="307"/>
+          <w15:color xmlns:w15="http://schemas.microsoft.com/office/word/2012/wordml" w15:val="2E75B6"/>
+          <w15:appearance xmlns:w15="http://schemas.microsoft.com/office/word/2012/wordml" w15:val="boundingBox"/>
+          <w14:checkbox>
+            <w14:checked w14:val="0"/>
+            <w14:checkedState w14:val="2612" w14:font="MS Gothic"/>
+            <w14:uncheckedState w14:val="2610" w14:font="MS Gothic"/>
+          </w14:checkbox>
+        </w:sdtPr>
+        <w:sdtEndPr/>
+        <w:sdtContent>
+          <w:r>
+            <w:rPr>
+              <w:rFonts w:ascii="MS Gothic" w:hAnsi="MS Gothic" w:cs="MS Gothic" w:eastAsia="MS Gothic" w:hint="eastAsia"/>
+              <w:sz w:val="28"/>
+              <w:szCs w:val="28"/>
+            </w:rPr>
+            <w:t>☐</w:t>
+          </w:r>
+        </w:sdtContent>
+      </w:sdt>
+    </w:p>
+    <w:p>
+      <w:pPr>
+        <w:pStyle w:val="Heading3"/>
+      </w:pPr>
+      <w:r>
+        <w:t>C2 — Decision sufficiency</w:t>
+      </w:r>
+    </w:p>
+    <w:p>
+      <w:r>
+        <w:t xml:space="preserve">Pass </w:t>
+      </w:r>
+      <w:sdt>
+        <w:sdtPr>
+          <w:rPr>
+            <w:rFonts w:ascii="MS Gothic" w:hAnsi="MS Gothic" w:cs="MS Gothic" w:eastAsia="MS Gothic" w:hint="eastAsia"/>
+            <w:sz w:val="28"/>
+            <w:szCs w:val="28"/>
+          </w:rPr>
+          <w:alias w:val="VAL-813 C2 Pass"/>
+          <w:tag w:val="VAL-813-C2-Pass"/>
+          <w:id w:val="308"/>
+          <w15:color xmlns:w15="http://schemas.microsoft.com/office/word/2012/wordml" w15:val="2E75B6"/>
+          <w15:appearance xmlns:w15="http://schemas.microsoft.com/office/word/2012/wordml" w15:val="boundingBox"/>
+          <w14:checkbox>
+            <w14:checked w14:val="0"/>
+            <w14:checkedState w14:val="2612" w14:font="MS Gothic"/>
+            <w14:uncheckedState w14:val="2610" w14:font="MS Gothic"/>
+          </w14:checkbox>
+        </w:sdtPr>
+        <w:sdtEndPr/>
+        <w:sdtContent>
+          <w:r>
+            <w:rPr>
+              <w:rFonts w:ascii="MS Gothic" w:hAnsi="MS Gothic" w:cs="MS Gothic" w:eastAsia="MS Gothic" w:hint="eastAsia"/>
+              <w:sz w:val="28"/>
+              <w:szCs w:val="28"/>
+            </w:rPr>
+            <w:t>☐</w:t>
+          </w:r>
+        </w:sdtContent>
+      </w:sdt>
+      <w:r>
+        <w:t xml:space="preserve">Fail </w:t>
+      </w:r>
+      <w:sdt>
+        <w:sdtPr>
+          <w:rPr>
+            <w:rFonts w:ascii="MS Gothic" w:hAnsi="MS Gothic" w:cs="MS Gothic" w:eastAsia="MS Gothic" w:hint="eastAsia"/>
+            <w:sz w:val="28"/>
+            <w:szCs w:val="28"/>
+          </w:rPr>
+          <w:alias w:val="VAL-813 C2 Fail"/>
+          <w:tag w:val="VAL-813-C2-Fail"/>
+          <w:id w:val="309"/>
+          <w15:color xmlns:w15="http://schemas.microsoft.com/office/word/2012/wordml" w15:val="2E75B6"/>
+          <w15:appearance xmlns:w15="http://schemas.microsoft.com/office/word/2012/wordml" w15:val="boundingBox"/>
+          <w14:checkbox>
+            <w14:checked w14:val="0"/>
+            <w14:checkedState w14:val="2612" w14:font="MS Gothic"/>
+            <w14:uncheckedState w14:val="2610" w14:font="MS Gothic"/>
+          </w14:checkbox>
+        </w:sdtPr>
+        <w:sdtEndPr/>
+        <w:sdtContent>
+          <w:r>
+            <w:rPr>
+              <w:rFonts w:ascii="MS Gothic" w:hAnsi="MS Gothic" w:cs="MS Gothic" w:eastAsia="MS Gothic" w:hint="eastAsia"/>
+              <w:sz w:val="28"/>
+              <w:szCs w:val="28"/>
+            </w:rPr>
+            <w:t>☐</w:t>
+          </w:r>
+        </w:sdtContent>
+      </w:sdt>
     </w:p>
     <w:tbl>
       <w:tblPr>
@@ -13039,9 +12971,9 @@
           <w:p/>
           <w:sdt>
             <w:sdtPr>
-              <w:alias w:val="Disputed medication, action, suggested action, and reason"/>
-              <w:tag w:val="VAL-813-c3-medication"/>
-              <w:id w:val="312"/>
+              <w:alias w:val="C2 comment if Fail"/>
+              <w:tag w:val="VAL-813-c2-comment"/>
+              <w:id w:val="310"/>
               <w15:color xmlns:w15="http://schemas.microsoft.com/office/word/2012/wordml" w15:val="2E75B6"/>
               <w15:appearance xmlns:w15="http://schemas.microsoft.com/office/word/2012/wordml" w15:val="boundingBox"/>
             </w:sdtPr>
@@ -13072,12 +13004,12 @@
         <w:pStyle w:val="Heading3"/>
       </w:pPr>
       <w:r>
-        <w:t>C4 — Alternative acceptable answers</w:t>
-      </w:r>
-    </w:p>
-    <w:p>
-      <w:r>
-        <w:t xml:space="preserve">No </w:t>
+        <w:t>C3 — Reference-plan validity</w:t>
+      </w:r>
+    </w:p>
+    <w:p>
+      <w:r>
+        <w:t xml:space="preserve">Pass </w:t>
       </w:r>
       <w:sdt>
         <w:sdtPr>
@@ -13086,9 +13018,9 @@
             <w:sz w:val="28"/>
             <w:szCs w:val="28"/>
           </w:rPr>
-          <w:alias w:val="VAL-813 C4 No"/>
-          <w:tag w:val="VAL-813-C4-No"/>
-          <w:id w:val="313"/>
+          <w:alias w:val="VAL-813 C3 Pass"/>
+          <w:tag w:val="VAL-813-C3-Pass"/>
+          <w:id w:val="311"/>
           <w15:color xmlns:w15="http://schemas.microsoft.com/office/word/2012/wordml" w15:val="2E75B6"/>
           <w15:appearance xmlns:w15="http://schemas.microsoft.com/office/word/2012/wordml" w15:val="boundingBox"/>
           <w14:checkbox>
@@ -13110,7 +13042,7 @@
         </w:sdtContent>
       </w:sdt>
       <w:r>
-        <w:t xml:space="preserve">Yes </w:t>
+        <w:t xml:space="preserve">Fail </w:t>
       </w:r>
       <w:sdt>
         <w:sdtPr>
@@ -13119,9 +13051,9 @@
             <w:sz w:val="28"/>
             <w:szCs w:val="28"/>
           </w:rPr>
-          <w:alias w:val="VAL-813 C4 Yes"/>
-          <w:tag w:val="VAL-813-C4-Yes"/>
-          <w:id w:val="314"/>
+          <w:alias w:val="VAL-813 C3 Fail"/>
+          <w:tag w:val="VAL-813-C3-Fail"/>
+          <w:id w:val="312"/>
           <w15:color xmlns:w15="http://schemas.microsoft.com/office/word/2012/wordml" w15:val="2E75B6"/>
           <w15:appearance xmlns:w15="http://schemas.microsoft.com/office/word/2012/wordml" w15:val="boundingBox"/>
           <w14:checkbox>
@@ -13145,7 +13077,7 @@
     </w:p>
     <w:p>
       <w:r>
-        <w:t>Could another discharge regimen also reasonably be correct?</w:t>
+        <w:t>Disputed medication, if any:</w:t>
       </w:r>
     </w:p>
     <w:tbl>
@@ -13164,9 +13096,9 @@
           <w:p/>
           <w:sdt>
             <w:sdtPr>
-              <w:alias w:val="Acceptable alternatives if Yes"/>
-              <w:tag w:val="VAL-813-c4-alternatives"/>
-              <w:id w:val="315"/>
+              <w:alias w:val="Disputed medication, action, suggested action, and reason"/>
+              <w:tag w:val="VAL-813-c3-medication"/>
+              <w:id w:val="313"/>
               <w15:color xmlns:w15="http://schemas.microsoft.com/office/word/2012/wordml" w15:val="2E75B6"/>
               <w15:appearance xmlns:w15="http://schemas.microsoft.com/office/word/2012/wordml" w15:val="boundingBox"/>
             </w:sdtPr>
@@ -13197,12 +13129,80 @@
         <w:pStyle w:val="Heading3"/>
       </w:pPr>
       <w:r>
-        <w:t>C5 — Missing or misleading information</w:t>
-      </w:r>
-    </w:p>
-    <w:p>
-      <w:r>
-        <w:t>Note missing information, contradictions, misleading statements, unrealistic medication behavior, inappropriate monitoring, or implausible hospital-course details.</w:t>
+        <w:t>C4 — Alternative acceptable answers</w:t>
+      </w:r>
+    </w:p>
+    <w:p>
+      <w:r>
+        <w:t xml:space="preserve">No </w:t>
+      </w:r>
+      <w:sdt>
+        <w:sdtPr>
+          <w:rPr>
+            <w:rFonts w:ascii="MS Gothic" w:hAnsi="MS Gothic" w:cs="MS Gothic" w:eastAsia="MS Gothic" w:hint="eastAsia"/>
+            <w:sz w:val="28"/>
+            <w:szCs w:val="28"/>
+          </w:rPr>
+          <w:alias w:val="VAL-813 C4 No"/>
+          <w:tag w:val="VAL-813-C4-No"/>
+          <w:id w:val="314"/>
+          <w15:color xmlns:w15="http://schemas.microsoft.com/office/word/2012/wordml" w15:val="2E75B6"/>
+          <w15:appearance xmlns:w15="http://schemas.microsoft.com/office/word/2012/wordml" w15:val="boundingBox"/>
+          <w14:checkbox>
+            <w14:checked w14:val="0"/>
+            <w14:checkedState w14:val="2612" w14:font="MS Gothic"/>
+            <w14:uncheckedState w14:val="2610" w14:font="MS Gothic"/>
+          </w14:checkbox>
+        </w:sdtPr>
+        <w:sdtEndPr/>
+        <w:sdtContent>
+          <w:r>
+            <w:rPr>
+              <w:rFonts w:ascii="MS Gothic" w:hAnsi="MS Gothic" w:cs="MS Gothic" w:eastAsia="MS Gothic" w:hint="eastAsia"/>
+              <w:sz w:val="28"/>
+              <w:szCs w:val="28"/>
+            </w:rPr>
+            <w:t>☐</w:t>
+          </w:r>
+        </w:sdtContent>
+      </w:sdt>
+      <w:r>
+        <w:t xml:space="preserve">Yes </w:t>
+      </w:r>
+      <w:sdt>
+        <w:sdtPr>
+          <w:rPr>
+            <w:rFonts w:ascii="MS Gothic" w:hAnsi="MS Gothic" w:cs="MS Gothic" w:eastAsia="MS Gothic" w:hint="eastAsia"/>
+            <w:sz w:val="28"/>
+            <w:szCs w:val="28"/>
+          </w:rPr>
+          <w:alias w:val="VAL-813 C4 Yes"/>
+          <w:tag w:val="VAL-813-C4-Yes"/>
+          <w:id w:val="315"/>
+          <w15:color xmlns:w15="http://schemas.microsoft.com/office/word/2012/wordml" w15:val="2E75B6"/>
+          <w15:appearance xmlns:w15="http://schemas.microsoft.com/office/word/2012/wordml" w15:val="boundingBox"/>
+          <w14:checkbox>
+            <w14:checked w14:val="0"/>
+            <w14:checkedState w14:val="2612" w14:font="MS Gothic"/>
+            <w14:uncheckedState w14:val="2610" w14:font="MS Gothic"/>
+          </w14:checkbox>
+        </w:sdtPr>
+        <w:sdtEndPr/>
+        <w:sdtContent>
+          <w:r>
+            <w:rPr>
+              <w:rFonts w:ascii="MS Gothic" w:hAnsi="MS Gothic" w:cs="MS Gothic" w:eastAsia="MS Gothic" w:hint="eastAsia"/>
+              <w:sz w:val="28"/>
+              <w:szCs w:val="28"/>
+            </w:rPr>
+            <w:t>☐</w:t>
+          </w:r>
+        </w:sdtContent>
+      </w:sdt>
+    </w:p>
+    <w:p>
+      <w:r>
+        <w:t>Could another discharge regimen also reasonably be correct?</w:t>
       </w:r>
     </w:p>
     <w:tbl>
@@ -13221,8 +13221,8 @@
           <w:p/>
           <w:sdt>
             <w:sdtPr>
-              <w:alias w:val="C5 comments"/>
-              <w:tag w:val="VAL-813-c5-comment"/>
+              <w:alias w:val="Acceptable alternatives if Yes"/>
+              <w:tag w:val="VAL-813-c4-alternatives"/>
               <w:id w:val="316"/>
               <w15:color xmlns:w15="http://schemas.microsoft.com/office/word/2012/wordml" w15:val="2E75B6"/>
               <w15:appearance xmlns:w15="http://schemas.microsoft.com/office/word/2012/wordml" w15:val="boundingBox"/>
@@ -13254,6 +13254,63 @@
         <w:pStyle w:val="Heading3"/>
       </w:pPr>
       <w:r>
+        <w:t>C5 — Missing or misleading information</w:t>
+      </w:r>
+    </w:p>
+    <w:p>
+      <w:r>
+        <w:t>Note missing information, contradictions, misleading statements, unrealistic medication behavior, inappropriate monitoring, or implausible hospital-course details.</w:t>
+      </w:r>
+    </w:p>
+    <w:tbl>
+      <w:tblPr>
+        <w:tblW w:type="auto" w:w="0"/>
+        <w:tblLook w:firstColumn="1" w:firstRow="1" w:lastColumn="0" w:lastRow="0" w:noHBand="0" w:noVBand="1" w:val="04A0"/>
+      </w:tblPr>
+      <w:tblGrid>
+        <w:gridCol w:w="8640"/>
+      </w:tblGrid>
+      <w:tr>
+        <w:tc>
+          <w:tcPr>
+            <w:tcW w:type="dxa" w:w="8640"/>
+          </w:tcPr>
+          <w:p/>
+          <w:sdt>
+            <w:sdtPr>
+              <w:alias w:val="C5 comments"/>
+              <w:tag w:val="VAL-813-c5-comment"/>
+              <w:id w:val="317"/>
+              <w15:color xmlns:w15="http://schemas.microsoft.com/office/word/2012/wordml" w15:val="2E75B6"/>
+              <w15:appearance xmlns:w15="http://schemas.microsoft.com/office/word/2012/wordml" w15:val="boundingBox"/>
+            </w:sdtPr>
+            <w:sdtEndPr/>
+            <w:sdtContent>
+              <w:p>
+                <w:r>
+                  <w:t xml:space="preserve"> </w:t>
+                </w:r>
+              </w:p>
+              <w:p>
+                <w:r>
+                  <w:t xml:space="preserve"> </w:t>
+                </w:r>
+              </w:p>
+              <w:p>
+                <w:r>
+                  <w:t xml:space="preserve"> </w:t>
+                </w:r>
+              </w:p>
+            </w:sdtContent>
+          </w:sdt>
+        </w:tc>
+      </w:tr>
+    </w:tbl>
+    <w:p>
+      <w:pPr>
+        <w:pStyle w:val="Heading3"/>
+      </w:pPr>
+      <w:r>
         <w:t>C6 — Resident-level appropriateness</w:t>
       </w:r>
     </w:p>
@@ -13270,39 +13327,6 @@
           </w:rPr>
           <w:alias w:val="VAL-813 C6 Too easy"/>
           <w:tag w:val="VAL-813-C6-Too easy"/>
-          <w:id w:val="317"/>
-          <w15:color xmlns:w15="http://schemas.microsoft.com/office/word/2012/wordml" w15:val="2E75B6"/>
-          <w15:appearance xmlns:w15="http://schemas.microsoft.com/office/word/2012/wordml" w15:val="boundingBox"/>
-          <w14:checkbox>
-            <w14:checked w14:val="0"/>
-            <w14:checkedState w14:val="2612" w14:font="MS Gothic"/>
-            <w14:uncheckedState w14:val="2610" w14:font="MS Gothic"/>
-          </w14:checkbox>
-        </w:sdtPr>
-        <w:sdtEndPr/>
-        <w:sdtContent>
-          <w:r>
-            <w:rPr>
-              <w:rFonts w:ascii="MS Gothic" w:hAnsi="MS Gothic" w:cs="MS Gothic" w:eastAsia="MS Gothic" w:hint="eastAsia"/>
-              <w:sz w:val="28"/>
-              <w:szCs w:val="28"/>
-            </w:rPr>
-            <w:t>☐</w:t>
-          </w:r>
-        </w:sdtContent>
-      </w:sdt>
-      <w:r>
-        <w:t xml:space="preserve">Appropriate </w:t>
-      </w:r>
-      <w:sdt>
-        <w:sdtPr>
-          <w:rPr>
-            <w:rFonts w:ascii="MS Gothic" w:hAnsi="MS Gothic" w:cs="MS Gothic" w:eastAsia="MS Gothic" w:hint="eastAsia"/>
-            <w:sz w:val="28"/>
-            <w:szCs w:val="28"/>
-          </w:rPr>
-          <w:alias w:val="VAL-813 C6 Appropriate"/>
-          <w:tag w:val="VAL-813-C6-Appropriate"/>
           <w:id w:val="318"/>
           <w15:color xmlns:w15="http://schemas.microsoft.com/office/word/2012/wordml" w15:val="2E75B6"/>
           <w15:appearance xmlns:w15="http://schemas.microsoft.com/office/word/2012/wordml" w15:val="boundingBox"/>
@@ -13325,7 +13349,7 @@
         </w:sdtContent>
       </w:sdt>
       <w:r>
-        <w:t xml:space="preserve">Challenging but appropriate </w:t>
+        <w:t xml:space="preserve">Appropriate </w:t>
       </w:r>
       <w:sdt>
         <w:sdtPr>
@@ -13334,8 +13358,8 @@
             <w:sz w:val="28"/>
             <w:szCs w:val="28"/>
           </w:rPr>
-          <w:alias w:val="VAL-813 C6 Challenging but appropriate"/>
-          <w:tag w:val="VAL-813-C6-Challenging but appropriate"/>
+          <w:alias w:val="VAL-813 C6 Appropriate"/>
+          <w:tag w:val="VAL-813-C6-Appropriate"/>
           <w:id w:val="319"/>
           <w15:color xmlns:w15="http://schemas.microsoft.com/office/word/2012/wordml" w15:val="2E75B6"/>
           <w15:appearance xmlns:w15="http://schemas.microsoft.com/office/word/2012/wordml" w15:val="boundingBox"/>
@@ -13358,7 +13382,7 @@
         </w:sdtContent>
       </w:sdt>
       <w:r>
-        <w:t xml:space="preserve">Too difficult or inappropriate </w:t>
+        <w:t xml:space="preserve">Challenging but appropriate </w:t>
       </w:r>
       <w:sdt>
         <w:sdtPr>
@@ -13367,8 +13391,8 @@
             <w:sz w:val="28"/>
             <w:szCs w:val="28"/>
           </w:rPr>
-          <w:alias w:val="VAL-813 C6 Too difficult or inappropriate"/>
-          <w:tag w:val="VAL-813-C6-Too difficult or inappropriate"/>
+          <w:alias w:val="VAL-813 C6 Challenging but appropriate"/>
+          <w:tag w:val="VAL-813-C6-Challenging but appropriate"/>
           <w:id w:val="320"/>
           <w15:color xmlns:w15="http://schemas.microsoft.com/office/word/2012/wordml" w15:val="2E75B6"/>
           <w15:appearance xmlns:w15="http://schemas.microsoft.com/office/word/2012/wordml" w15:val="boundingBox"/>
@@ -13390,18 +13414,8 @@
           </w:r>
         </w:sdtContent>
       </w:sdt>
-    </w:p>
-    <w:p>
-      <w:pPr>
-        <w:pStyle w:val="Heading3"/>
-      </w:pPr>
-      <w:r>
-        <w:t>overall — Overall recommendation</w:t>
-      </w:r>
-    </w:p>
-    <w:p>
-      <w:r>
-        <w:t xml:space="preserve">Accept </w:t>
+      <w:r>
+        <w:t xml:space="preserve">Too difficult or inappropriate </w:t>
       </w:r>
       <w:sdt>
         <w:sdtPr>
@@ -13410,8 +13424,8 @@
             <w:sz w:val="28"/>
             <w:szCs w:val="28"/>
           </w:rPr>
-          <w:alias w:val="VAL-813 overall Accept"/>
-          <w:tag w:val="VAL-813-overall-Accept"/>
+          <w:alias w:val="VAL-813 C6 Too difficult or inappropriate"/>
+          <w:tag w:val="VAL-813-C6-Too difficult or inappropriate"/>
           <w:id w:val="321"/>
           <w15:color xmlns:w15="http://schemas.microsoft.com/office/word/2012/wordml" w15:val="2E75B6"/>
           <w15:appearance xmlns:w15="http://schemas.microsoft.com/office/word/2012/wordml" w15:val="boundingBox"/>
@@ -13433,8 +13447,31 @@
           </w:r>
         </w:sdtContent>
       </w:sdt>
-      <w:r>
-        <w:t xml:space="preserve">Revise </w:t>
+    </w:p>
+    <w:p>
+      <w:pPr>
+        <w:pStyle w:val="Heading3"/>
+      </w:pPr>
+      <w:r>
+        <w:t>Case-specific question — mycophenolate</w:t>
+      </w:r>
+    </w:p>
+    <w:p>
+      <w:r>
+        <w:t>Is continuing mycophenolate at discharge appropriate in this CMV and transplant context?</w:t>
+      </w:r>
+    </w:p>
+    <w:p>
+      <w:pPr>
+        <w:pStyle w:val="Heading3"/>
+      </w:pPr>
+      <w:r>
+        <w:t>MMF — Mycophenolate at discharge</w:t>
+      </w:r>
+    </w:p>
+    <w:p>
+      <w:r>
+        <w:t xml:space="preserve">Appropriate </w:t>
       </w:r>
       <w:sdt>
         <w:sdtPr>
@@ -13443,8 +13480,8 @@
             <w:sz w:val="28"/>
             <w:szCs w:val="28"/>
           </w:rPr>
-          <w:alias w:val="VAL-813 overall Revise"/>
-          <w:tag w:val="VAL-813-overall-Revise"/>
+          <w:alias w:val="VAL-813 MMF Appropriate"/>
+          <w:tag w:val="VAL-813-MMF-Appropriate"/>
           <w:id w:val="322"/>
           <w15:color xmlns:w15="http://schemas.microsoft.com/office/word/2012/wordml" w15:val="2E75B6"/>
           <w15:appearance xmlns:w15="http://schemas.microsoft.com/office/word/2012/wordml" w15:val="boundingBox"/>
@@ -13467,7 +13504,7 @@
         </w:sdtContent>
       </w:sdt>
       <w:r>
-        <w:t xml:space="preserve">Exclude </w:t>
+        <w:t xml:space="preserve">Not appropriate </w:t>
       </w:r>
       <w:sdt>
         <w:sdtPr>
@@ -13476,8 +13513,8 @@
             <w:sz w:val="28"/>
             <w:szCs w:val="28"/>
           </w:rPr>
-          <w:alias w:val="VAL-813 overall Exclude"/>
-          <w:tag w:val="VAL-813-overall-Exclude"/>
+          <w:alias w:val="VAL-813 MMF Not appropriate"/>
+          <w:tag w:val="VAL-813-MMF-Not appropriate"/>
           <w:id w:val="323"/>
           <w15:color xmlns:w15="http://schemas.microsoft.com/office/word/2012/wordml" w15:val="2E75B6"/>
           <w15:appearance xmlns:w15="http://schemas.microsoft.com/office/word/2012/wordml" w15:val="boundingBox"/>
@@ -13516,9 +13553,162 @@
           <w:p/>
           <w:sdt>
             <w:sdtPr>
+              <w:alias w:val="Mycophenolate comment"/>
+              <w:tag w:val="VAL-813-mmf-comment"/>
+              <w:id w:val="324"/>
+              <w15:color xmlns:w15="http://schemas.microsoft.com/office/word/2012/wordml" w15:val="2E75B6"/>
+              <w15:appearance xmlns:w15="http://schemas.microsoft.com/office/word/2012/wordml" w15:val="boundingBox"/>
+            </w:sdtPr>
+            <w:sdtEndPr/>
+            <w:sdtContent>
+              <w:p>
+                <w:r>
+                  <w:t xml:space="preserve"> </w:t>
+                </w:r>
+              </w:p>
+              <w:p>
+                <w:r>
+                  <w:t xml:space="preserve"> </w:t>
+                </w:r>
+              </w:p>
+              <w:p>
+                <w:r>
+                  <w:t xml:space="preserve"> </w:t>
+                </w:r>
+              </w:p>
+            </w:sdtContent>
+          </w:sdt>
+        </w:tc>
+      </w:tr>
+    </w:tbl>
+    <w:p>
+      <w:pPr>
+        <w:pStyle w:val="Heading3"/>
+      </w:pPr>
+      <w:r>
+        <w:t>overall — Overall recommendation</w:t>
+      </w:r>
+    </w:p>
+    <w:p>
+      <w:r>
+        <w:t xml:space="preserve">Accept </w:t>
+      </w:r>
+      <w:sdt>
+        <w:sdtPr>
+          <w:rPr>
+            <w:rFonts w:ascii="MS Gothic" w:hAnsi="MS Gothic" w:cs="MS Gothic" w:eastAsia="MS Gothic" w:hint="eastAsia"/>
+            <w:sz w:val="28"/>
+            <w:szCs w:val="28"/>
+          </w:rPr>
+          <w:alias w:val="VAL-813 overall Accept"/>
+          <w:tag w:val="VAL-813-overall-Accept"/>
+          <w:id w:val="325"/>
+          <w15:color xmlns:w15="http://schemas.microsoft.com/office/word/2012/wordml" w15:val="2E75B6"/>
+          <w15:appearance xmlns:w15="http://schemas.microsoft.com/office/word/2012/wordml" w15:val="boundingBox"/>
+          <w14:checkbox>
+            <w14:checked w14:val="0"/>
+            <w14:checkedState w14:val="2612" w14:font="MS Gothic"/>
+            <w14:uncheckedState w14:val="2610" w14:font="MS Gothic"/>
+          </w14:checkbox>
+        </w:sdtPr>
+        <w:sdtEndPr/>
+        <w:sdtContent>
+          <w:r>
+            <w:rPr>
+              <w:rFonts w:ascii="MS Gothic" w:hAnsi="MS Gothic" w:cs="MS Gothic" w:eastAsia="MS Gothic" w:hint="eastAsia"/>
+              <w:sz w:val="28"/>
+              <w:szCs w:val="28"/>
+            </w:rPr>
+            <w:t>☐</w:t>
+          </w:r>
+        </w:sdtContent>
+      </w:sdt>
+      <w:r>
+        <w:t xml:space="preserve">Revise </w:t>
+      </w:r>
+      <w:sdt>
+        <w:sdtPr>
+          <w:rPr>
+            <w:rFonts w:ascii="MS Gothic" w:hAnsi="MS Gothic" w:cs="MS Gothic" w:eastAsia="MS Gothic" w:hint="eastAsia"/>
+            <w:sz w:val="28"/>
+            <w:szCs w:val="28"/>
+          </w:rPr>
+          <w:alias w:val="VAL-813 overall Revise"/>
+          <w:tag w:val="VAL-813-overall-Revise"/>
+          <w:id w:val="326"/>
+          <w15:color xmlns:w15="http://schemas.microsoft.com/office/word/2012/wordml" w15:val="2E75B6"/>
+          <w15:appearance xmlns:w15="http://schemas.microsoft.com/office/word/2012/wordml" w15:val="boundingBox"/>
+          <w14:checkbox>
+            <w14:checked w14:val="0"/>
+            <w14:checkedState w14:val="2612" w14:font="MS Gothic"/>
+            <w14:uncheckedState w14:val="2610" w14:font="MS Gothic"/>
+          </w14:checkbox>
+        </w:sdtPr>
+        <w:sdtEndPr/>
+        <w:sdtContent>
+          <w:r>
+            <w:rPr>
+              <w:rFonts w:ascii="MS Gothic" w:hAnsi="MS Gothic" w:cs="MS Gothic" w:eastAsia="MS Gothic" w:hint="eastAsia"/>
+              <w:sz w:val="28"/>
+              <w:szCs w:val="28"/>
+            </w:rPr>
+            <w:t>☐</w:t>
+          </w:r>
+        </w:sdtContent>
+      </w:sdt>
+      <w:r>
+        <w:t xml:space="preserve">Exclude </w:t>
+      </w:r>
+      <w:sdt>
+        <w:sdtPr>
+          <w:rPr>
+            <w:rFonts w:ascii="MS Gothic" w:hAnsi="MS Gothic" w:cs="MS Gothic" w:eastAsia="MS Gothic" w:hint="eastAsia"/>
+            <w:sz w:val="28"/>
+            <w:szCs w:val="28"/>
+          </w:rPr>
+          <w:alias w:val="VAL-813 overall Exclude"/>
+          <w:tag w:val="VAL-813-overall-Exclude"/>
+          <w:id w:val="327"/>
+          <w15:color xmlns:w15="http://schemas.microsoft.com/office/word/2012/wordml" w15:val="2E75B6"/>
+          <w15:appearance xmlns:w15="http://schemas.microsoft.com/office/word/2012/wordml" w15:val="boundingBox"/>
+          <w14:checkbox>
+            <w14:checked w14:val="0"/>
+            <w14:checkedState w14:val="2612" w14:font="MS Gothic"/>
+            <w14:uncheckedState w14:val="2610" w14:font="MS Gothic"/>
+          </w14:checkbox>
+        </w:sdtPr>
+        <w:sdtEndPr/>
+        <w:sdtContent>
+          <w:r>
+            <w:rPr>
+              <w:rFonts w:ascii="MS Gothic" w:hAnsi="MS Gothic" w:cs="MS Gothic" w:eastAsia="MS Gothic" w:hint="eastAsia"/>
+              <w:sz w:val="28"/>
+              <w:szCs w:val="28"/>
+            </w:rPr>
+            <w:t>☐</w:t>
+          </w:r>
+        </w:sdtContent>
+      </w:sdt>
+    </w:p>
+    <w:tbl>
+      <w:tblPr>
+        <w:tblW w:type="auto" w:w="0"/>
+        <w:tblLook w:firstColumn="1" w:firstRow="1" w:lastColumn="0" w:lastRow="0" w:noHBand="0" w:noVBand="1" w:val="04A0"/>
+      </w:tblPr>
+      <w:tblGrid>
+        <w:gridCol w:w="8640"/>
+      </w:tblGrid>
+      <w:tr>
+        <w:tc>
+          <w:tcPr>
+            <w:tcW w:type="dxa" w:w="8640"/>
+          </w:tcPr>
+          <w:p/>
+          <w:sdt>
+            <w:sdtPr>
               <w:alias w:val="Revision comments"/>
               <w:tag w:val="VAL-813-overall-comment"/>
-              <w:id w:val="324"/>
+              <w:id w:val="328"/>
               <w15:color xmlns:w15="http://schemas.microsoft.com/office/word/2012/wordml" w15:val="2E75B6"/>
               <w15:appearance xmlns:w15="http://schemas.microsoft.com/office/word/2012/wordml" w15:val="boundingBox"/>
             </w:sdtPr>

--- a/exports/ko_revised_cases_v1/KO_REVISED_CASES_REVIEW.docx
+++ b/exports/ko_revised_cases_v1/KO_REVISED_CASES_REVIEW.docx
@@ -8848,7 +8848,7 @@
     </w:p>
     <w:p>
       <w:r>
-        <w:t>Which HFrEF therapies, if any, should be required versus acceptable alternatives given ejection fraction 30 percent, systolic blood pressure 110 mmHg, creatinine 0.9 mg/dL, and potassium 4.3 mmol/L?</w:t>
+        <w:t>Given the discharge clinical status, which additional heart-failure therapies, if any, should be considered required versus acceptable alternatives? Ejection fraction is 30 percent, systolic blood pressure is 110 mmHg, creatinine is 0.9 mg/dL, and potassium is 4.3 mmol/L.</w:t>
       </w:r>
     </w:p>
     <w:tbl>
@@ -13458,7 +13458,7 @@
     </w:p>
     <w:p>
       <w:r>
-        <w:t>Is continuing mycophenolate at discharge appropriate in this CMV and transplant context?</w:t>
+        <w:t>Given the CMV disease and transplant context, is continuation of mycophenolate at discharge clinically appropriate, or should the regimen be modified or temporarily held?</w:t>
       </w:r>
     </w:p>
     <w:p>
